--- a/Sec3_EOY_AMath_Paper.docx
+++ b/Sec3_EOY_AMath_Paper.docx
@@ -11,7 +11,7 @@
         <w:rPr>
           <w:b/>
           <w:i w:val="0"/>
-          <w:sz w:val="32"/>
+          <w:sz w:val="30"/>
         </w:rPr>
         <w:t>SECONDARY 3 EXPRESS</w:t>
       </w:r>
@@ -25,7 +25,7 @@
         <w:rPr>
           <w:b/>
           <w:i w:val="0"/>
-          <w:sz w:val="32"/>
+          <w:sz w:val="30"/>
         </w:rPr>
         <w:t>END-OF-YEAR EXAMINATION</w:t>
       </w:r>
@@ -65,11 +65,6 @@
     </w:p>
     <w:p>
       <w:pPr>
-        <w:spacing w:after="0"/>
-      </w:pPr>
-    </w:p>
-    <w:p>
-      <w:pPr>
         <w:tabs>
           <w:tab w:pos="9071" w:val="right"/>
         </w:tabs>
@@ -134,11 +129,6 @@
       <w:pPr>
         <w:spacing w:after="0"/>
       </w:pPr>
-    </w:p>
-    <w:p>
-      <w:pPr>
-        <w:spacing w:after="0"/>
-      </w:pPr>
       <w:r>
         <w:rPr>
           <w:b/>
@@ -152,11 +142,6 @@
       <w:pPr>
         <w:spacing w:after="0"/>
       </w:pPr>
-    </w:p>
-    <w:p>
-      <w:pPr>
-        <w:spacing w:after="0"/>
-      </w:pPr>
       <w:r>
         <w:rPr>
           <w:b w:val="0"/>
@@ -272,7 +257,7 @@
           <w:i w:val="0"/>
           <w:sz w:val="24"/>
         </w:rPr>
-        <w:t>The total of the marks for this paper is 86.</w:t>
+        <w:t>The total of the marks for this paper is 90.</w:t>
       </w:r>
     </w:p>
     <w:p>
@@ -337,15 +322,18 @@
         <w:tblLook w:firstColumn="1" w:firstRow="1" w:lastColumn="0" w:lastRow="0" w:noHBand="0" w:noVBand="1" w:val="04A0"/>
       </w:tblPr>
       <w:tblGrid>
-        <w:gridCol w:w="3249"/>
-        <w:gridCol w:w="3249"/>
-        <w:gridCol w:w="3249"/>
+        <w:gridCol w:w="1624"/>
+        <w:gridCol w:w="1624"/>
+        <w:gridCol w:w="1624"/>
+        <w:gridCol w:w="1624"/>
+        <w:gridCol w:w="1624"/>
+        <w:gridCol w:w="1624"/>
       </w:tblGrid>
       <w:tr>
         <w:tc>
           <w:tcPr>
-            <w:tcW w:type="dxa" w:w="1701"/>
-            <w:gridSpan w:val="3"/>
+            <w:tcW w:type="dxa" w:w="1361"/>
+            <w:gridSpan w:val="6"/>
           </w:tcPr>
           <w:p>
             <w:pPr>
@@ -363,15 +351,17 @@
       <w:tr>
         <w:tc>
           <w:tcPr>
-            <w:tcW w:type="dxa" w:w="1247"/>
+            <w:tcW w:type="dxa" w:w="1134"/>
           </w:tcPr>
           <w:p>
             <w:pPr>
+              <w:spacing w:after="0"/>
               <w:jc w:val="center"/>
             </w:pPr>
             <w:r>
               <w:rPr>
                 <w:b/>
+                <w:sz w:val="20"/>
               </w:rPr>
               <w:t>Q1</w:t>
             </w:r>
@@ -379,38 +369,107 @@
         </w:tc>
         <w:tc>
           <w:tcPr>
-            <w:tcW w:type="dxa" w:w="1247"/>
+            <w:tcW w:type="dxa" w:w="1020"/>
           </w:tcPr>
           <w:p>
             <w:pPr>
+              <w:spacing w:after="0"/>
               <w:jc w:val="center"/>
             </w:pPr>
             <w:r>
+              <w:rPr>
+                <w:b w:val="0"/>
+                <w:sz w:val="20"/>
+              </w:rPr>
               <w:t>3</w:t>
             </w:r>
           </w:p>
         </w:tc>
         <w:tc>
           <w:tcPr>
-            <w:tcW w:type="dxa" w:w="1701"/>
+            <w:tcW w:type="dxa" w:w="1361"/>
           </w:tcPr>
           <w:p>
-            <w:r/>
+            <w:pPr>
+              <w:spacing w:after="0"/>
+              <w:jc w:val="center"/>
+            </w:pPr>
+            <w:r>
+              <w:rPr>
+                <w:b w:val="0"/>
+                <w:sz w:val="20"/>
+              </w:rPr>
+            </w:r>
+          </w:p>
+        </w:tc>
+        <w:tc>
+          <w:tcPr>
+            <w:tcW w:type="dxa" w:w="1134"/>
+          </w:tcPr>
+          <w:p>
+            <w:pPr>
+              <w:spacing w:after="0"/>
+              <w:jc w:val="center"/>
+            </w:pPr>
+            <w:r>
+              <w:rPr>
+                <w:b/>
+                <w:sz w:val="20"/>
+              </w:rPr>
+              <w:t>Q8</w:t>
+            </w:r>
+          </w:p>
+        </w:tc>
+        <w:tc>
+          <w:tcPr>
+            <w:tcW w:type="dxa" w:w="1020"/>
+          </w:tcPr>
+          <w:p>
+            <w:pPr>
+              <w:spacing w:after="0"/>
+              <w:jc w:val="center"/>
+            </w:pPr>
+            <w:r>
+              <w:rPr>
+                <w:b w:val="0"/>
+                <w:sz w:val="20"/>
+              </w:rPr>
+              <w:t>7</w:t>
+            </w:r>
+          </w:p>
+        </w:tc>
+        <w:tc>
+          <w:tcPr>
+            <w:tcW w:type="dxa" w:w="1361"/>
+          </w:tcPr>
+          <w:p>
+            <w:pPr>
+              <w:spacing w:after="0"/>
+              <w:jc w:val="center"/>
+            </w:pPr>
+            <w:r>
+              <w:rPr>
+                <w:b w:val="0"/>
+                <w:sz w:val="20"/>
+              </w:rPr>
+            </w:r>
           </w:p>
         </w:tc>
       </w:tr>
       <w:tr>
         <w:tc>
           <w:tcPr>
-            <w:tcW w:type="dxa" w:w="1247"/>
+            <w:tcW w:type="dxa" w:w="1134"/>
           </w:tcPr>
           <w:p>
             <w:pPr>
+              <w:spacing w:after="0"/>
               <w:jc w:val="center"/>
             </w:pPr>
             <w:r>
               <w:rPr>
                 <w:b/>
+                <w:sz w:val="20"/>
               </w:rPr>
               <w:t>Q2</w:t>
             </w:r>
@@ -418,38 +477,107 @@
         </w:tc>
         <w:tc>
           <w:tcPr>
-            <w:tcW w:type="dxa" w:w="1247"/>
+            <w:tcW w:type="dxa" w:w="1020"/>
           </w:tcPr>
           <w:p>
             <w:pPr>
+              <w:spacing w:after="0"/>
               <w:jc w:val="center"/>
             </w:pPr>
             <w:r>
+              <w:rPr>
+                <w:b w:val="0"/>
+                <w:sz w:val="20"/>
+              </w:rPr>
               <w:t>4</w:t>
             </w:r>
           </w:p>
         </w:tc>
         <w:tc>
           <w:tcPr>
-            <w:tcW w:type="dxa" w:w="1701"/>
+            <w:tcW w:type="dxa" w:w="1361"/>
           </w:tcPr>
           <w:p>
-            <w:r/>
+            <w:pPr>
+              <w:spacing w:after="0"/>
+              <w:jc w:val="center"/>
+            </w:pPr>
+            <w:r>
+              <w:rPr>
+                <w:b w:val="0"/>
+                <w:sz w:val="20"/>
+              </w:rPr>
+            </w:r>
+          </w:p>
+        </w:tc>
+        <w:tc>
+          <w:tcPr>
+            <w:tcW w:type="dxa" w:w="1134"/>
+          </w:tcPr>
+          <w:p>
+            <w:pPr>
+              <w:spacing w:after="0"/>
+              <w:jc w:val="center"/>
+            </w:pPr>
+            <w:r>
+              <w:rPr>
+                <w:b/>
+                <w:sz w:val="20"/>
+              </w:rPr>
+              <w:t>Q9</w:t>
+            </w:r>
+          </w:p>
+        </w:tc>
+        <w:tc>
+          <w:tcPr>
+            <w:tcW w:type="dxa" w:w="1020"/>
+          </w:tcPr>
+          <w:p>
+            <w:pPr>
+              <w:spacing w:after="0"/>
+              <w:jc w:val="center"/>
+            </w:pPr>
+            <w:r>
+              <w:rPr>
+                <w:b w:val="0"/>
+                <w:sz w:val="20"/>
+              </w:rPr>
+              <w:t>7</w:t>
+            </w:r>
+          </w:p>
+        </w:tc>
+        <w:tc>
+          <w:tcPr>
+            <w:tcW w:type="dxa" w:w="1361"/>
+          </w:tcPr>
+          <w:p>
+            <w:pPr>
+              <w:spacing w:after="0"/>
+              <w:jc w:val="center"/>
+            </w:pPr>
+            <w:r>
+              <w:rPr>
+                <w:b w:val="0"/>
+                <w:sz w:val="20"/>
+              </w:rPr>
+            </w:r>
           </w:p>
         </w:tc>
       </w:tr>
       <w:tr>
         <w:tc>
           <w:tcPr>
-            <w:tcW w:type="dxa" w:w="1247"/>
+            <w:tcW w:type="dxa" w:w="1134"/>
           </w:tcPr>
           <w:p>
             <w:pPr>
+              <w:spacing w:after="0"/>
               <w:jc w:val="center"/>
             </w:pPr>
             <w:r>
               <w:rPr>
                 <w:b/>
+                <w:sz w:val="20"/>
               </w:rPr>
               <w:t>Q3</w:t>
             </w:r>
@@ -457,38 +585,107 @@
         </w:tc>
         <w:tc>
           <w:tcPr>
-            <w:tcW w:type="dxa" w:w="1247"/>
+            <w:tcW w:type="dxa" w:w="1020"/>
           </w:tcPr>
           <w:p>
             <w:pPr>
+              <w:spacing w:after="0"/>
               <w:jc w:val="center"/>
             </w:pPr>
             <w:r>
+              <w:rPr>
+                <w:b w:val="0"/>
+                <w:sz w:val="20"/>
+              </w:rPr>
               <w:t>4</w:t>
             </w:r>
           </w:p>
         </w:tc>
         <w:tc>
           <w:tcPr>
-            <w:tcW w:type="dxa" w:w="1701"/>
+            <w:tcW w:type="dxa" w:w="1361"/>
           </w:tcPr>
           <w:p>
-            <w:r/>
+            <w:pPr>
+              <w:spacing w:after="0"/>
+              <w:jc w:val="center"/>
+            </w:pPr>
+            <w:r>
+              <w:rPr>
+                <w:b w:val="0"/>
+                <w:sz w:val="20"/>
+              </w:rPr>
+            </w:r>
+          </w:p>
+        </w:tc>
+        <w:tc>
+          <w:tcPr>
+            <w:tcW w:type="dxa" w:w="1134"/>
+          </w:tcPr>
+          <w:p>
+            <w:pPr>
+              <w:spacing w:after="0"/>
+              <w:jc w:val="center"/>
+            </w:pPr>
+            <w:r>
+              <w:rPr>
+                <w:b/>
+                <w:sz w:val="20"/>
+              </w:rPr>
+              <w:t>Q10</w:t>
+            </w:r>
+          </w:p>
+        </w:tc>
+        <w:tc>
+          <w:tcPr>
+            <w:tcW w:type="dxa" w:w="1020"/>
+          </w:tcPr>
+          <w:p>
+            <w:pPr>
+              <w:spacing w:after="0"/>
+              <w:jc w:val="center"/>
+            </w:pPr>
+            <w:r>
+              <w:rPr>
+                <w:b w:val="0"/>
+                <w:sz w:val="20"/>
+              </w:rPr>
+              <w:t>7</w:t>
+            </w:r>
+          </w:p>
+        </w:tc>
+        <w:tc>
+          <w:tcPr>
+            <w:tcW w:type="dxa" w:w="1361"/>
+          </w:tcPr>
+          <w:p>
+            <w:pPr>
+              <w:spacing w:after="0"/>
+              <w:jc w:val="center"/>
+            </w:pPr>
+            <w:r>
+              <w:rPr>
+                <w:b w:val="0"/>
+                <w:sz w:val="20"/>
+              </w:rPr>
+            </w:r>
           </w:p>
         </w:tc>
       </w:tr>
       <w:tr>
         <w:tc>
           <w:tcPr>
-            <w:tcW w:type="dxa" w:w="1247"/>
+            <w:tcW w:type="dxa" w:w="1134"/>
           </w:tcPr>
           <w:p>
             <w:pPr>
+              <w:spacing w:after="0"/>
               <w:jc w:val="center"/>
             </w:pPr>
             <w:r>
               <w:rPr>
                 <w:b/>
+                <w:sz w:val="20"/>
               </w:rPr>
               <w:t>Q4</w:t>
             </w:r>
@@ -496,38 +693,107 @@
         </w:tc>
         <w:tc>
           <w:tcPr>
-            <w:tcW w:type="dxa" w:w="1247"/>
+            <w:tcW w:type="dxa" w:w="1020"/>
           </w:tcPr>
           <w:p>
             <w:pPr>
+              <w:spacing w:after="0"/>
               <w:jc w:val="center"/>
             </w:pPr>
             <w:r>
+              <w:rPr>
+                <w:b w:val="0"/>
+                <w:sz w:val="20"/>
+              </w:rPr>
               <w:t>4</w:t>
             </w:r>
           </w:p>
         </w:tc>
         <w:tc>
           <w:tcPr>
-            <w:tcW w:type="dxa" w:w="1701"/>
+            <w:tcW w:type="dxa" w:w="1361"/>
           </w:tcPr>
           <w:p>
-            <w:r/>
+            <w:pPr>
+              <w:spacing w:after="0"/>
+              <w:jc w:val="center"/>
+            </w:pPr>
+            <w:r>
+              <w:rPr>
+                <w:b w:val="0"/>
+                <w:sz w:val="20"/>
+              </w:rPr>
+            </w:r>
+          </w:p>
+        </w:tc>
+        <w:tc>
+          <w:tcPr>
+            <w:tcW w:type="dxa" w:w="1134"/>
+          </w:tcPr>
+          <w:p>
+            <w:pPr>
+              <w:spacing w:after="0"/>
+              <w:jc w:val="center"/>
+            </w:pPr>
+            <w:r>
+              <w:rPr>
+                <w:b/>
+                <w:sz w:val="20"/>
+              </w:rPr>
+              <w:t>Q11</w:t>
+            </w:r>
+          </w:p>
+        </w:tc>
+        <w:tc>
+          <w:tcPr>
+            <w:tcW w:type="dxa" w:w="1020"/>
+          </w:tcPr>
+          <w:p>
+            <w:pPr>
+              <w:spacing w:after="0"/>
+              <w:jc w:val="center"/>
+            </w:pPr>
+            <w:r>
+              <w:rPr>
+                <w:b w:val="0"/>
+                <w:sz w:val="20"/>
+              </w:rPr>
+              <w:t>8</w:t>
+            </w:r>
+          </w:p>
+        </w:tc>
+        <w:tc>
+          <w:tcPr>
+            <w:tcW w:type="dxa" w:w="1361"/>
+          </w:tcPr>
+          <w:p>
+            <w:pPr>
+              <w:spacing w:after="0"/>
+              <w:jc w:val="center"/>
+            </w:pPr>
+            <w:r>
+              <w:rPr>
+                <w:b w:val="0"/>
+                <w:sz w:val="20"/>
+              </w:rPr>
+            </w:r>
           </w:p>
         </w:tc>
       </w:tr>
       <w:tr>
         <w:tc>
           <w:tcPr>
-            <w:tcW w:type="dxa" w:w="1247"/>
+            <w:tcW w:type="dxa" w:w="1134"/>
           </w:tcPr>
           <w:p>
             <w:pPr>
+              <w:spacing w:after="0"/>
               <w:jc w:val="center"/>
             </w:pPr>
             <w:r>
               <w:rPr>
                 <w:b/>
+                <w:sz w:val="20"/>
               </w:rPr>
               <w:t>Q5</w:t>
             </w:r>
@@ -535,38 +801,107 @@
         </w:tc>
         <w:tc>
           <w:tcPr>
-            <w:tcW w:type="dxa" w:w="1247"/>
+            <w:tcW w:type="dxa" w:w="1020"/>
           </w:tcPr>
           <w:p>
             <w:pPr>
+              <w:spacing w:after="0"/>
               <w:jc w:val="center"/>
             </w:pPr>
             <w:r>
-              <w:t>5</w:t>
+              <w:rPr>
+                <w:b w:val="0"/>
+                <w:sz w:val="20"/>
+              </w:rPr>
+              <w:t>4</w:t>
             </w:r>
           </w:p>
         </w:tc>
         <w:tc>
           <w:tcPr>
-            <w:tcW w:type="dxa" w:w="1701"/>
+            <w:tcW w:type="dxa" w:w="1361"/>
           </w:tcPr>
           <w:p>
-            <w:r/>
+            <w:pPr>
+              <w:spacing w:after="0"/>
+              <w:jc w:val="center"/>
+            </w:pPr>
+            <w:r>
+              <w:rPr>
+                <w:b w:val="0"/>
+                <w:sz w:val="20"/>
+              </w:rPr>
+            </w:r>
+          </w:p>
+        </w:tc>
+        <w:tc>
+          <w:tcPr>
+            <w:tcW w:type="dxa" w:w="1134"/>
+          </w:tcPr>
+          <w:p>
+            <w:pPr>
+              <w:spacing w:after="0"/>
+              <w:jc w:val="center"/>
+            </w:pPr>
+            <w:r>
+              <w:rPr>
+                <w:b/>
+                <w:sz w:val="20"/>
+              </w:rPr>
+              <w:t>Q12</w:t>
+            </w:r>
+          </w:p>
+        </w:tc>
+        <w:tc>
+          <w:tcPr>
+            <w:tcW w:type="dxa" w:w="1020"/>
+          </w:tcPr>
+          <w:p>
+            <w:pPr>
+              <w:spacing w:after="0"/>
+              <w:jc w:val="center"/>
+            </w:pPr>
+            <w:r>
+              <w:rPr>
+                <w:b w:val="0"/>
+                <w:sz w:val="20"/>
+              </w:rPr>
+              <w:t>10</w:t>
+            </w:r>
+          </w:p>
+        </w:tc>
+        <w:tc>
+          <w:tcPr>
+            <w:tcW w:type="dxa" w:w="1361"/>
+          </w:tcPr>
+          <w:p>
+            <w:pPr>
+              <w:spacing w:after="0"/>
+              <w:jc w:val="center"/>
+            </w:pPr>
+            <w:r>
+              <w:rPr>
+                <w:b w:val="0"/>
+                <w:sz w:val="20"/>
+              </w:rPr>
+            </w:r>
           </w:p>
         </w:tc>
       </w:tr>
       <w:tr>
         <w:tc>
           <w:tcPr>
-            <w:tcW w:type="dxa" w:w="1247"/>
+            <w:tcW w:type="dxa" w:w="1134"/>
           </w:tcPr>
           <w:p>
             <w:pPr>
+              <w:spacing w:after="0"/>
               <w:jc w:val="center"/>
             </w:pPr>
             <w:r>
               <w:rPr>
                 <w:b/>
+                <w:sz w:val="20"/>
               </w:rPr>
               <w:t>Q6</w:t>
             </w:r>
@@ -574,38 +909,107 @@
         </w:tc>
         <w:tc>
           <w:tcPr>
-            <w:tcW w:type="dxa" w:w="1247"/>
+            <w:tcW w:type="dxa" w:w="1020"/>
           </w:tcPr>
           <w:p>
             <w:pPr>
+              <w:spacing w:after="0"/>
               <w:jc w:val="center"/>
             </w:pPr>
             <w:r>
+              <w:rPr>
+                <w:b w:val="0"/>
+                <w:sz w:val="20"/>
+              </w:rPr>
               <w:t>5</w:t>
             </w:r>
           </w:p>
         </w:tc>
         <w:tc>
           <w:tcPr>
-            <w:tcW w:type="dxa" w:w="1701"/>
+            <w:tcW w:type="dxa" w:w="1361"/>
           </w:tcPr>
           <w:p>
-            <w:r/>
+            <w:pPr>
+              <w:spacing w:after="0"/>
+              <w:jc w:val="center"/>
+            </w:pPr>
+            <w:r>
+              <w:rPr>
+                <w:b w:val="0"/>
+                <w:sz w:val="20"/>
+              </w:rPr>
+            </w:r>
+          </w:p>
+        </w:tc>
+        <w:tc>
+          <w:tcPr>
+            <w:tcW w:type="dxa" w:w="1134"/>
+          </w:tcPr>
+          <w:p>
+            <w:pPr>
+              <w:spacing w:after="0"/>
+              <w:jc w:val="center"/>
+            </w:pPr>
+            <w:r>
+              <w:rPr>
+                <w:b/>
+                <w:sz w:val="20"/>
+              </w:rPr>
+              <w:t>Q13</w:t>
+            </w:r>
+          </w:p>
+        </w:tc>
+        <w:tc>
+          <w:tcPr>
+            <w:tcW w:type="dxa" w:w="1020"/>
+          </w:tcPr>
+          <w:p>
+            <w:pPr>
+              <w:spacing w:after="0"/>
+              <w:jc w:val="center"/>
+            </w:pPr>
+            <w:r>
+              <w:rPr>
+                <w:b w:val="0"/>
+                <w:sz w:val="20"/>
+              </w:rPr>
+              <w:t>10</w:t>
+            </w:r>
+          </w:p>
+        </w:tc>
+        <w:tc>
+          <w:tcPr>
+            <w:tcW w:type="dxa" w:w="1361"/>
+          </w:tcPr>
+          <w:p>
+            <w:pPr>
+              <w:spacing w:after="0"/>
+              <w:jc w:val="center"/>
+            </w:pPr>
+            <w:r>
+              <w:rPr>
+                <w:b w:val="0"/>
+                <w:sz w:val="20"/>
+              </w:rPr>
+            </w:r>
           </w:p>
         </w:tc>
       </w:tr>
       <w:tr>
         <w:tc>
           <w:tcPr>
-            <w:tcW w:type="dxa" w:w="1247"/>
+            <w:tcW w:type="dxa" w:w="1134"/>
           </w:tcPr>
           <w:p>
             <w:pPr>
+              <w:spacing w:after="0"/>
               <w:jc w:val="center"/>
             </w:pPr>
             <w:r>
               <w:rPr>
                 <w:b/>
+                <w:sz w:val="20"/>
               </w:rPr>
               <w:t>Q7</w:t>
             </w:r>
@@ -613,272 +1017,158 @@
         </w:tc>
         <w:tc>
           <w:tcPr>
-            <w:tcW w:type="dxa" w:w="1247"/>
+            <w:tcW w:type="dxa" w:w="1020"/>
           </w:tcPr>
           <w:p>
             <w:pPr>
+              <w:spacing w:after="0"/>
               <w:jc w:val="center"/>
             </w:pPr>
             <w:r>
-              <w:t>7</w:t>
+              <w:rPr>
+                <w:b w:val="0"/>
+                <w:sz w:val="20"/>
+              </w:rPr>
+              <w:t>5</w:t>
             </w:r>
           </w:p>
         </w:tc>
         <w:tc>
           <w:tcPr>
-            <w:tcW w:type="dxa" w:w="1701"/>
+            <w:tcW w:type="dxa" w:w="1361"/>
           </w:tcPr>
           <w:p>
-            <w:r/>
+            <w:pPr>
+              <w:spacing w:after="0"/>
+              <w:jc w:val="center"/>
+            </w:pPr>
+            <w:r>
+              <w:rPr>
+                <w:b w:val="0"/>
+                <w:sz w:val="20"/>
+              </w:rPr>
+            </w:r>
+          </w:p>
+        </w:tc>
+        <w:tc>
+          <w:tcPr>
+            <w:tcW w:type="dxa" w:w="1134"/>
+          </w:tcPr>
+          <w:p>
+            <w:pPr>
+              <w:spacing w:after="0"/>
+              <w:jc w:val="center"/>
+            </w:pPr>
+            <w:r>
+              <w:rPr>
+                <w:b/>
+                <w:sz w:val="20"/>
+              </w:rPr>
+              <w:t>Q14</w:t>
+            </w:r>
+          </w:p>
+        </w:tc>
+        <w:tc>
+          <w:tcPr>
+            <w:tcW w:type="dxa" w:w="1020"/>
+          </w:tcPr>
+          <w:p>
+            <w:pPr>
+              <w:spacing w:after="0"/>
+              <w:jc w:val="center"/>
+            </w:pPr>
+            <w:r>
+              <w:rPr>
+                <w:b w:val="0"/>
+                <w:sz w:val="20"/>
+              </w:rPr>
+              <w:t>12</w:t>
+            </w:r>
+          </w:p>
+        </w:tc>
+        <w:tc>
+          <w:tcPr>
+            <w:tcW w:type="dxa" w:w="1361"/>
+          </w:tcPr>
+          <w:p>
+            <w:pPr>
+              <w:spacing w:after="0"/>
+              <w:jc w:val="center"/>
+            </w:pPr>
+            <w:r>
+              <w:rPr>
+                <w:b w:val="0"/>
+                <w:sz w:val="20"/>
+              </w:rPr>
+            </w:r>
           </w:p>
         </w:tc>
       </w:tr>
       <w:tr>
         <w:tc>
           <w:tcPr>
-            <w:tcW w:type="dxa" w:w="1247"/>
+            <w:tcW w:type="dxa" w:w="1134"/>
           </w:tcPr>
           <w:p>
             <w:pPr>
+              <w:spacing w:after="0"/>
+              <w:jc w:val="center"/>
+            </w:pPr>
+            <w:r>
+              <w:rPr>
+                <w:b w:val="0"/>
+                <w:sz w:val="20"/>
+              </w:rPr>
+            </w:r>
+          </w:p>
+        </w:tc>
+        <w:tc>
+          <w:tcPr>
+            <w:tcW w:type="dxa" w:w="1020"/>
+          </w:tcPr>
+          <w:p>
+            <w:pPr>
+              <w:spacing w:after="0"/>
+              <w:jc w:val="center"/>
+            </w:pPr>
+            <w:r>
+              <w:rPr>
+                <w:b w:val="0"/>
+                <w:sz w:val="20"/>
+              </w:rPr>
+            </w:r>
+          </w:p>
+        </w:tc>
+        <w:tc>
+          <w:tcPr>
+            <w:tcW w:type="dxa" w:w="1361"/>
+          </w:tcPr>
+          <w:p>
+            <w:pPr>
+              <w:spacing w:after="0"/>
+              <w:jc w:val="center"/>
+            </w:pPr>
+            <w:r>
+              <w:rPr>
+                <w:b w:val="0"/>
+                <w:sz w:val="20"/>
+              </w:rPr>
+            </w:r>
+          </w:p>
+        </w:tc>
+        <w:tc>
+          <w:tcPr>
+            <w:tcW w:type="dxa" w:w="1134"/>
+          </w:tcPr>
+          <w:p>
+            <w:pPr>
+              <w:spacing w:after="0"/>
               <w:jc w:val="center"/>
             </w:pPr>
             <w:r>
               <w:rPr>
                 <w:b/>
-              </w:rPr>
-              <w:t>Q8</w:t>
-            </w:r>
-          </w:p>
-        </w:tc>
-        <w:tc>
-          <w:tcPr>
-            <w:tcW w:type="dxa" w:w="1247"/>
-          </w:tcPr>
-          <w:p>
-            <w:pPr>
-              <w:jc w:val="center"/>
-            </w:pPr>
-            <w:r>
-              <w:t>7</w:t>
-            </w:r>
-          </w:p>
-        </w:tc>
-        <w:tc>
-          <w:tcPr>
-            <w:tcW w:type="dxa" w:w="1701"/>
-          </w:tcPr>
-          <w:p>
-            <w:r/>
-          </w:p>
-        </w:tc>
-      </w:tr>
-      <w:tr>
-        <w:tc>
-          <w:tcPr>
-            <w:tcW w:type="dxa" w:w="1247"/>
-          </w:tcPr>
-          <w:p>
-            <w:pPr>
-              <w:jc w:val="center"/>
-            </w:pPr>
-            <w:r>
-              <w:rPr>
-                <w:b/>
-              </w:rPr>
-              <w:t>Q9</w:t>
-            </w:r>
-          </w:p>
-        </w:tc>
-        <w:tc>
-          <w:tcPr>
-            <w:tcW w:type="dxa" w:w="1247"/>
-          </w:tcPr>
-          <w:p>
-            <w:pPr>
-              <w:jc w:val="center"/>
-            </w:pPr>
-            <w:r>
-              <w:t>7</w:t>
-            </w:r>
-          </w:p>
-        </w:tc>
-        <w:tc>
-          <w:tcPr>
-            <w:tcW w:type="dxa" w:w="1701"/>
-          </w:tcPr>
-          <w:p>
-            <w:r/>
-          </w:p>
-        </w:tc>
-      </w:tr>
-      <w:tr>
-        <w:tc>
-          <w:tcPr>
-            <w:tcW w:type="dxa" w:w="1247"/>
-          </w:tcPr>
-          <w:p>
-            <w:pPr>
-              <w:jc w:val="center"/>
-            </w:pPr>
-            <w:r>
-              <w:rPr>
-                <w:b/>
-              </w:rPr>
-              <w:t>Q10</w:t>
-            </w:r>
-          </w:p>
-        </w:tc>
-        <w:tc>
-          <w:tcPr>
-            <w:tcW w:type="dxa" w:w="1247"/>
-          </w:tcPr>
-          <w:p>
-            <w:pPr>
-              <w:jc w:val="center"/>
-            </w:pPr>
-            <w:r>
-              <w:t>8</w:t>
-            </w:r>
-          </w:p>
-        </w:tc>
-        <w:tc>
-          <w:tcPr>
-            <w:tcW w:type="dxa" w:w="1701"/>
-          </w:tcPr>
-          <w:p>
-            <w:r/>
-          </w:p>
-        </w:tc>
-      </w:tr>
-      <w:tr>
-        <w:tc>
-          <w:tcPr>
-            <w:tcW w:type="dxa" w:w="1247"/>
-          </w:tcPr>
-          <w:p>
-            <w:pPr>
-              <w:jc w:val="center"/>
-            </w:pPr>
-            <w:r>
-              <w:rPr>
-                <w:b/>
-              </w:rPr>
-              <w:t>Q11</w:t>
-            </w:r>
-          </w:p>
-        </w:tc>
-        <w:tc>
-          <w:tcPr>
-            <w:tcW w:type="dxa" w:w="1247"/>
-          </w:tcPr>
-          <w:p>
-            <w:pPr>
-              <w:jc w:val="center"/>
-            </w:pPr>
-            <w:r>
-              <w:t>10</w:t>
-            </w:r>
-          </w:p>
-        </w:tc>
-        <w:tc>
-          <w:tcPr>
-            <w:tcW w:type="dxa" w:w="1701"/>
-          </w:tcPr>
-          <w:p>
-            <w:r/>
-          </w:p>
-        </w:tc>
-      </w:tr>
-      <w:tr>
-        <w:tc>
-          <w:tcPr>
-            <w:tcW w:type="dxa" w:w="1247"/>
-          </w:tcPr>
-          <w:p>
-            <w:pPr>
-              <w:jc w:val="center"/>
-            </w:pPr>
-            <w:r>
-              <w:rPr>
-                <w:b/>
-              </w:rPr>
-              <w:t>Q12</w:t>
-            </w:r>
-          </w:p>
-        </w:tc>
-        <w:tc>
-          <w:tcPr>
-            <w:tcW w:type="dxa" w:w="1247"/>
-          </w:tcPr>
-          <w:p>
-            <w:pPr>
-              <w:jc w:val="center"/>
-            </w:pPr>
-            <w:r>
-              <w:t>10</w:t>
-            </w:r>
-          </w:p>
-        </w:tc>
-        <w:tc>
-          <w:tcPr>
-            <w:tcW w:type="dxa" w:w="1701"/>
-          </w:tcPr>
-          <w:p>
-            <w:r/>
-          </w:p>
-        </w:tc>
-      </w:tr>
-      <w:tr>
-        <w:tc>
-          <w:tcPr>
-            <w:tcW w:type="dxa" w:w="1247"/>
-          </w:tcPr>
-          <w:p>
-            <w:pPr>
-              <w:jc w:val="center"/>
-            </w:pPr>
-            <w:r>
-              <w:rPr>
-                <w:b/>
-              </w:rPr>
-              <w:t>Q13</w:t>
-            </w:r>
-          </w:p>
-        </w:tc>
-        <w:tc>
-          <w:tcPr>
-            <w:tcW w:type="dxa" w:w="1247"/>
-          </w:tcPr>
-          <w:p>
-            <w:pPr>
-              <w:jc w:val="center"/>
-            </w:pPr>
-            <w:r>
-              <w:t>12</w:t>
-            </w:r>
-          </w:p>
-        </w:tc>
-        <w:tc>
-          <w:tcPr>
-            <w:tcW w:type="dxa" w:w="1701"/>
-          </w:tcPr>
-          <w:p>
-            <w:r/>
-          </w:p>
-        </w:tc>
-      </w:tr>
-      <w:tr>
-        <w:tc>
-          <w:tcPr>
-            <w:tcW w:type="dxa" w:w="1247"/>
-          </w:tcPr>
-          <w:p>
-            <w:pPr>
-              <w:jc w:val="center"/>
-            </w:pPr>
-            <w:r>
-              <w:rPr>
-                <w:b/>
+                <w:sz w:val="20"/>
               </w:rPr>
               <w:t>Total</w:t>
             </w:r>
@@ -886,25 +1176,38 @@
         </w:tc>
         <w:tc>
           <w:tcPr>
-            <w:tcW w:type="dxa" w:w="1247"/>
+            <w:tcW w:type="dxa" w:w="1020"/>
           </w:tcPr>
           <w:p>
             <w:pPr>
+              <w:spacing w:after="0"/>
               <w:jc w:val="center"/>
             </w:pPr>
             <w:r>
               <w:rPr>
                 <w:b/>
+                <w:sz w:val="20"/>
               </w:rPr>
-              <w:t>86</w:t>
+              <w:t>90</w:t>
             </w:r>
           </w:p>
         </w:tc>
         <w:tc>
           <w:tcPr>
-            <w:tcW w:type="dxa" w:w="1701"/>
+            <w:tcW w:type="dxa" w:w="1361"/>
           </w:tcPr>
-          <w:p/>
+          <w:p>
+            <w:pPr>
+              <w:spacing w:after="0"/>
+              <w:jc w:val="center"/>
+            </w:pPr>
+            <w:r>
+              <w:rPr>
+                <w:b w:val="0"/>
+                <w:sz w:val="20"/>
+              </w:rPr>
+            </w:r>
+          </w:p>
         </w:tc>
       </w:tr>
     </w:tbl>
@@ -924,7 +1227,7 @@
           <w:i w:val="0"/>
           <w:sz w:val="20"/>
         </w:rPr>
-        <w:t>This document consists of 16 printed pages including the cover page.</w:t>
+        <w:t>This document consists of 18 printed pages including the cover page.</w:t>
       </w:r>
     </w:p>
     <w:p>
@@ -1399,6 +1702,116 @@
         <w:tab/>
       </w:r>
       <w:r>
+        <w:t>Do not use a calculator in this question.</w:t>
+      </w:r>
+    </w:p>
+    <w:p>
+      <w:pPr>
+        <w:tabs>
+          <w:tab w:pos="1474" w:val="left"/>
+          <w:tab w:pos="9071" w:val="right"/>
+        </w:tabs>
+        <w:spacing w:after="0"/>
+        <w:ind w:left="1474" w:hanging="624"/>
+      </w:pPr>
+      <w:r>
+        <w:rPr>
+          <w:b/>
+        </w:rPr>
+        <w:t>(a)</w:t>
+        <w:tab/>
+      </w:r>
+      <w:r>
+        <w:t>Simplify  7 / (3 − √2), giving your answer in the form  a + b√2, where a and b are integers.</w:t>
+      </w:r>
+      <w:r>
+        <w:tab/>
+        <w:t>[2]</w:t>
+      </w:r>
+    </w:p>
+    <w:p>
+      <w:pPr>
+        <w:spacing w:after="0"/>
+      </w:pPr>
+    </w:p>
+    <w:p>
+      <w:pPr>
+        <w:spacing w:after="0"/>
+      </w:pPr>
+    </w:p>
+    <w:p>
+      <w:pPr>
+        <w:spacing w:after="0"/>
+      </w:pPr>
+    </w:p>
+    <w:p>
+      <w:pPr>
+        <w:spacing w:after="0"/>
+      </w:pPr>
+    </w:p>
+    <w:p>
+      <w:pPr>
+        <w:spacing w:after="0"/>
+      </w:pPr>
+    </w:p>
+    <w:p>
+      <w:pPr>
+        <w:spacing w:after="0"/>
+      </w:pPr>
+    </w:p>
+    <w:p>
+      <w:pPr>
+        <w:spacing w:after="0"/>
+      </w:pPr>
+    </w:p>
+    <w:p>
+      <w:pPr>
+        <w:spacing w:after="0"/>
+      </w:pPr>
+    </w:p>
+    <w:p>
+      <w:pPr>
+        <w:tabs>
+          <w:tab w:pos="1474" w:val="left"/>
+          <w:tab w:pos="9071" w:val="right"/>
+        </w:tabs>
+        <w:spacing w:after="0"/>
+        <w:ind w:left="1474" w:hanging="624"/>
+      </w:pPr>
+      <w:r>
+        <w:rPr>
+          <w:b/>
+        </w:rPr>
+        <w:t>(b)</w:t>
+        <w:tab/>
+      </w:r>
+      <w:r>
+        <w:t>Given that  (2 + √3)x = 5 + 4√3, find the value of x in the form  a + b√3, where a and b are integers.</w:t>
+      </w:r>
+      <w:r>
+        <w:tab/>
+        <w:t>[2]</w:t>
+      </w:r>
+    </w:p>
+    <w:p>
+      <w:r>
+        <w:br w:type="page"/>
+      </w:r>
+    </w:p>
+    <w:p>
+      <w:pPr>
+        <w:tabs>
+          <w:tab w:pos="850" w:val="left"/>
+          <w:tab w:pos="9071" w:val="right"/>
+        </w:tabs>
+        <w:spacing w:after="0"/>
+        <w:ind w:left="850" w:hanging="850"/>
+      </w:pPr>
+      <w:r>
+        <w:t>3</w:t>
+        <w:tab/>
+      </w:r>
+      <w:r>
         <w:t>It is given that  sin A = − 1/√5  and  tan B = 3/4, where A and B are in the same quadrant. Find the value of p if  cos(A − B) = p√5.</w:t>
       </w:r>
       <w:r>
@@ -1407,71 +1820,6 @@
       </w:r>
     </w:p>
     <w:p>
-      <w:pPr>
-        <w:spacing w:after="0"/>
-      </w:pPr>
-    </w:p>
-    <w:p>
-      <w:pPr>
-        <w:spacing w:after="0"/>
-      </w:pPr>
-    </w:p>
-    <w:p>
-      <w:pPr>
-        <w:spacing w:after="0"/>
-      </w:pPr>
-    </w:p>
-    <w:p>
-      <w:pPr>
-        <w:spacing w:after="0"/>
-      </w:pPr>
-    </w:p>
-    <w:p>
-      <w:pPr>
-        <w:spacing w:after="0"/>
-      </w:pPr>
-    </w:p>
-    <w:p>
-      <w:pPr>
-        <w:spacing w:after="0"/>
-      </w:pPr>
-    </w:p>
-    <w:p>
-      <w:pPr>
-        <w:spacing w:after="0"/>
-      </w:pPr>
-    </w:p>
-    <w:p>
-      <w:pPr>
-        <w:spacing w:after="0"/>
-      </w:pPr>
-    </w:p>
-    <w:p>
-      <w:pPr>
-        <w:spacing w:after="0"/>
-      </w:pPr>
-    </w:p>
-    <w:p>
-      <w:pPr>
-        <w:spacing w:after="0"/>
-      </w:pPr>
-    </w:p>
-    <w:p>
-      <w:pPr>
-        <w:spacing w:after="0"/>
-      </w:pPr>
-    </w:p>
-    <w:p>
-      <w:pPr>
-        <w:spacing w:after="0"/>
-      </w:pPr>
-    </w:p>
-    <w:p>
-      <w:pPr>
-        <w:spacing w:after="0"/>
-      </w:pPr>
-    </w:p>
-    <w:p>
       <w:r>
         <w:br w:type="page"/>
       </w:r>
@@ -1486,7 +1834,7 @@
         <w:ind w:left="850" w:hanging="850"/>
       </w:pPr>
       <w:r>
-        <w:t>3</w:t>
+        <w:t>4</w:t>
         <w:tab/>
       </w:r>
       <w:r/>
@@ -1590,61 +1938,6 @@
       </w:r>
     </w:p>
     <w:p>
-      <w:pPr>
-        <w:spacing w:after="0"/>
-      </w:pPr>
-    </w:p>
-    <w:p>
-      <w:pPr>
-        <w:spacing w:after="0"/>
-      </w:pPr>
-    </w:p>
-    <w:p>
-      <w:pPr>
-        <w:spacing w:after="0"/>
-      </w:pPr>
-    </w:p>
-    <w:p>
-      <w:pPr>
-        <w:spacing w:after="0"/>
-      </w:pPr>
-    </w:p>
-    <w:p>
-      <w:pPr>
-        <w:spacing w:after="0"/>
-      </w:pPr>
-    </w:p>
-    <w:p>
-      <w:pPr>
-        <w:spacing w:after="0"/>
-      </w:pPr>
-    </w:p>
-    <w:p>
-      <w:pPr>
-        <w:spacing w:after="0"/>
-      </w:pPr>
-    </w:p>
-    <w:p>
-      <w:pPr>
-        <w:spacing w:after="0"/>
-      </w:pPr>
-    </w:p>
-    <w:p>
-      <w:pPr>
-        <w:spacing w:after="0"/>
-      </w:pPr>
-    </w:p>
-    <w:p>
-      <w:pPr>
-        <w:spacing w:after="0"/>
-      </w:pPr>
-    </w:p>
-    <w:p>
-      <w:pPr>
-        <w:spacing w:after="0"/>
-      </w:pPr>
-    </w:p>
-    <w:p>
       <w:r>
         <w:br w:type="page"/>
       </w:r>
@@ -1659,7 +1952,7 @@
         <w:ind w:left="850" w:hanging="850"/>
       </w:pPr>
       <w:r>
-        <w:t>4</w:t>
+        <w:t>5</w:t>
         <w:tab/>
       </w:r>
       <w:r>
@@ -1677,12 +1970,38 @@
         <w:jc w:val="center"/>
       </w:pPr>
       <w:r>
-        <w:rPr>
-          <w:b w:val="0"/>
-          <w:i/>
-          <w:sz w:val="22"/>
-        </w:rPr>
-        <w:t>[Diagram: a rectangle of width q m and height p m, with an equilateral triangle of side q m mounted on its top edge.]</w:t>
+        <w:drawing>
+          <wp:inline xmlns:a="http://schemas.openxmlformats.org/drawingml/2006/main" xmlns:pic="http://schemas.openxmlformats.org/drawingml/2006/picture">
+            <wp:extent cx="2015999" cy="2992045"/>
+            <wp:docPr id="1" name="Picture 1"/>
+            <wp:cNvGraphicFramePr>
+              <a:graphicFrameLocks noChangeAspect="1"/>
+            </wp:cNvGraphicFramePr>
+            <a:graphic>
+              <a:graphicData uri="http://schemas.openxmlformats.org/drawingml/2006/picture">
+                <pic:pic>
+                  <pic:nvPicPr>
+                    <pic:cNvPr id="0" name="plaque.png"/>
+                    <pic:cNvPicPr/>
+                  </pic:nvPicPr>
+                  <pic:blipFill>
+                    <a:blip r:embed="rId9"/>
+                    <a:stretch>
+                      <a:fillRect/>
+                    </a:stretch>
+                  </pic:blipFill>
+                  <pic:spPr>
+                    <a:xfrm>
+                      <a:off x="0" y="0"/>
+                      <a:ext cx="2015999" cy="2992045"/>
+                    </a:xfrm>
+                    <a:prstGeom prst="rect"/>
+                  </pic:spPr>
+                </pic:pic>
+              </a:graphicData>
+            </a:graphic>
+          </wp:inline>
+        </w:drawing>
       </w:r>
     </w:p>
     <w:p>
@@ -1784,61 +2103,6 @@
       </w:r>
     </w:p>
     <w:p>
-      <w:pPr>
-        <w:spacing w:after="0"/>
-      </w:pPr>
-    </w:p>
-    <w:p>
-      <w:pPr>
-        <w:spacing w:after="0"/>
-      </w:pPr>
-    </w:p>
-    <w:p>
-      <w:pPr>
-        <w:spacing w:after="0"/>
-      </w:pPr>
-    </w:p>
-    <w:p>
-      <w:pPr>
-        <w:spacing w:after="0"/>
-      </w:pPr>
-    </w:p>
-    <w:p>
-      <w:pPr>
-        <w:spacing w:after="0"/>
-      </w:pPr>
-    </w:p>
-    <w:p>
-      <w:pPr>
-        <w:spacing w:after="0"/>
-      </w:pPr>
-    </w:p>
-    <w:p>
-      <w:pPr>
-        <w:spacing w:after="0"/>
-      </w:pPr>
-    </w:p>
-    <w:p>
-      <w:pPr>
-        <w:spacing w:after="0"/>
-      </w:pPr>
-    </w:p>
-    <w:p>
-      <w:pPr>
-        <w:spacing w:after="0"/>
-      </w:pPr>
-    </w:p>
-    <w:p>
-      <w:pPr>
-        <w:spacing w:after="0"/>
-      </w:pPr>
-    </w:p>
-    <w:p>
-      <w:pPr>
-        <w:spacing w:after="0"/>
-      </w:pPr>
-    </w:p>
-    <w:p>
       <w:r>
         <w:br w:type="page"/>
       </w:r>
@@ -1853,7 +2117,7 @@
         <w:ind w:left="850" w:hanging="850"/>
       </w:pPr>
       <w:r>
-        <w:t>5</w:t>
+        <w:t>6</w:t>
         <w:tab/>
       </w:r>
       <w:r>
@@ -1865,126 +2129,6 @@
       </w:r>
     </w:p>
     <w:p>
-      <w:pPr>
-        <w:spacing w:after="0"/>
-      </w:pPr>
-    </w:p>
-    <w:p>
-      <w:pPr>
-        <w:spacing w:after="0"/>
-      </w:pPr>
-    </w:p>
-    <w:p>
-      <w:pPr>
-        <w:spacing w:after="0"/>
-      </w:pPr>
-    </w:p>
-    <w:p>
-      <w:pPr>
-        <w:spacing w:after="0"/>
-      </w:pPr>
-    </w:p>
-    <w:p>
-      <w:pPr>
-        <w:spacing w:after="0"/>
-      </w:pPr>
-    </w:p>
-    <w:p>
-      <w:pPr>
-        <w:spacing w:after="0"/>
-      </w:pPr>
-    </w:p>
-    <w:p>
-      <w:pPr>
-        <w:spacing w:after="0"/>
-      </w:pPr>
-    </w:p>
-    <w:p>
-      <w:pPr>
-        <w:spacing w:after="0"/>
-      </w:pPr>
-    </w:p>
-    <w:p>
-      <w:pPr>
-        <w:spacing w:after="0"/>
-      </w:pPr>
-    </w:p>
-    <w:p>
-      <w:pPr>
-        <w:spacing w:after="0"/>
-      </w:pPr>
-    </w:p>
-    <w:p>
-      <w:pPr>
-        <w:spacing w:after="0"/>
-      </w:pPr>
-    </w:p>
-    <w:p>
-      <w:pPr>
-        <w:spacing w:after="0"/>
-      </w:pPr>
-    </w:p>
-    <w:p>
-      <w:pPr>
-        <w:spacing w:after="0"/>
-      </w:pPr>
-    </w:p>
-    <w:p>
-      <w:pPr>
-        <w:spacing w:after="0"/>
-      </w:pPr>
-    </w:p>
-    <w:p>
-      <w:pPr>
-        <w:spacing w:after="0"/>
-      </w:pPr>
-    </w:p>
-    <w:p>
-      <w:pPr>
-        <w:spacing w:after="0"/>
-      </w:pPr>
-    </w:p>
-    <w:p>
-      <w:pPr>
-        <w:spacing w:after="0"/>
-      </w:pPr>
-    </w:p>
-    <w:p>
-      <w:pPr>
-        <w:spacing w:after="0"/>
-      </w:pPr>
-    </w:p>
-    <w:p>
-      <w:pPr>
-        <w:spacing w:after="0"/>
-      </w:pPr>
-    </w:p>
-    <w:p>
-      <w:pPr>
-        <w:spacing w:after="0"/>
-      </w:pPr>
-    </w:p>
-    <w:p>
-      <w:pPr>
-        <w:spacing w:after="0"/>
-      </w:pPr>
-    </w:p>
-    <w:p>
-      <w:pPr>
-        <w:spacing w:after="0"/>
-      </w:pPr>
-    </w:p>
-    <w:p>
-      <w:pPr>
-        <w:spacing w:after="0"/>
-      </w:pPr>
-    </w:p>
-    <w:p>
-      <w:pPr>
-        <w:spacing w:after="0"/>
-      </w:pPr>
-    </w:p>
-    <w:p>
       <w:r>
         <w:br w:type="page"/>
       </w:r>
@@ -1999,7 +2143,7 @@
         <w:ind w:left="850" w:hanging="850"/>
       </w:pPr>
       <w:r>
-        <w:t>6</w:t>
+        <w:t>7</w:t>
         <w:tab/>
       </w:r>
       <w:r>
@@ -2011,126 +2155,6 @@
       </w:r>
     </w:p>
     <w:p>
-      <w:pPr>
-        <w:spacing w:after="0"/>
-      </w:pPr>
-    </w:p>
-    <w:p>
-      <w:pPr>
-        <w:spacing w:after="0"/>
-      </w:pPr>
-    </w:p>
-    <w:p>
-      <w:pPr>
-        <w:spacing w:after="0"/>
-      </w:pPr>
-    </w:p>
-    <w:p>
-      <w:pPr>
-        <w:spacing w:after="0"/>
-      </w:pPr>
-    </w:p>
-    <w:p>
-      <w:pPr>
-        <w:spacing w:after="0"/>
-      </w:pPr>
-    </w:p>
-    <w:p>
-      <w:pPr>
-        <w:spacing w:after="0"/>
-      </w:pPr>
-    </w:p>
-    <w:p>
-      <w:pPr>
-        <w:spacing w:after="0"/>
-      </w:pPr>
-    </w:p>
-    <w:p>
-      <w:pPr>
-        <w:spacing w:after="0"/>
-      </w:pPr>
-    </w:p>
-    <w:p>
-      <w:pPr>
-        <w:spacing w:after="0"/>
-      </w:pPr>
-    </w:p>
-    <w:p>
-      <w:pPr>
-        <w:spacing w:after="0"/>
-      </w:pPr>
-    </w:p>
-    <w:p>
-      <w:pPr>
-        <w:spacing w:after="0"/>
-      </w:pPr>
-    </w:p>
-    <w:p>
-      <w:pPr>
-        <w:spacing w:after="0"/>
-      </w:pPr>
-    </w:p>
-    <w:p>
-      <w:pPr>
-        <w:spacing w:after="0"/>
-      </w:pPr>
-    </w:p>
-    <w:p>
-      <w:pPr>
-        <w:spacing w:after="0"/>
-      </w:pPr>
-    </w:p>
-    <w:p>
-      <w:pPr>
-        <w:spacing w:after="0"/>
-      </w:pPr>
-    </w:p>
-    <w:p>
-      <w:pPr>
-        <w:spacing w:after="0"/>
-      </w:pPr>
-    </w:p>
-    <w:p>
-      <w:pPr>
-        <w:spacing w:after="0"/>
-      </w:pPr>
-    </w:p>
-    <w:p>
-      <w:pPr>
-        <w:spacing w:after="0"/>
-      </w:pPr>
-    </w:p>
-    <w:p>
-      <w:pPr>
-        <w:spacing w:after="0"/>
-      </w:pPr>
-    </w:p>
-    <w:p>
-      <w:pPr>
-        <w:spacing w:after="0"/>
-      </w:pPr>
-    </w:p>
-    <w:p>
-      <w:pPr>
-        <w:spacing w:after="0"/>
-      </w:pPr>
-    </w:p>
-    <w:p>
-      <w:pPr>
-        <w:spacing w:after="0"/>
-      </w:pPr>
-    </w:p>
-    <w:p>
-      <w:pPr>
-        <w:spacing w:after="0"/>
-      </w:pPr>
-    </w:p>
-    <w:p>
-      <w:pPr>
-        <w:spacing w:after="0"/>
-      </w:pPr>
-    </w:p>
-    <w:p>
       <w:r>
         <w:br w:type="page"/>
       </w:r>
@@ -2145,7 +2169,7 @@
         <w:ind w:left="850" w:hanging="850"/>
       </w:pPr>
       <w:r>
-        <w:t>7</w:t>
+        <w:t>8</w:t>
         <w:tab/>
       </w:r>
       <w:r>
@@ -2300,41 +2324,6 @@
       </w:r>
     </w:p>
     <w:p>
-      <w:pPr>
-        <w:spacing w:after="0"/>
-      </w:pPr>
-    </w:p>
-    <w:p>
-      <w:pPr>
-        <w:spacing w:after="0"/>
-      </w:pPr>
-    </w:p>
-    <w:p>
-      <w:pPr>
-        <w:spacing w:after="0"/>
-      </w:pPr>
-    </w:p>
-    <w:p>
-      <w:pPr>
-        <w:spacing w:after="0"/>
-      </w:pPr>
-    </w:p>
-    <w:p>
-      <w:pPr>
-        <w:spacing w:after="0"/>
-      </w:pPr>
-    </w:p>
-    <w:p>
-      <w:pPr>
-        <w:spacing w:after="0"/>
-      </w:pPr>
-    </w:p>
-    <w:p>
-      <w:pPr>
-        <w:spacing w:after="0"/>
-      </w:pPr>
-    </w:p>
-    <w:p>
       <w:r>
         <w:br w:type="page"/>
       </w:r>
@@ -2349,7 +2338,7 @@
         <w:ind w:left="850" w:hanging="850"/>
       </w:pPr>
       <w:r>
-        <w:t>8</w:t>
+        <w:t>9</w:t>
         <w:tab/>
       </w:r>
       <w:r>
@@ -2504,58 +2493,39 @@
         <w:jc w:val="center"/>
       </w:pPr>
       <w:r>
-        <w:rPr>
-          <w:b w:val="0"/>
-          <w:i/>
-          <w:sz w:val="22"/>
-        </w:rPr>
-        <w:t>[Axes provided: x from 0 to 2π marked at π/2, π, 3π/2, 2π ; y marked at 4 and −10.]</w:t>
+        <w:drawing>
+          <wp:inline xmlns:a="http://schemas.openxmlformats.org/drawingml/2006/main" xmlns:pic="http://schemas.openxmlformats.org/drawingml/2006/picture">
+            <wp:extent cx="4860000" cy="3181665"/>
+            <wp:docPr id="2" name="Picture 2"/>
+            <wp:cNvGraphicFramePr>
+              <a:graphicFrameLocks noChangeAspect="1"/>
+            </wp:cNvGraphicFramePr>
+            <a:graphic>
+              <a:graphicData uri="http://schemas.openxmlformats.org/drawingml/2006/picture">
+                <pic:pic>
+                  <pic:nvPicPr>
+                    <pic:cNvPr id="0" name="trigaxes.png"/>
+                    <pic:cNvPicPr/>
+                  </pic:nvPicPr>
+                  <pic:blipFill>
+                    <a:blip r:embed="rId10"/>
+                    <a:stretch>
+                      <a:fillRect/>
+                    </a:stretch>
+                  </pic:blipFill>
+                  <pic:spPr>
+                    <a:xfrm>
+                      <a:off x="0" y="0"/>
+                      <a:ext cx="4860000" cy="3181665"/>
+                    </a:xfrm>
+                    <a:prstGeom prst="rect"/>
+                  </pic:spPr>
+                </pic:pic>
+              </a:graphicData>
+            </a:graphic>
+          </wp:inline>
+        </w:drawing>
       </w:r>
-    </w:p>
-    <w:p>
-      <w:pPr>
-        <w:spacing w:after="0"/>
-      </w:pPr>
-    </w:p>
-    <w:p>
-      <w:pPr>
-        <w:spacing w:after="0"/>
-      </w:pPr>
-    </w:p>
-    <w:p>
-      <w:pPr>
-        <w:spacing w:after="0"/>
-      </w:pPr>
-    </w:p>
-    <w:p>
-      <w:pPr>
-        <w:spacing w:after="0"/>
-      </w:pPr>
-    </w:p>
-    <w:p>
-      <w:pPr>
-        <w:spacing w:after="0"/>
-      </w:pPr>
-    </w:p>
-    <w:p>
-      <w:pPr>
-        <w:spacing w:after="0"/>
-      </w:pPr>
-    </w:p>
-    <w:p>
-      <w:pPr>
-        <w:spacing w:after="0"/>
-      </w:pPr>
-    </w:p>
-    <w:p>
-      <w:pPr>
-        <w:spacing w:after="0"/>
-      </w:pPr>
-    </w:p>
-    <w:p>
-      <w:pPr>
-        <w:spacing w:after="0"/>
-      </w:pPr>
     </w:p>
     <w:p>
       <w:r>
@@ -2572,7 +2542,7 @@
         <w:ind w:left="850" w:hanging="850"/>
       </w:pPr>
       <w:r>
-        <w:t>9</w:t>
+        <w:t>10</w:t>
         <w:tab/>
       </w:r>
       <w:r>
@@ -2673,61 +2643,6 @@
       </w:r>
     </w:p>
     <w:p>
-      <w:pPr>
-        <w:spacing w:after="0"/>
-      </w:pPr>
-    </w:p>
-    <w:p>
-      <w:pPr>
-        <w:spacing w:after="0"/>
-      </w:pPr>
-    </w:p>
-    <w:p>
-      <w:pPr>
-        <w:spacing w:after="0"/>
-      </w:pPr>
-    </w:p>
-    <w:p>
-      <w:pPr>
-        <w:spacing w:after="0"/>
-      </w:pPr>
-    </w:p>
-    <w:p>
-      <w:pPr>
-        <w:spacing w:after="0"/>
-      </w:pPr>
-    </w:p>
-    <w:p>
-      <w:pPr>
-        <w:spacing w:after="0"/>
-      </w:pPr>
-    </w:p>
-    <w:p>
-      <w:pPr>
-        <w:spacing w:after="0"/>
-      </w:pPr>
-    </w:p>
-    <w:p>
-      <w:pPr>
-        <w:spacing w:after="0"/>
-      </w:pPr>
-    </w:p>
-    <w:p>
-      <w:pPr>
-        <w:spacing w:after="0"/>
-      </w:pPr>
-    </w:p>
-    <w:p>
-      <w:pPr>
-        <w:spacing w:after="0"/>
-      </w:pPr>
-    </w:p>
-    <w:p>
-      <w:pPr>
-        <w:spacing w:after="0"/>
-      </w:pPr>
-    </w:p>
-    <w:p>
       <w:r>
         <w:br w:type="page"/>
       </w:r>
@@ -2742,7 +2657,7 @@
         <w:ind w:left="850" w:hanging="850"/>
       </w:pPr>
       <w:r>
-        <w:t>10</w:t>
+        <w:t>11</w:t>
         <w:tab/>
       </w:r>
       <w:r/>
@@ -2851,71 +2766,6 @@
       </w:r>
     </w:p>
     <w:p>
-      <w:pPr>
-        <w:spacing w:after="0"/>
-      </w:pPr>
-    </w:p>
-    <w:p>
-      <w:pPr>
-        <w:spacing w:after="0"/>
-      </w:pPr>
-    </w:p>
-    <w:p>
-      <w:pPr>
-        <w:spacing w:after="0"/>
-      </w:pPr>
-    </w:p>
-    <w:p>
-      <w:pPr>
-        <w:spacing w:after="0"/>
-      </w:pPr>
-    </w:p>
-    <w:p>
-      <w:pPr>
-        <w:spacing w:after="0"/>
-      </w:pPr>
-    </w:p>
-    <w:p>
-      <w:pPr>
-        <w:spacing w:after="0"/>
-      </w:pPr>
-    </w:p>
-    <w:p>
-      <w:pPr>
-        <w:spacing w:after="0"/>
-      </w:pPr>
-    </w:p>
-    <w:p>
-      <w:pPr>
-        <w:spacing w:after="0"/>
-      </w:pPr>
-    </w:p>
-    <w:p>
-      <w:pPr>
-        <w:spacing w:after="0"/>
-      </w:pPr>
-    </w:p>
-    <w:p>
-      <w:pPr>
-        <w:spacing w:after="0"/>
-      </w:pPr>
-    </w:p>
-    <w:p>
-      <w:pPr>
-        <w:spacing w:after="0"/>
-      </w:pPr>
-    </w:p>
-    <w:p>
-      <w:pPr>
-        <w:spacing w:after="0"/>
-      </w:pPr>
-    </w:p>
-    <w:p>
-      <w:pPr>
-        <w:spacing w:after="0"/>
-      </w:pPr>
-    </w:p>
-    <w:p>
       <w:r>
         <w:br w:type="page"/>
       </w:r>
@@ -2930,7 +2780,7 @@
         <w:ind w:left="850" w:hanging="850"/>
       </w:pPr>
       <w:r>
-        <w:t>11</w:t>
+        <w:t>12</w:t>
         <w:tab/>
       </w:r>
       <w:r/>
@@ -3079,66 +2929,6 @@
       </w:r>
     </w:p>
     <w:p>
-      <w:pPr>
-        <w:spacing w:after="0"/>
-      </w:pPr>
-    </w:p>
-    <w:p>
-      <w:pPr>
-        <w:spacing w:after="0"/>
-      </w:pPr>
-    </w:p>
-    <w:p>
-      <w:pPr>
-        <w:spacing w:after="0"/>
-      </w:pPr>
-    </w:p>
-    <w:p>
-      <w:pPr>
-        <w:spacing w:after="0"/>
-      </w:pPr>
-    </w:p>
-    <w:p>
-      <w:pPr>
-        <w:spacing w:after="0"/>
-      </w:pPr>
-    </w:p>
-    <w:p>
-      <w:pPr>
-        <w:spacing w:after="0"/>
-      </w:pPr>
-    </w:p>
-    <w:p>
-      <w:pPr>
-        <w:spacing w:after="0"/>
-      </w:pPr>
-    </w:p>
-    <w:p>
-      <w:pPr>
-        <w:spacing w:after="0"/>
-      </w:pPr>
-    </w:p>
-    <w:p>
-      <w:pPr>
-        <w:spacing w:after="0"/>
-      </w:pPr>
-    </w:p>
-    <w:p>
-      <w:pPr>
-        <w:spacing w:after="0"/>
-      </w:pPr>
-    </w:p>
-    <w:p>
-      <w:pPr>
-        <w:spacing w:after="0"/>
-      </w:pPr>
-    </w:p>
-    <w:p>
-      <w:pPr>
-        <w:spacing w:after="0"/>
-      </w:pPr>
-    </w:p>
-    <w:p>
       <w:r>
         <w:br w:type="page"/>
       </w:r>
@@ -3153,7 +2943,7 @@
         <w:ind w:left="850" w:hanging="850"/>
       </w:pPr>
       <w:r>
-        <w:t>12</w:t>
+        <w:t>13</w:t>
         <w:tab/>
       </w:r>
       <w:r>
@@ -3418,7 +3208,7 @@
         <w:tab/>
       </w:r>
       <w:r>
-        <w:t>Explain how a straight line graph can be drawn to represent the formula, and draw it for the given data on the graph paper provided.</w:t>
+        <w:t>Explain how a straight line graph can be drawn to represent the formula, and draw it for the given data on the grid below.</w:t>
       </w:r>
       <w:r>
         <w:tab/>
@@ -3453,7 +3243,47 @@
     <w:p>
       <w:pPr>
         <w:spacing w:after="0"/>
-      </w:pPr>
+        <w:jc w:val="center"/>
+      </w:pPr>
+      <w:r>
+        <w:drawing>
+          <wp:inline xmlns:a="http://schemas.openxmlformats.org/drawingml/2006/main" xmlns:pic="http://schemas.openxmlformats.org/drawingml/2006/picture">
+            <wp:extent cx="5220000" cy="6763851"/>
+            <wp:docPr id="3" name="Picture 3"/>
+            <wp:cNvGraphicFramePr>
+              <a:graphicFrameLocks noChangeAspect="1"/>
+            </wp:cNvGraphicFramePr>
+            <a:graphic>
+              <a:graphicData uri="http://schemas.openxmlformats.org/drawingml/2006/picture">
+                <pic:pic>
+                  <pic:nvPicPr>
+                    <pic:cNvPr id="0" name="graphpaper.png"/>
+                    <pic:cNvPicPr/>
+                  </pic:nvPicPr>
+                  <pic:blipFill>
+                    <a:blip r:embed="rId11"/>
+                    <a:stretch>
+                      <a:fillRect/>
+                    </a:stretch>
+                  </pic:blipFill>
+                  <pic:spPr>
+                    <a:xfrm>
+                      <a:off x="0" y="0"/>
+                      <a:ext cx="5220000" cy="6763851"/>
+                    </a:xfrm>
+                    <a:prstGeom prst="rect"/>
+                  </pic:spPr>
+                </pic:pic>
+              </a:graphicData>
+            </a:graphic>
+          </wp:inline>
+        </w:drawing>
+      </w:r>
+    </w:p>
+    <w:p>
+      <w:r>
+        <w:br w:type="page"/>
+      </w:r>
     </w:p>
     <w:p>
       <w:pPr>
@@ -3544,36 +3374,6 @@
       </w:r>
     </w:p>
     <w:p>
-      <w:pPr>
-        <w:spacing w:after="0"/>
-      </w:pPr>
-    </w:p>
-    <w:p>
-      <w:pPr>
-        <w:spacing w:after="0"/>
-      </w:pPr>
-    </w:p>
-    <w:p>
-      <w:pPr>
-        <w:spacing w:after="0"/>
-      </w:pPr>
-    </w:p>
-    <w:p>
-      <w:pPr>
-        <w:spacing w:after="0"/>
-      </w:pPr>
-    </w:p>
-    <w:p>
-      <w:pPr>
-        <w:spacing w:after="0"/>
-      </w:pPr>
-    </w:p>
-    <w:p>
-      <w:pPr>
-        <w:spacing w:after="0"/>
-      </w:pPr>
-    </w:p>
-    <w:p>
       <w:r>
         <w:br w:type="page"/>
       </w:r>
@@ -3588,7 +3388,7 @@
         <w:ind w:left="850" w:hanging="850"/>
       </w:pPr>
       <w:r>
-        <w:t>13</w:t>
+        <w:t>14</w:t>
         <w:tab/>
       </w:r>
       <w:r/>
@@ -3705,66 +3505,6 @@
         <w:tab/>
         <w:t>[4]</w:t>
       </w:r>
-    </w:p>
-    <w:p>
-      <w:pPr>
-        <w:spacing w:after="0"/>
-      </w:pPr>
-    </w:p>
-    <w:p>
-      <w:pPr>
-        <w:spacing w:after="0"/>
-      </w:pPr>
-    </w:p>
-    <w:p>
-      <w:pPr>
-        <w:spacing w:after="0"/>
-      </w:pPr>
-    </w:p>
-    <w:p>
-      <w:pPr>
-        <w:spacing w:after="0"/>
-      </w:pPr>
-    </w:p>
-    <w:p>
-      <w:pPr>
-        <w:spacing w:after="0"/>
-      </w:pPr>
-    </w:p>
-    <w:p>
-      <w:pPr>
-        <w:spacing w:after="0"/>
-      </w:pPr>
-    </w:p>
-    <w:p>
-      <w:pPr>
-        <w:spacing w:after="0"/>
-      </w:pPr>
-    </w:p>
-    <w:p>
-      <w:pPr>
-        <w:spacing w:after="0"/>
-      </w:pPr>
-    </w:p>
-    <w:p>
-      <w:pPr>
-        <w:spacing w:after="0"/>
-      </w:pPr>
-    </w:p>
-    <w:p>
-      <w:pPr>
-        <w:spacing w:after="0"/>
-      </w:pPr>
-    </w:p>
-    <w:p>
-      <w:pPr>
-        <w:spacing w:after="0"/>
-      </w:pPr>
-    </w:p>
-    <w:p>
-      <w:pPr>
-        <w:spacing w:after="0"/>
-      </w:pPr>
     </w:p>
     <w:p>
       <w:r>

--- a/Sec3_EOY_AMath_Paper.docx
+++ b/Sec3_EOY_AMath_Paper.docx
@@ -303,11 +303,6 @@
         </w:rPr>
         <w:t>For π, use either your calculator value or 3.142.</w:t>
       </w:r>
-    </w:p>
-    <w:p>
-      <w:pPr>
-        <w:spacing w:after="0"/>
-      </w:pPr>
     </w:p>
     <w:p>
       <w:pPr>
@@ -1297,22 +1292,124 @@
           <w:i w:val="0"/>
           <w:sz w:val="24"/>
         </w:rPr>
-        <w:t>For the equation  ax² + bx + c = 0,</w:t>
+        <w:t xml:space="preserve">For the equation  </w:t>
       </w:r>
-    </w:p>
-    <w:p>
-      <w:pPr>
-        <w:spacing w:after="0"/>
-        <w:jc w:val="center"/>
-      </w:pPr>
+      <m:oMath>
+        <m:r>
+          <m:t xml:space="preserve">a</m:t>
+        </m:r>
+        <m:sSup>
+          <m:e>
+            <m:r>
+              <m:t xml:space="preserve">x</m:t>
+            </m:r>
+          </m:e>
+          <m:sup>
+            <m:r>
+              <m:t xml:space="preserve">2</m:t>
+            </m:r>
+          </m:sup>
+        </m:sSup>
+        <m:r>
+          <m:t xml:space="preserve"> + </m:t>
+        </m:r>
+        <m:r>
+          <m:t xml:space="preserve">b</m:t>
+        </m:r>
+        <m:r>
+          <m:t xml:space="preserve">x</m:t>
+        </m:r>
+        <m:r>
+          <m:t xml:space="preserve"> + </m:t>
+        </m:r>
+        <m:r>
+          <m:t xml:space="preserve">c</m:t>
+        </m:r>
+        <m:r>
+          <m:t xml:space="preserve"> = 0</m:t>
+        </m:r>
+      </m:oMath>
       <w:r>
         <w:rPr>
           <w:b w:val="0"/>
           <w:i w:val="0"/>
           <w:sz w:val="24"/>
         </w:rPr>
-        <w:t>x = [ −b ± √(b² − 4ac) ] / 2a</w:t>
+        <w:t>,</w:t>
       </w:r>
+    </w:p>
+    <w:p>
+      <w:pPr>
+        <w:spacing w:after="0"/>
+        <w:jc w:val="center"/>
+      </w:pPr>
+      <m:oMath>
+        <m:r>
+          <m:t xml:space="preserve">x</m:t>
+        </m:r>
+        <m:r>
+          <m:t xml:space="preserve"> = </m:t>
+        </m:r>
+        <m:f>
+          <m:fPr>
+            <m:type m:val="bar"/>
+          </m:fPr>
+          <m:num>
+            <m:r>
+              <m:t xml:space="preserve">-</m:t>
+            </m:r>
+            <m:r>
+              <m:t xml:space="preserve">b</m:t>
+            </m:r>
+            <m:r>
+              <m:t xml:space="preserve"> </m:t>
+            </m:r>
+            <m:r>
+              <m:t xml:space="preserve">±</m:t>
+            </m:r>
+            <m:r>
+              <m:t xml:space="preserve"> </m:t>
+            </m:r>
+            <m:rad>
+              <m:radPr>
+                <m:degHide m:val="1"/>
+              </m:radPr>
+              <m:deg/>
+              <m:e>
+                <m:sSup>
+                  <m:e>
+                    <m:r>
+                      <m:t xml:space="preserve">b</m:t>
+                    </m:r>
+                  </m:e>
+                  <m:sup>
+                    <m:r>
+                      <m:t xml:space="preserve">2</m:t>
+                    </m:r>
+                  </m:sup>
+                </m:sSup>
+                <m:r>
+                  <m:t xml:space="preserve"> - 4</m:t>
+                </m:r>
+                <m:r>
+                  <m:t xml:space="preserve">a</m:t>
+                </m:r>
+                <m:r>
+                  <m:t xml:space="preserve">c</m:t>
+                </m:r>
+              </m:e>
+            </m:rad>
+          </m:num>
+          <m:den>
+            <m:r>
+              <m:t xml:space="preserve">2</m:t>
+            </m:r>
+            <m:r>
+              <m:t xml:space="preserve">a</m:t>
+            </m:r>
+          </m:den>
+        </m:f>
+      </m:oMath>
     </w:p>
     <w:p>
       <w:pPr>
@@ -1337,13 +1434,240 @@
         <w:spacing w:after="0"/>
         <w:jc w:val="center"/>
       </w:pPr>
+      <m:oMath>
+        <m:r>
+          <m:t xml:space="preserve">(</m:t>
+        </m:r>
+        <m:r>
+          <m:t xml:space="preserve">a</m:t>
+        </m:r>
+        <m:r>
+          <m:t xml:space="preserve"> + </m:t>
+        </m:r>
+        <m:r>
+          <m:t xml:space="preserve">b</m:t>
+        </m:r>
+        <m:sSup>
+          <m:e>
+            <m:r>
+              <m:t xml:space="preserve">)</m:t>
+            </m:r>
+          </m:e>
+          <m:sup>
+            <m:r>
+              <m:t xml:space="preserve">n</m:t>
+            </m:r>
+          </m:sup>
+        </m:sSup>
+        <m:r>
+          <m:t xml:space="preserve"> = </m:t>
+        </m:r>
+        <m:sSup>
+          <m:e>
+            <m:r>
+              <m:t xml:space="preserve">a</m:t>
+            </m:r>
+          </m:e>
+          <m:sup>
+            <m:r>
+              <m:t xml:space="preserve">n</m:t>
+            </m:r>
+          </m:sup>
+        </m:sSup>
+        <m:r>
+          <m:t xml:space="preserve"> + </m:t>
+        </m:r>
+        <m:d>
+          <m:dPr>
+            <m:begChr m:val="("/>
+            <m:endChr m:val=")"/>
+          </m:dPr>
+          <m:e>
+            <m:f>
+              <m:fPr>
+                <m:type m:val="noBar"/>
+              </m:fPr>
+              <m:num>
+                <m:r>
+                  <m:t xml:space="preserve">n</m:t>
+                </m:r>
+              </m:num>
+              <m:den>
+                <m:r>
+                  <m:t xml:space="preserve">1</m:t>
+                </m:r>
+              </m:den>
+            </m:f>
+          </m:e>
+        </m:d>
+        <m:sSup>
+          <m:e>
+            <m:r>
+              <m:t xml:space="preserve">a</m:t>
+            </m:r>
+          </m:e>
+          <m:sup>
+            <m:r>
+              <m:t xml:space="preserve">n</m:t>
+            </m:r>
+            <m:r>
+              <m:t xml:space="preserve">-1</m:t>
+            </m:r>
+          </m:sup>
+        </m:sSup>
+        <m:r>
+          <m:t xml:space="preserve">b</m:t>
+        </m:r>
+        <m:r>
+          <m:t xml:space="preserve"> + </m:t>
+        </m:r>
+        <m:d>
+          <m:dPr>
+            <m:begChr m:val="("/>
+            <m:endChr m:val=")"/>
+          </m:dPr>
+          <m:e>
+            <m:f>
+              <m:fPr>
+                <m:type m:val="noBar"/>
+              </m:fPr>
+              <m:num>
+                <m:r>
+                  <m:t xml:space="preserve">n</m:t>
+                </m:r>
+              </m:num>
+              <m:den>
+                <m:r>
+                  <m:t xml:space="preserve">2</m:t>
+                </m:r>
+              </m:den>
+            </m:f>
+          </m:e>
+        </m:d>
+        <m:sSup>
+          <m:e>
+            <m:r>
+              <m:t xml:space="preserve">a</m:t>
+            </m:r>
+          </m:e>
+          <m:sup>
+            <m:r>
+              <m:t xml:space="preserve">n</m:t>
+            </m:r>
+            <m:r>
+              <m:t xml:space="preserve">-2</m:t>
+            </m:r>
+          </m:sup>
+        </m:sSup>
+        <m:sSup>
+          <m:e>
+            <m:r>
+              <m:t xml:space="preserve">b</m:t>
+            </m:r>
+          </m:e>
+          <m:sup>
+            <m:r>
+              <m:t xml:space="preserve">2</m:t>
+            </m:r>
+          </m:sup>
+        </m:sSup>
+        <m:r>
+          <m:t xml:space="preserve"> + </m:t>
+        </m:r>
+        <m:r>
+          <m:t xml:space="preserve">…</m:t>
+        </m:r>
+        <m:r>
+          <m:t xml:space="preserve"> + </m:t>
+        </m:r>
+        <m:d>
+          <m:dPr>
+            <m:begChr m:val="("/>
+            <m:endChr m:val=")"/>
+          </m:dPr>
+          <m:e>
+            <m:f>
+              <m:fPr>
+                <m:type m:val="noBar"/>
+              </m:fPr>
+              <m:num>
+                <m:r>
+                  <m:t xml:space="preserve">n</m:t>
+                </m:r>
+              </m:num>
+              <m:den>
+                <m:r>
+                  <m:t xml:space="preserve">r</m:t>
+                </m:r>
+              </m:den>
+            </m:f>
+          </m:e>
+        </m:d>
+        <m:sSup>
+          <m:e>
+            <m:r>
+              <m:t xml:space="preserve">a</m:t>
+            </m:r>
+          </m:e>
+          <m:sup>
+            <m:r>
+              <m:t xml:space="preserve">n</m:t>
+            </m:r>
+            <m:r>
+              <m:t xml:space="preserve">-</m:t>
+            </m:r>
+            <m:r>
+              <m:t xml:space="preserve">r</m:t>
+            </m:r>
+          </m:sup>
+        </m:sSup>
+        <m:sSup>
+          <m:e>
+            <m:r>
+              <m:t xml:space="preserve">b</m:t>
+            </m:r>
+          </m:e>
+          <m:sup>
+            <m:r>
+              <m:t xml:space="preserve">r</m:t>
+            </m:r>
+          </m:sup>
+        </m:sSup>
+        <m:r>
+          <m:t xml:space="preserve"> + </m:t>
+        </m:r>
+        <m:r>
+          <m:t xml:space="preserve">…</m:t>
+        </m:r>
+        <m:r>
+          <m:t xml:space="preserve"> + </m:t>
+        </m:r>
+        <m:sSup>
+          <m:e>
+            <m:r>
+              <m:t xml:space="preserve">b</m:t>
+            </m:r>
+          </m:e>
+          <m:sup>
+            <m:r>
+              <m:t xml:space="preserve">n</m:t>
+            </m:r>
+          </m:sup>
+        </m:sSup>
+      </m:oMath>
+    </w:p>
+    <w:p>
+      <w:pPr>
+        <w:spacing w:after="0"/>
+        <w:jc w:val="center"/>
+      </w:pPr>
       <w:r>
         <w:rPr>
           <w:b w:val="0"/>
           <w:i w:val="0"/>
           <w:sz w:val="24"/>
         </w:rPr>
-        <w:t>(a + b)ⁿ = aⁿ + C(n,1)aⁿ⁻¹b + C(n,2)aⁿ⁻²b² + … + C(n,r)aⁿ⁻ʳbʳ + … + bⁿ</w:t>
+        <w:t>where n is a positive integer and</w:t>
       </w:r>
     </w:p>
     <w:p>
@@ -1351,14 +1675,115 @@
         <w:spacing w:after="0"/>
         <w:jc w:val="center"/>
       </w:pPr>
-      <w:r>
-        <w:rPr>
-          <w:b w:val="0"/>
-          <w:i w:val="0"/>
-          <w:sz w:val="24"/>
-        </w:rPr>
-        <w:t>where n is a positive integer and  C(n,r) = n! / [ r!(n − r)! ] = n(n−1)…(n−r+1) / r!</w:t>
-      </w:r>
+      <m:oMath>
+        <m:d>
+          <m:dPr>
+            <m:begChr m:val="("/>
+            <m:endChr m:val=")"/>
+          </m:dPr>
+          <m:e>
+            <m:f>
+              <m:fPr>
+                <m:type m:val="noBar"/>
+              </m:fPr>
+              <m:num>
+                <m:r>
+                  <m:t xml:space="preserve">n</m:t>
+                </m:r>
+              </m:num>
+              <m:den>
+                <m:r>
+                  <m:t xml:space="preserve">r</m:t>
+                </m:r>
+              </m:den>
+            </m:f>
+          </m:e>
+        </m:d>
+        <m:r>
+          <m:t xml:space="preserve"> = </m:t>
+        </m:r>
+        <m:f>
+          <m:fPr>
+            <m:type m:val="bar"/>
+          </m:fPr>
+          <m:num>
+            <m:r>
+              <m:t xml:space="preserve">n</m:t>
+            </m:r>
+            <m:r>
+              <m:t xml:space="preserve">!</m:t>
+            </m:r>
+          </m:num>
+          <m:den>
+            <m:r>
+              <m:t xml:space="preserve">r</m:t>
+            </m:r>
+            <m:r>
+              <m:t xml:space="preserve">!(</m:t>
+            </m:r>
+            <m:r>
+              <m:t xml:space="preserve">n</m:t>
+            </m:r>
+            <m:r>
+              <m:t xml:space="preserve"> - </m:t>
+            </m:r>
+            <m:r>
+              <m:t xml:space="preserve">r</m:t>
+            </m:r>
+            <m:r>
+              <m:t xml:space="preserve">)!</m:t>
+            </m:r>
+          </m:den>
+        </m:f>
+        <m:r>
+          <m:t xml:space="preserve"> = </m:t>
+        </m:r>
+        <m:f>
+          <m:fPr>
+            <m:type m:val="bar"/>
+          </m:fPr>
+          <m:num>
+            <m:r>
+              <m:t xml:space="preserve">n</m:t>
+            </m:r>
+            <m:r>
+              <m:t xml:space="preserve">(</m:t>
+            </m:r>
+            <m:r>
+              <m:t xml:space="preserve">n</m:t>
+            </m:r>
+            <m:r>
+              <m:t xml:space="preserve">-1)</m:t>
+            </m:r>
+            <m:r>
+              <m:t xml:space="preserve">…</m:t>
+            </m:r>
+            <m:r>
+              <m:t xml:space="preserve">(</m:t>
+            </m:r>
+            <m:r>
+              <m:t xml:space="preserve">n</m:t>
+            </m:r>
+            <m:r>
+              <m:t xml:space="preserve">-</m:t>
+            </m:r>
+            <m:r>
+              <m:t xml:space="preserve">r</m:t>
+            </m:r>
+            <m:r>
+              <m:t xml:space="preserve">+1)</m:t>
+            </m:r>
+          </m:num>
+          <m:den>
+            <m:r>
+              <m:t xml:space="preserve">r</m:t>
+            </m:r>
+            <m:r>
+              <m:t xml:space="preserve">!</m:t>
+            </m:r>
+          </m:den>
+        </m:f>
+      </m:oMath>
     </w:p>
     <w:p>
       <w:pPr>
@@ -1407,126 +1832,722 @@
         <w:spacing w:after="0"/>
         <w:jc w:val="center"/>
       </w:pPr>
-      <w:r>
-        <w:rPr>
-          <w:b w:val="0"/>
-          <w:i w:val="0"/>
-          <w:sz w:val="24"/>
-        </w:rPr>
-        <w:t>sin²A + cos²A = 1</w:t>
-      </w:r>
+      <m:oMath>
+        <m:sSup>
+          <m:e>
+            <m:r>
+              <m:rPr>
+                <m:nor/>
+                <m:sty m:val="p"/>
+              </m:rPr>
+              <m:t xml:space="preserve">sin</m:t>
+            </m:r>
+          </m:e>
+          <m:sup>
+            <m:r>
+              <m:t xml:space="preserve">2</m:t>
+            </m:r>
+          </m:sup>
+        </m:sSup>
+        <m:r>
+          <m:t xml:space="preserve"> </m:t>
+        </m:r>
+        <m:r>
+          <m:t xml:space="preserve">A</m:t>
+        </m:r>
+        <m:r>
+          <m:t xml:space="preserve"> + </m:t>
+        </m:r>
+        <m:sSup>
+          <m:e>
+            <m:r>
+              <m:rPr>
+                <m:nor/>
+                <m:sty m:val="p"/>
+              </m:rPr>
+              <m:t xml:space="preserve">cos</m:t>
+            </m:r>
+          </m:e>
+          <m:sup>
+            <m:r>
+              <m:t xml:space="preserve">2</m:t>
+            </m:r>
+          </m:sup>
+        </m:sSup>
+        <m:r>
+          <m:t xml:space="preserve"> </m:t>
+        </m:r>
+        <m:r>
+          <m:t xml:space="preserve">A</m:t>
+        </m:r>
+        <m:r>
+          <m:t xml:space="preserve"> = 1</m:t>
+        </m:r>
+      </m:oMath>
     </w:p>
     <w:p>
       <w:pPr>
         <w:spacing w:after="0"/>
         <w:jc w:val="center"/>
       </w:pPr>
-      <w:r>
-        <w:rPr>
-          <w:b w:val="0"/>
-          <w:i w:val="0"/>
-          <w:sz w:val="24"/>
-        </w:rPr>
-        <w:t>sec²A = 1 + tan²A</w:t>
-      </w:r>
+      <m:oMath>
+        <m:sSup>
+          <m:e>
+            <m:r>
+              <m:rPr>
+                <m:nor/>
+                <m:sty m:val="p"/>
+              </m:rPr>
+              <m:t xml:space="preserve">sec</m:t>
+            </m:r>
+          </m:e>
+          <m:sup>
+            <m:r>
+              <m:t xml:space="preserve">2</m:t>
+            </m:r>
+          </m:sup>
+        </m:sSup>
+        <m:r>
+          <m:t xml:space="preserve"> </m:t>
+        </m:r>
+        <m:r>
+          <m:t xml:space="preserve">A</m:t>
+        </m:r>
+        <m:r>
+          <m:t xml:space="preserve"> = 1 + </m:t>
+        </m:r>
+        <m:sSup>
+          <m:e>
+            <m:r>
+              <m:rPr>
+                <m:nor/>
+                <m:sty m:val="p"/>
+              </m:rPr>
+              <m:t xml:space="preserve">tan</m:t>
+            </m:r>
+          </m:e>
+          <m:sup>
+            <m:r>
+              <m:t xml:space="preserve">2</m:t>
+            </m:r>
+          </m:sup>
+        </m:sSup>
+        <m:r>
+          <m:t xml:space="preserve"> </m:t>
+        </m:r>
+        <m:r>
+          <m:t xml:space="preserve">A</m:t>
+        </m:r>
+      </m:oMath>
     </w:p>
     <w:p>
       <w:pPr>
         <w:spacing w:after="0"/>
         <w:jc w:val="center"/>
       </w:pPr>
-      <w:r>
-        <w:rPr>
-          <w:b w:val="0"/>
-          <w:i w:val="0"/>
-          <w:sz w:val="24"/>
-        </w:rPr>
-        <w:t>cosec²A = 1 + cot²A</w:t>
-      </w:r>
+      <m:oMath>
+        <m:sSup>
+          <m:e>
+            <m:r>
+              <m:rPr>
+                <m:nor/>
+                <m:sty m:val="p"/>
+              </m:rPr>
+              <m:t xml:space="preserve">cosec</m:t>
+            </m:r>
+          </m:e>
+          <m:sup>
+            <m:r>
+              <m:t xml:space="preserve">2</m:t>
+            </m:r>
+          </m:sup>
+        </m:sSup>
+        <m:r>
+          <m:t xml:space="preserve"> </m:t>
+        </m:r>
+        <m:r>
+          <m:t xml:space="preserve">A</m:t>
+        </m:r>
+        <m:r>
+          <m:t xml:space="preserve"> = 1 + </m:t>
+        </m:r>
+        <m:sSup>
+          <m:e>
+            <m:r>
+              <m:rPr>
+                <m:nor/>
+                <m:sty m:val="p"/>
+              </m:rPr>
+              <m:t xml:space="preserve">cot</m:t>
+            </m:r>
+          </m:e>
+          <m:sup>
+            <m:r>
+              <m:t xml:space="preserve">2</m:t>
+            </m:r>
+          </m:sup>
+        </m:sSup>
+        <m:r>
+          <m:t xml:space="preserve"> </m:t>
+        </m:r>
+        <m:r>
+          <m:t xml:space="preserve">A</m:t>
+        </m:r>
+      </m:oMath>
     </w:p>
     <w:p>
       <w:pPr>
         <w:spacing w:after="0"/>
         <w:jc w:val="center"/>
       </w:pPr>
-      <w:r>
-        <w:rPr>
-          <w:b w:val="0"/>
-          <w:i w:val="0"/>
-          <w:sz w:val="24"/>
-        </w:rPr>
-        <w:t>sin(A ± B) = sin A cos B ± cos A sin B</w:t>
-      </w:r>
+      <m:oMath>
+        <m:r>
+          <m:rPr>
+            <m:nor/>
+            <m:sty m:val="p"/>
+          </m:rPr>
+          <m:t xml:space="preserve">sin</m:t>
+        </m:r>
+        <m:r>
+          <m:t xml:space="preserve">(</m:t>
+        </m:r>
+        <m:r>
+          <m:t xml:space="preserve">A</m:t>
+        </m:r>
+        <m:r>
+          <m:t xml:space="preserve"> </m:t>
+        </m:r>
+        <m:r>
+          <m:t xml:space="preserve">±</m:t>
+        </m:r>
+        <m:r>
+          <m:t xml:space="preserve"> </m:t>
+        </m:r>
+        <m:r>
+          <m:t xml:space="preserve">B</m:t>
+        </m:r>
+        <m:r>
+          <m:t xml:space="preserve">) = </m:t>
+        </m:r>
+        <m:r>
+          <m:rPr>
+            <m:nor/>
+            <m:sty m:val="p"/>
+          </m:rPr>
+          <m:t xml:space="preserve">sin</m:t>
+        </m:r>
+        <m:r>
+          <m:t xml:space="preserve"> </m:t>
+        </m:r>
+        <m:r>
+          <m:t xml:space="preserve">A</m:t>
+        </m:r>
+        <m:r>
+          <m:rPr>
+            <m:nor/>
+            <m:sty m:val="p"/>
+          </m:rPr>
+          <m:t xml:space="preserve">cos</m:t>
+        </m:r>
+        <m:r>
+          <m:t xml:space="preserve"> </m:t>
+        </m:r>
+        <m:r>
+          <m:t xml:space="preserve">B</m:t>
+        </m:r>
+        <m:r>
+          <m:t xml:space="preserve"> </m:t>
+        </m:r>
+        <m:r>
+          <m:t xml:space="preserve">±</m:t>
+        </m:r>
+        <m:r>
+          <m:t xml:space="preserve"> </m:t>
+        </m:r>
+        <m:r>
+          <m:rPr>
+            <m:nor/>
+            <m:sty m:val="p"/>
+          </m:rPr>
+          <m:t xml:space="preserve">cos</m:t>
+        </m:r>
+        <m:r>
+          <m:t xml:space="preserve"> </m:t>
+        </m:r>
+        <m:r>
+          <m:t xml:space="preserve">A</m:t>
+        </m:r>
+        <m:r>
+          <m:rPr>
+            <m:nor/>
+            <m:sty m:val="p"/>
+          </m:rPr>
+          <m:t xml:space="preserve">sin</m:t>
+        </m:r>
+        <m:r>
+          <m:t xml:space="preserve"> </m:t>
+        </m:r>
+        <m:r>
+          <m:t xml:space="preserve">B</m:t>
+        </m:r>
+      </m:oMath>
     </w:p>
     <w:p>
       <w:pPr>
         <w:spacing w:after="0"/>
         <w:jc w:val="center"/>
       </w:pPr>
-      <w:r>
-        <w:rPr>
-          <w:b w:val="0"/>
-          <w:i w:val="0"/>
-          <w:sz w:val="24"/>
-        </w:rPr>
-        <w:t>cos(A ± B) = cos A cos B ∓ sin A sin B</w:t>
-      </w:r>
+      <m:oMath>
+        <m:r>
+          <m:rPr>
+            <m:nor/>
+            <m:sty m:val="p"/>
+          </m:rPr>
+          <m:t xml:space="preserve">cos</m:t>
+        </m:r>
+        <m:r>
+          <m:t xml:space="preserve">(</m:t>
+        </m:r>
+        <m:r>
+          <m:t xml:space="preserve">A</m:t>
+        </m:r>
+        <m:r>
+          <m:t xml:space="preserve"> </m:t>
+        </m:r>
+        <m:r>
+          <m:t xml:space="preserve">±</m:t>
+        </m:r>
+        <m:r>
+          <m:t xml:space="preserve"> </m:t>
+        </m:r>
+        <m:r>
+          <m:t xml:space="preserve">B</m:t>
+        </m:r>
+        <m:r>
+          <m:t xml:space="preserve">) = </m:t>
+        </m:r>
+        <m:r>
+          <m:rPr>
+            <m:nor/>
+            <m:sty m:val="p"/>
+          </m:rPr>
+          <m:t xml:space="preserve">cos</m:t>
+        </m:r>
+        <m:r>
+          <m:t xml:space="preserve"> </m:t>
+        </m:r>
+        <m:r>
+          <m:t xml:space="preserve">A</m:t>
+        </m:r>
+        <m:r>
+          <m:rPr>
+            <m:nor/>
+            <m:sty m:val="p"/>
+          </m:rPr>
+          <m:t xml:space="preserve">cos</m:t>
+        </m:r>
+        <m:r>
+          <m:t xml:space="preserve"> </m:t>
+        </m:r>
+        <m:r>
+          <m:t xml:space="preserve">B</m:t>
+        </m:r>
+        <m:r>
+          <m:t xml:space="preserve"> </m:t>
+        </m:r>
+        <m:r>
+          <m:t xml:space="preserve">∓</m:t>
+        </m:r>
+        <m:r>
+          <m:t xml:space="preserve"> </m:t>
+        </m:r>
+        <m:r>
+          <m:rPr>
+            <m:nor/>
+            <m:sty m:val="p"/>
+          </m:rPr>
+          <m:t xml:space="preserve">sin</m:t>
+        </m:r>
+        <m:r>
+          <m:t xml:space="preserve"> </m:t>
+        </m:r>
+        <m:r>
+          <m:t xml:space="preserve">A</m:t>
+        </m:r>
+        <m:r>
+          <m:rPr>
+            <m:nor/>
+            <m:sty m:val="p"/>
+          </m:rPr>
+          <m:t xml:space="preserve">sin</m:t>
+        </m:r>
+        <m:r>
+          <m:t xml:space="preserve"> </m:t>
+        </m:r>
+        <m:r>
+          <m:t xml:space="preserve">B</m:t>
+        </m:r>
+      </m:oMath>
     </w:p>
     <w:p>
       <w:pPr>
         <w:spacing w:after="0"/>
         <w:jc w:val="center"/>
       </w:pPr>
-      <w:r>
-        <w:rPr>
-          <w:b w:val="0"/>
-          <w:i w:val="0"/>
-          <w:sz w:val="24"/>
-        </w:rPr>
-        <w:t>tan(A ± B) = (tan A ± tan B) / (1 ∓ tan A tan B)</w:t>
-      </w:r>
+      <m:oMath>
+        <m:r>
+          <m:rPr>
+            <m:nor/>
+            <m:sty m:val="p"/>
+          </m:rPr>
+          <m:t xml:space="preserve">tan</m:t>
+        </m:r>
+        <m:r>
+          <m:t xml:space="preserve">(</m:t>
+        </m:r>
+        <m:r>
+          <m:t xml:space="preserve">A</m:t>
+        </m:r>
+        <m:r>
+          <m:t xml:space="preserve"> </m:t>
+        </m:r>
+        <m:r>
+          <m:t xml:space="preserve">±</m:t>
+        </m:r>
+        <m:r>
+          <m:t xml:space="preserve"> </m:t>
+        </m:r>
+        <m:r>
+          <m:t xml:space="preserve">B</m:t>
+        </m:r>
+        <m:r>
+          <m:t xml:space="preserve">) = </m:t>
+        </m:r>
+        <m:f>
+          <m:fPr>
+            <m:type m:val="bar"/>
+          </m:fPr>
+          <m:num>
+            <m:r>
+              <m:rPr>
+                <m:nor/>
+                <m:sty m:val="p"/>
+              </m:rPr>
+              <m:t xml:space="preserve">tan</m:t>
+            </m:r>
+            <m:r>
+              <m:t xml:space="preserve"> </m:t>
+            </m:r>
+            <m:r>
+              <m:t xml:space="preserve">A</m:t>
+            </m:r>
+            <m:r>
+              <m:t xml:space="preserve"> </m:t>
+            </m:r>
+            <m:r>
+              <m:t xml:space="preserve">±</m:t>
+            </m:r>
+            <m:r>
+              <m:t xml:space="preserve"> </m:t>
+            </m:r>
+            <m:r>
+              <m:rPr>
+                <m:nor/>
+                <m:sty m:val="p"/>
+              </m:rPr>
+              <m:t xml:space="preserve">tan</m:t>
+            </m:r>
+            <m:r>
+              <m:t xml:space="preserve"> </m:t>
+            </m:r>
+            <m:r>
+              <m:t xml:space="preserve">B</m:t>
+            </m:r>
+          </m:num>
+          <m:den>
+            <m:r>
+              <m:t xml:space="preserve">1 </m:t>
+            </m:r>
+            <m:r>
+              <m:t xml:space="preserve">∓</m:t>
+            </m:r>
+            <m:r>
+              <m:t xml:space="preserve"> </m:t>
+            </m:r>
+            <m:r>
+              <m:rPr>
+                <m:nor/>
+                <m:sty m:val="p"/>
+              </m:rPr>
+              <m:t xml:space="preserve">tan</m:t>
+            </m:r>
+            <m:r>
+              <m:t xml:space="preserve"> </m:t>
+            </m:r>
+            <m:r>
+              <m:t xml:space="preserve">A</m:t>
+            </m:r>
+            <m:r>
+              <m:rPr>
+                <m:nor/>
+                <m:sty m:val="p"/>
+              </m:rPr>
+              <m:t xml:space="preserve">tan</m:t>
+            </m:r>
+            <m:r>
+              <m:t xml:space="preserve"> </m:t>
+            </m:r>
+            <m:r>
+              <m:t xml:space="preserve">B</m:t>
+            </m:r>
+          </m:den>
+        </m:f>
+      </m:oMath>
     </w:p>
     <w:p>
       <w:pPr>
         <w:spacing w:after="0"/>
         <w:jc w:val="center"/>
       </w:pPr>
-      <w:r>
-        <w:rPr>
-          <w:b w:val="0"/>
-          <w:i w:val="0"/>
-          <w:sz w:val="24"/>
-        </w:rPr>
-        <w:t>sin 2A = 2 sin A cos A</w:t>
-      </w:r>
+      <m:oMath>
+        <m:r>
+          <m:rPr>
+            <m:nor/>
+            <m:sty m:val="p"/>
+          </m:rPr>
+          <m:t xml:space="preserve">sin</m:t>
+        </m:r>
+        <m:r>
+          <m:t xml:space="preserve"> 2</m:t>
+        </m:r>
+        <m:r>
+          <m:t xml:space="preserve">A</m:t>
+        </m:r>
+        <m:r>
+          <m:t xml:space="preserve"> = 2</m:t>
+        </m:r>
+        <m:r>
+          <m:rPr>
+            <m:nor/>
+            <m:sty m:val="p"/>
+          </m:rPr>
+          <m:t xml:space="preserve">sin</m:t>
+        </m:r>
+        <m:r>
+          <m:t xml:space="preserve"> </m:t>
+        </m:r>
+        <m:r>
+          <m:t xml:space="preserve">A</m:t>
+        </m:r>
+        <m:r>
+          <m:rPr>
+            <m:nor/>
+            <m:sty m:val="p"/>
+          </m:rPr>
+          <m:t xml:space="preserve">cos</m:t>
+        </m:r>
+        <m:r>
+          <m:t xml:space="preserve"> </m:t>
+        </m:r>
+        <m:r>
+          <m:t xml:space="preserve">A</m:t>
+        </m:r>
+      </m:oMath>
     </w:p>
     <w:p>
       <w:pPr>
         <w:spacing w:after="0"/>
         <w:jc w:val="center"/>
       </w:pPr>
-      <w:r>
-        <w:rPr>
-          <w:b w:val="0"/>
-          <w:i w:val="0"/>
-          <w:sz w:val="24"/>
-        </w:rPr>
-        <w:t>cos 2A = cos²A − sin²A = 2cos²A − 1 = 1 − 2sin²A</w:t>
-      </w:r>
+      <m:oMath>
+        <m:r>
+          <m:rPr>
+            <m:nor/>
+            <m:sty m:val="p"/>
+          </m:rPr>
+          <m:t xml:space="preserve">cos</m:t>
+        </m:r>
+        <m:r>
+          <m:t xml:space="preserve"> 2</m:t>
+        </m:r>
+        <m:r>
+          <m:t xml:space="preserve">A</m:t>
+        </m:r>
+        <m:r>
+          <m:t xml:space="preserve"> = </m:t>
+        </m:r>
+        <m:sSup>
+          <m:e>
+            <m:r>
+              <m:rPr>
+                <m:nor/>
+                <m:sty m:val="p"/>
+              </m:rPr>
+              <m:t xml:space="preserve">cos</m:t>
+            </m:r>
+          </m:e>
+          <m:sup>
+            <m:r>
+              <m:t xml:space="preserve">2</m:t>
+            </m:r>
+          </m:sup>
+        </m:sSup>
+        <m:r>
+          <m:t xml:space="preserve"> </m:t>
+        </m:r>
+        <m:r>
+          <m:t xml:space="preserve">A</m:t>
+        </m:r>
+        <m:r>
+          <m:t xml:space="preserve"> - </m:t>
+        </m:r>
+        <m:sSup>
+          <m:e>
+            <m:r>
+              <m:rPr>
+                <m:nor/>
+                <m:sty m:val="p"/>
+              </m:rPr>
+              <m:t xml:space="preserve">sin</m:t>
+            </m:r>
+          </m:e>
+          <m:sup>
+            <m:r>
+              <m:t xml:space="preserve">2</m:t>
+            </m:r>
+          </m:sup>
+        </m:sSup>
+        <m:r>
+          <m:t xml:space="preserve"> </m:t>
+        </m:r>
+        <m:r>
+          <m:t xml:space="preserve">A</m:t>
+        </m:r>
+        <m:r>
+          <m:t xml:space="preserve"> = 2</m:t>
+        </m:r>
+        <m:sSup>
+          <m:e>
+            <m:r>
+              <m:rPr>
+                <m:nor/>
+                <m:sty m:val="p"/>
+              </m:rPr>
+              <m:t xml:space="preserve">cos</m:t>
+            </m:r>
+          </m:e>
+          <m:sup>
+            <m:r>
+              <m:t xml:space="preserve">2</m:t>
+            </m:r>
+          </m:sup>
+        </m:sSup>
+        <m:r>
+          <m:t xml:space="preserve"> </m:t>
+        </m:r>
+        <m:r>
+          <m:t xml:space="preserve">A</m:t>
+        </m:r>
+        <m:r>
+          <m:t xml:space="preserve"> - 1 = 1 - 2</m:t>
+        </m:r>
+        <m:sSup>
+          <m:e>
+            <m:r>
+              <m:rPr>
+                <m:nor/>
+                <m:sty m:val="p"/>
+              </m:rPr>
+              <m:t xml:space="preserve">sin</m:t>
+            </m:r>
+          </m:e>
+          <m:sup>
+            <m:r>
+              <m:t xml:space="preserve">2</m:t>
+            </m:r>
+          </m:sup>
+        </m:sSup>
+        <m:r>
+          <m:t xml:space="preserve"> </m:t>
+        </m:r>
+        <m:r>
+          <m:t xml:space="preserve">A</m:t>
+        </m:r>
+      </m:oMath>
     </w:p>
     <w:p>
       <w:pPr>
         <w:spacing w:after="0"/>
         <w:jc w:val="center"/>
       </w:pPr>
-      <w:r>
-        <w:rPr>
-          <w:b w:val="0"/>
-          <w:i w:val="0"/>
-          <w:sz w:val="24"/>
-        </w:rPr>
-        <w:t>tan 2A = 2 tan A / (1 − tan²A)</w:t>
-      </w:r>
+      <m:oMath>
+        <m:r>
+          <m:rPr>
+            <m:nor/>
+            <m:sty m:val="p"/>
+          </m:rPr>
+          <m:t xml:space="preserve">tan</m:t>
+        </m:r>
+        <m:r>
+          <m:t xml:space="preserve"> 2</m:t>
+        </m:r>
+        <m:r>
+          <m:t xml:space="preserve">A</m:t>
+        </m:r>
+        <m:r>
+          <m:t xml:space="preserve"> = </m:t>
+        </m:r>
+        <m:f>
+          <m:fPr>
+            <m:type m:val="bar"/>
+          </m:fPr>
+          <m:num>
+            <m:r>
+              <m:t xml:space="preserve">2</m:t>
+            </m:r>
+            <m:r>
+              <m:rPr>
+                <m:nor/>
+                <m:sty m:val="p"/>
+              </m:rPr>
+              <m:t xml:space="preserve">tan</m:t>
+            </m:r>
+            <m:r>
+              <m:t xml:space="preserve"> </m:t>
+            </m:r>
+            <m:r>
+              <m:t xml:space="preserve">A</m:t>
+            </m:r>
+          </m:num>
+          <m:den>
+            <m:r>
+              <m:t xml:space="preserve">1 - </m:t>
+            </m:r>
+            <m:sSup>
+              <m:e>
+                <m:r>
+                  <m:rPr>
+                    <m:nor/>
+                    <m:sty m:val="p"/>
+                  </m:rPr>
+                  <m:t xml:space="preserve">tan</m:t>
+                </m:r>
+              </m:e>
+              <m:sup>
+                <m:r>
+                  <m:t xml:space="preserve">2</m:t>
+                </m:r>
+              </m:sup>
+            </m:sSup>
+            <m:r>
+              <m:t xml:space="preserve"> </m:t>
+            </m:r>
+            <m:r>
+              <m:t xml:space="preserve">A</m:t>
+            </m:r>
+          </m:den>
+        </m:f>
+      </m:oMath>
     </w:p>
     <w:p>
       <w:pPr>
@@ -1551,42 +2572,209 @@
         <w:spacing w:after="0"/>
         <w:jc w:val="center"/>
       </w:pPr>
-      <w:r>
-        <w:rPr>
-          <w:b w:val="0"/>
-          <w:i w:val="0"/>
-          <w:sz w:val="24"/>
-        </w:rPr>
-        <w:t>a / sin A = b / sin B = c / sin C</w:t>
-      </w:r>
+      <m:oMath>
+        <m:f>
+          <m:fPr>
+            <m:type m:val="bar"/>
+          </m:fPr>
+          <m:num>
+            <m:r>
+              <m:t xml:space="preserve">a</m:t>
+            </m:r>
+          </m:num>
+          <m:den>
+            <m:r>
+              <m:rPr>
+                <m:nor/>
+                <m:sty m:val="p"/>
+              </m:rPr>
+              <m:t xml:space="preserve">sin</m:t>
+            </m:r>
+            <m:r>
+              <m:t xml:space="preserve"> </m:t>
+            </m:r>
+            <m:r>
+              <m:t xml:space="preserve">A</m:t>
+            </m:r>
+          </m:den>
+        </m:f>
+        <m:r>
+          <m:t xml:space="preserve"> = </m:t>
+        </m:r>
+        <m:f>
+          <m:fPr>
+            <m:type m:val="bar"/>
+          </m:fPr>
+          <m:num>
+            <m:r>
+              <m:t xml:space="preserve">b</m:t>
+            </m:r>
+          </m:num>
+          <m:den>
+            <m:r>
+              <m:rPr>
+                <m:nor/>
+                <m:sty m:val="p"/>
+              </m:rPr>
+              <m:t xml:space="preserve">sin</m:t>
+            </m:r>
+            <m:r>
+              <m:t xml:space="preserve"> </m:t>
+            </m:r>
+            <m:r>
+              <m:t xml:space="preserve">B</m:t>
+            </m:r>
+          </m:den>
+        </m:f>
+        <m:r>
+          <m:t xml:space="preserve"> = </m:t>
+        </m:r>
+        <m:f>
+          <m:fPr>
+            <m:type m:val="bar"/>
+          </m:fPr>
+          <m:num>
+            <m:r>
+              <m:t xml:space="preserve">c</m:t>
+            </m:r>
+          </m:num>
+          <m:den>
+            <m:r>
+              <m:rPr>
+                <m:nor/>
+                <m:sty m:val="p"/>
+              </m:rPr>
+              <m:t xml:space="preserve">sin</m:t>
+            </m:r>
+            <m:r>
+              <m:t xml:space="preserve"> </m:t>
+            </m:r>
+            <m:r>
+              <m:t xml:space="preserve">C</m:t>
+            </m:r>
+          </m:den>
+        </m:f>
+      </m:oMath>
     </w:p>
     <w:p>
       <w:pPr>
         <w:spacing w:after="0"/>
         <w:jc w:val="center"/>
       </w:pPr>
-      <w:r>
-        <w:rPr>
-          <w:b w:val="0"/>
-          <w:i w:val="0"/>
-          <w:sz w:val="24"/>
-        </w:rPr>
-        <w:t>a² = b² + c² − 2bc cos A</w:t>
-      </w:r>
+      <m:oMath>
+        <m:sSup>
+          <m:e>
+            <m:r>
+              <m:t xml:space="preserve">a</m:t>
+            </m:r>
+          </m:e>
+          <m:sup>
+            <m:r>
+              <m:t xml:space="preserve">2</m:t>
+            </m:r>
+          </m:sup>
+        </m:sSup>
+        <m:r>
+          <m:t xml:space="preserve"> = </m:t>
+        </m:r>
+        <m:sSup>
+          <m:e>
+            <m:r>
+              <m:t xml:space="preserve">b</m:t>
+            </m:r>
+          </m:e>
+          <m:sup>
+            <m:r>
+              <m:t xml:space="preserve">2</m:t>
+            </m:r>
+          </m:sup>
+        </m:sSup>
+        <m:r>
+          <m:t xml:space="preserve"> + </m:t>
+        </m:r>
+        <m:sSup>
+          <m:e>
+            <m:r>
+              <m:t xml:space="preserve">c</m:t>
+            </m:r>
+          </m:e>
+          <m:sup>
+            <m:r>
+              <m:t xml:space="preserve">2</m:t>
+            </m:r>
+          </m:sup>
+        </m:sSup>
+        <m:r>
+          <m:t xml:space="preserve"> - 2</m:t>
+        </m:r>
+        <m:r>
+          <m:t xml:space="preserve">b</m:t>
+        </m:r>
+        <m:r>
+          <m:t xml:space="preserve">c</m:t>
+        </m:r>
+        <m:r>
+          <m:rPr>
+            <m:nor/>
+            <m:sty m:val="p"/>
+          </m:rPr>
+          <m:t xml:space="preserve">cos</m:t>
+        </m:r>
+        <m:r>
+          <m:t xml:space="preserve"> </m:t>
+        </m:r>
+        <m:r>
+          <m:t xml:space="preserve">A</m:t>
+        </m:r>
+      </m:oMath>
     </w:p>
     <w:p>
       <w:pPr>
         <w:spacing w:after="0"/>
         <w:jc w:val="center"/>
       </w:pPr>
-      <w:r>
-        <w:rPr>
-          <w:b w:val="0"/>
-          <w:i w:val="0"/>
-          <w:sz w:val="24"/>
-        </w:rPr>
-        <w:t>Δ = ½ ab sin C</w:t>
-      </w:r>
+      <m:oMath>
+        <m:r>
+          <m:t xml:space="preserve">Δ</m:t>
+        </m:r>
+        <m:r>
+          <m:t xml:space="preserve"> = </m:t>
+        </m:r>
+        <m:f>
+          <m:fPr>
+            <m:type m:val="bar"/>
+          </m:fPr>
+          <m:num>
+            <m:r>
+              <m:t xml:space="preserve">1</m:t>
+            </m:r>
+          </m:num>
+          <m:den>
+            <m:r>
+              <m:t xml:space="preserve">2</m:t>
+            </m:r>
+          </m:den>
+        </m:f>
+        <m:r>
+          <m:t xml:space="preserve">a</m:t>
+        </m:r>
+        <m:r>
+          <m:t xml:space="preserve">b</m:t>
+        </m:r>
+        <m:r>
+          <m:rPr>
+            <m:nor/>
+            <m:sty m:val="p"/>
+          </m:rPr>
+          <m:t xml:space="preserve">sin</m:t>
+        </m:r>
+        <m:r>
+          <m:t xml:space="preserve"> </m:t>
+        </m:r>
+        <m:r>
+          <m:t xml:space="preserve">C</m:t>
+        </m:r>
+      </m:oMath>
     </w:p>
     <w:p>
       <w:r>
@@ -1626,7 +2814,174 @@
         <w:tab/>
       </w:r>
       <w:r>
-        <w:t>The triangle DEF has an area of  ¼(7√3 + 9) cm². The length of DE is (√3 + 2) cm and angle EDF is 60°. Find, without using a calculator, the length of DF, in cm, in the form (a + b√3) where a and b are integers.</w:t>
+        <w:t xml:space="preserve">The triangle </w:t>
+      </w:r>
+      <m:oMath>
+        <m:r>
+          <m:t xml:space="preserve">D</m:t>
+        </m:r>
+        <m:r>
+          <m:t xml:space="preserve">E</m:t>
+        </m:r>
+        <m:r>
+          <m:t xml:space="preserve">F</m:t>
+        </m:r>
+      </m:oMath>
+      <w:r>
+        <w:t xml:space="preserve"> has an area of </w:t>
+      </w:r>
+      <m:oMath>
+        <m:f>
+          <m:fPr>
+            <m:type m:val="bar"/>
+          </m:fPr>
+          <m:num>
+            <m:r>
+              <m:t xml:space="preserve">1</m:t>
+            </m:r>
+          </m:num>
+          <m:den>
+            <m:r>
+              <m:t xml:space="preserve">4</m:t>
+            </m:r>
+          </m:den>
+        </m:f>
+        <m:r>
+          <m:t xml:space="preserve">(7</m:t>
+        </m:r>
+        <m:rad>
+          <m:radPr>
+            <m:degHide m:val="1"/>
+          </m:radPr>
+          <m:deg/>
+          <m:e>
+            <m:r>
+              <m:t xml:space="preserve">3</m:t>
+            </m:r>
+          </m:e>
+        </m:rad>
+        <m:r>
+          <m:t xml:space="preserve"> + 9)</m:t>
+        </m:r>
+      </m:oMath>
+      <w:r>
+        <w:t xml:space="preserve"> cm². The length of </w:t>
+      </w:r>
+      <m:oMath>
+        <m:r>
+          <m:t xml:space="preserve">D</m:t>
+        </m:r>
+        <m:r>
+          <m:t xml:space="preserve">E</m:t>
+        </m:r>
+      </m:oMath>
+      <w:r>
+        <w:t xml:space="preserve"> is </w:t>
+      </w:r>
+      <m:oMath>
+        <m:r>
+          <m:t xml:space="preserve">(</m:t>
+        </m:r>
+        <m:rad>
+          <m:radPr>
+            <m:degHide m:val="1"/>
+          </m:radPr>
+          <m:deg/>
+          <m:e>
+            <m:r>
+              <m:t xml:space="preserve">3</m:t>
+            </m:r>
+          </m:e>
+        </m:rad>
+        <m:r>
+          <m:t xml:space="preserve"> + 2)</m:t>
+        </m:r>
+      </m:oMath>
+      <w:r>
+        <w:t xml:space="preserve"> cm and angle </w:t>
+      </w:r>
+      <m:oMath>
+        <m:r>
+          <m:t xml:space="preserve">E</m:t>
+        </m:r>
+        <m:r>
+          <m:t xml:space="preserve">D</m:t>
+        </m:r>
+        <m:r>
+          <m:t xml:space="preserve">F</m:t>
+        </m:r>
+      </m:oMath>
+      <w:r>
+        <w:t xml:space="preserve"> is </w:t>
+      </w:r>
+      <m:oMath>
+        <m:r>
+          <m:t xml:space="preserve">60</m:t>
+        </m:r>
+        <m:r>
+          <m:t xml:space="preserve">°</m:t>
+        </m:r>
+      </m:oMath>
+      <w:r>
+        <w:t xml:space="preserve">. Find, without using a calculator, the length of </w:t>
+      </w:r>
+      <m:oMath>
+        <m:r>
+          <m:t xml:space="preserve">D</m:t>
+        </m:r>
+        <m:r>
+          <m:t xml:space="preserve">F</m:t>
+        </m:r>
+      </m:oMath>
+      <w:r>
+        <w:t xml:space="preserve">, in cm, in the form </w:t>
+      </w:r>
+      <m:oMath>
+        <m:r>
+          <m:t xml:space="preserve">(</m:t>
+        </m:r>
+        <m:r>
+          <m:t xml:space="preserve">a</m:t>
+        </m:r>
+        <m:r>
+          <m:t xml:space="preserve"> + </m:t>
+        </m:r>
+        <m:r>
+          <m:t xml:space="preserve">b</m:t>
+        </m:r>
+        <m:rad>
+          <m:radPr>
+            <m:degHide m:val="1"/>
+          </m:radPr>
+          <m:deg/>
+          <m:e>
+            <m:r>
+              <m:t xml:space="preserve">3</m:t>
+            </m:r>
+          </m:e>
+        </m:rad>
+        <m:r>
+          <m:t xml:space="preserve">)</m:t>
+        </m:r>
+      </m:oMath>
+      <w:r>
+        <w:t xml:space="preserve"> where </w:t>
+      </w:r>
+      <m:oMath>
+        <m:r>
+          <m:t xml:space="preserve">a</m:t>
+        </m:r>
+      </m:oMath>
+      <w:r>
+        <w:t xml:space="preserve"> and </w:t>
+      </w:r>
+      <m:oMath>
+        <m:r>
+          <m:t xml:space="preserve">b</m:t>
+        </m:r>
+      </m:oMath>
+      <w:r>
+        <w:t xml:space="preserve"> are integers.</w:t>
       </w:r>
       <w:r>
         <w:tab/>
@@ -1722,7 +3077,79 @@
         <w:tab/>
       </w:r>
       <w:r>
-        <w:t>Simplify  7 / (3 − √2), giving your answer in the form  a + b√2, where a and b are integers.</w:t>
+        <w:t xml:space="preserve">Simplify </w:t>
+      </w:r>
+      <m:oMath>
+        <m:f>
+          <m:fPr>
+            <m:type m:val="bar"/>
+          </m:fPr>
+          <m:num>
+            <m:r>
+              <m:t xml:space="preserve">7</m:t>
+            </m:r>
+          </m:num>
+          <m:den>
+            <m:r>
+              <m:t xml:space="preserve">3 - </m:t>
+            </m:r>
+            <m:rad>
+              <m:radPr>
+                <m:degHide m:val="1"/>
+              </m:radPr>
+              <m:deg/>
+              <m:e>
+                <m:r>
+                  <m:t xml:space="preserve">2</m:t>
+                </m:r>
+              </m:e>
+            </m:rad>
+          </m:den>
+        </m:f>
+      </m:oMath>
+      <w:r>
+        <w:t xml:space="preserve">, giving your answer in the form </w:t>
+      </w:r>
+      <m:oMath>
+        <m:r>
+          <m:t xml:space="preserve">a</m:t>
+        </m:r>
+        <m:r>
+          <m:t xml:space="preserve"> + </m:t>
+        </m:r>
+        <m:r>
+          <m:t xml:space="preserve">b</m:t>
+        </m:r>
+        <m:rad>
+          <m:radPr>
+            <m:degHide m:val="1"/>
+          </m:radPr>
+          <m:deg/>
+          <m:e>
+            <m:r>
+              <m:t xml:space="preserve">2</m:t>
+            </m:r>
+          </m:e>
+        </m:rad>
+      </m:oMath>
+      <w:r>
+        <w:t xml:space="preserve">, where </w:t>
+      </w:r>
+      <m:oMath>
+        <m:r>
+          <m:t xml:space="preserve">a</m:t>
+        </m:r>
+      </m:oMath>
+      <w:r>
+        <w:t xml:space="preserve"> and </w:t>
+      </w:r>
+      <m:oMath>
+        <m:r>
+          <m:t xml:space="preserve">b</m:t>
+        </m:r>
+      </m:oMath>
+      <w:r>
+        <w:t xml:space="preserve"> are integers.</w:t>
       </w:r>
       <w:r>
         <w:tab/>
@@ -1786,7 +3213,95 @@
         <w:tab/>
       </w:r>
       <w:r>
-        <w:t>Given that  (2 + √3)x = 5 + 4√3, find the value of x in the form  a + b√3, where a and b are integers.</w:t>
+        <w:t xml:space="preserve">Given that </w:t>
+      </w:r>
+      <m:oMath>
+        <m:r>
+          <m:t xml:space="preserve">(2 + </m:t>
+        </m:r>
+        <m:rad>
+          <m:radPr>
+            <m:degHide m:val="1"/>
+          </m:radPr>
+          <m:deg/>
+          <m:e>
+            <m:r>
+              <m:t xml:space="preserve">3</m:t>
+            </m:r>
+          </m:e>
+        </m:rad>
+        <m:r>
+          <m:t xml:space="preserve">)</m:t>
+        </m:r>
+        <m:r>
+          <m:t xml:space="preserve">x</m:t>
+        </m:r>
+        <m:r>
+          <m:t xml:space="preserve"> = 5 + 4</m:t>
+        </m:r>
+        <m:rad>
+          <m:radPr>
+            <m:degHide m:val="1"/>
+          </m:radPr>
+          <m:deg/>
+          <m:e>
+            <m:r>
+              <m:t xml:space="preserve">3</m:t>
+            </m:r>
+          </m:e>
+        </m:rad>
+      </m:oMath>
+      <w:r>
+        <w:t xml:space="preserve">, find the value of </w:t>
+      </w:r>
+      <m:oMath>
+        <m:r>
+          <m:t xml:space="preserve">x</m:t>
+        </m:r>
+      </m:oMath>
+      <w:r>
+        <w:t xml:space="preserve"> in the form </w:t>
+      </w:r>
+      <m:oMath>
+        <m:r>
+          <m:t xml:space="preserve">a</m:t>
+        </m:r>
+        <m:r>
+          <m:t xml:space="preserve"> + </m:t>
+        </m:r>
+        <m:r>
+          <m:t xml:space="preserve">b</m:t>
+        </m:r>
+        <m:rad>
+          <m:radPr>
+            <m:degHide m:val="1"/>
+          </m:radPr>
+          <m:deg/>
+          <m:e>
+            <m:r>
+              <m:t xml:space="preserve">3</m:t>
+            </m:r>
+          </m:e>
+        </m:rad>
+      </m:oMath>
+      <w:r>
+        <w:t xml:space="preserve">, where </w:t>
+      </w:r>
+      <m:oMath>
+        <m:r>
+          <m:t xml:space="preserve">a</m:t>
+        </m:r>
+      </m:oMath>
+      <w:r>
+        <w:t xml:space="preserve"> and </w:t>
+      </w:r>
+      <m:oMath>
+        <m:r>
+          <m:t xml:space="preserve">b</m:t>
+        </m:r>
+      </m:oMath>
+      <w:r>
+        <w:t xml:space="preserve"> are integers.</w:t>
       </w:r>
       <w:r>
         <w:tab/>
@@ -1812,7 +3327,152 @@
         <w:tab/>
       </w:r>
       <w:r>
-        <w:t>It is given that  sin A = − 1/√5  and  tan B = 3/4, where A and B are in the same quadrant. Find the value of p if  cos(A − B) = p√5.</w:t>
+        <w:t xml:space="preserve">It is given that </w:t>
+      </w:r>
+      <m:oMath>
+        <m:r>
+          <m:rPr>
+            <m:nor/>
+            <m:sty m:val="p"/>
+          </m:rPr>
+          <m:t xml:space="preserve">sin</m:t>
+        </m:r>
+        <m:r>
+          <m:t xml:space="preserve"> </m:t>
+        </m:r>
+        <m:r>
+          <m:t xml:space="preserve">A</m:t>
+        </m:r>
+        <m:r>
+          <m:t xml:space="preserve"> = -</m:t>
+        </m:r>
+        <m:f>
+          <m:fPr>
+            <m:type m:val="bar"/>
+          </m:fPr>
+          <m:num>
+            <m:r>
+              <m:t xml:space="preserve">1</m:t>
+            </m:r>
+          </m:num>
+          <m:den>
+            <m:rad>
+              <m:radPr>
+                <m:degHide m:val="1"/>
+              </m:radPr>
+              <m:deg/>
+              <m:e>
+                <m:r>
+                  <m:t xml:space="preserve">5</m:t>
+                </m:r>
+              </m:e>
+            </m:rad>
+          </m:den>
+        </m:f>
+      </m:oMath>
+      <w:r>
+        <w:t xml:space="preserve"> and </w:t>
+      </w:r>
+      <m:oMath>
+        <m:r>
+          <m:rPr>
+            <m:nor/>
+            <m:sty m:val="p"/>
+          </m:rPr>
+          <m:t xml:space="preserve">tan</m:t>
+        </m:r>
+        <m:r>
+          <m:t xml:space="preserve"> </m:t>
+        </m:r>
+        <m:r>
+          <m:t xml:space="preserve">B</m:t>
+        </m:r>
+        <m:r>
+          <m:t xml:space="preserve"> = </m:t>
+        </m:r>
+        <m:f>
+          <m:fPr>
+            <m:type m:val="bar"/>
+          </m:fPr>
+          <m:num>
+            <m:r>
+              <m:t xml:space="preserve">3</m:t>
+            </m:r>
+          </m:num>
+          <m:den>
+            <m:r>
+              <m:t xml:space="preserve">4</m:t>
+            </m:r>
+          </m:den>
+        </m:f>
+      </m:oMath>
+      <w:r>
+        <w:t xml:space="preserve">, where </w:t>
+      </w:r>
+      <m:oMath>
+        <m:r>
+          <m:t xml:space="preserve">A</m:t>
+        </m:r>
+      </m:oMath>
+      <w:r>
+        <w:t xml:space="preserve"> and </w:t>
+      </w:r>
+      <m:oMath>
+        <m:r>
+          <m:t xml:space="preserve">B</m:t>
+        </m:r>
+      </m:oMath>
+      <w:r>
+        <w:t xml:space="preserve"> are in the same quadrant. Find the value of </w:t>
+      </w:r>
+      <m:oMath>
+        <m:r>
+          <m:t xml:space="preserve">p</m:t>
+        </m:r>
+      </m:oMath>
+      <w:r>
+        <w:t xml:space="preserve"> if </w:t>
+      </w:r>
+      <m:oMath>
+        <m:r>
+          <m:rPr>
+            <m:nor/>
+            <m:sty m:val="p"/>
+          </m:rPr>
+          <m:t xml:space="preserve">cos</m:t>
+        </m:r>
+        <m:r>
+          <m:t xml:space="preserve">(</m:t>
+        </m:r>
+        <m:r>
+          <m:t xml:space="preserve">A</m:t>
+        </m:r>
+        <m:r>
+          <m:t xml:space="preserve"> - </m:t>
+        </m:r>
+        <m:r>
+          <m:t xml:space="preserve">B</m:t>
+        </m:r>
+        <m:r>
+          <m:t xml:space="preserve">) = </m:t>
+        </m:r>
+        <m:r>
+          <m:t xml:space="preserve">p</m:t>
+        </m:r>
+        <m:rad>
+          <m:radPr>
+            <m:degHide m:val="1"/>
+          </m:radPr>
+          <m:deg/>
+          <m:e>
+            <m:r>
+              <m:t xml:space="preserve">5</m:t>
+            </m:r>
+          </m:e>
+        </m:rad>
+      </m:oMath>
+      <w:r>
+        <w:t>.</w:t>
       </w:r>
       <w:r>
         <w:tab/>
@@ -1837,7 +3497,6 @@
         <w:t>4</w:t>
         <w:tab/>
       </w:r>
-      <w:r/>
     </w:p>
     <w:p>
       <w:pPr>
@@ -1856,7 +3515,107 @@
         <w:tab/>
       </w:r>
       <w:r>
-        <w:t>Express  y = −2x² − 12x + 5  in the form  y = −a(x + b)² + c, where a, b and c are constants.</w:t>
+        <w:t xml:space="preserve">Express </w:t>
+      </w:r>
+      <m:oMath>
+        <m:r>
+          <m:t xml:space="preserve">y</m:t>
+        </m:r>
+        <m:r>
+          <m:t xml:space="preserve"> = -2</m:t>
+        </m:r>
+        <m:sSup>
+          <m:e>
+            <m:r>
+              <m:t xml:space="preserve">x</m:t>
+            </m:r>
+          </m:e>
+          <m:sup>
+            <m:r>
+              <m:t xml:space="preserve">2</m:t>
+            </m:r>
+          </m:sup>
+        </m:sSup>
+        <m:r>
+          <m:t xml:space="preserve"> - 12</m:t>
+        </m:r>
+        <m:r>
+          <m:t xml:space="preserve">x</m:t>
+        </m:r>
+        <m:r>
+          <m:t xml:space="preserve"> + 5</m:t>
+        </m:r>
+      </m:oMath>
+      <w:r>
+        <w:t xml:space="preserve"> in the form </w:t>
+      </w:r>
+      <m:oMath>
+        <m:r>
+          <m:t xml:space="preserve">y</m:t>
+        </m:r>
+        <m:r>
+          <m:t xml:space="preserve"> = -</m:t>
+        </m:r>
+        <m:r>
+          <m:t xml:space="preserve">a</m:t>
+        </m:r>
+        <m:r>
+          <m:t xml:space="preserve">(</m:t>
+        </m:r>
+        <m:r>
+          <m:t xml:space="preserve">x</m:t>
+        </m:r>
+        <m:r>
+          <m:t xml:space="preserve"> + </m:t>
+        </m:r>
+        <m:r>
+          <m:t xml:space="preserve">b</m:t>
+        </m:r>
+        <m:sSup>
+          <m:e>
+            <m:r>
+              <m:t xml:space="preserve">)</m:t>
+            </m:r>
+          </m:e>
+          <m:sup>
+            <m:r>
+              <m:t xml:space="preserve">2</m:t>
+            </m:r>
+          </m:sup>
+        </m:sSup>
+        <m:r>
+          <m:t xml:space="preserve"> + </m:t>
+        </m:r>
+        <m:r>
+          <m:t xml:space="preserve">c</m:t>
+        </m:r>
+      </m:oMath>
+      <w:r>
+        <w:t xml:space="preserve">, where </w:t>
+      </w:r>
+      <m:oMath>
+        <m:r>
+          <m:t xml:space="preserve">a</m:t>
+        </m:r>
+      </m:oMath>
+      <w:r>
+        <w:t xml:space="preserve">, </w:t>
+      </w:r>
+      <m:oMath>
+        <m:r>
+          <m:t xml:space="preserve">b</m:t>
+        </m:r>
+      </m:oMath>
+      <w:r>
+        <w:t xml:space="preserve"> and </w:t>
+      </w:r>
+      <m:oMath>
+        <m:r>
+          <m:t xml:space="preserve">c</m:t>
+        </m:r>
+      </m:oMath>
+      <w:r>
+        <w:t xml:space="preserve"> are constants.</w:t>
       </w:r>
       <w:r>
         <w:tab/>
@@ -1930,7 +3689,47 @@
         <w:tab/>
       </w:r>
       <w:r>
-        <w:t>Hence find the range of values of the constant k for which the equation  −2x² − 12x + 5 = k  does not have two distinct roots.</w:t>
+        <w:t xml:space="preserve">Hence find the range of values of the constant </w:t>
+      </w:r>
+      <m:oMath>
+        <m:r>
+          <m:t xml:space="preserve">k</m:t>
+        </m:r>
+      </m:oMath>
+      <w:r>
+        <w:t xml:space="preserve"> for which the equation </w:t>
+      </w:r>
+      <m:oMath>
+        <m:r>
+          <m:t xml:space="preserve">-2</m:t>
+        </m:r>
+        <m:sSup>
+          <m:e>
+            <m:r>
+              <m:t xml:space="preserve">x</m:t>
+            </m:r>
+          </m:e>
+          <m:sup>
+            <m:r>
+              <m:t xml:space="preserve">2</m:t>
+            </m:r>
+          </m:sup>
+        </m:sSup>
+        <m:r>
+          <m:t xml:space="preserve"> - 12</m:t>
+        </m:r>
+        <m:r>
+          <m:t xml:space="preserve">x</m:t>
+        </m:r>
+        <m:r>
+          <m:t xml:space="preserve"> + 5 = </m:t>
+        </m:r>
+        <m:r>
+          <m:t xml:space="preserve">k</m:t>
+        </m:r>
+      </m:oMath>
+      <w:r>
+        <w:t xml:space="preserve"> does not have two distinct roots.</w:t>
       </w:r>
       <w:r>
         <w:tab/>
@@ -1956,7 +3755,31 @@
         <w:tab/>
       </w:r>
       <w:r>
-        <w:t>The diagram below shows a plaque designed in the shape of an equilateral triangle sitting on top of a rectangle. The rectangle has height p m and width q m, and the equilateral triangle has side q m.</w:t>
+        <w:t xml:space="preserve">The diagram below shows a plaque designed in the shape of an equilateral triangle sitting on top of a rectangle. The rectangle has height </w:t>
+      </w:r>
+      <m:oMath>
+        <m:r>
+          <m:t xml:space="preserve">p</m:t>
+        </m:r>
+      </m:oMath>
+      <w:r>
+        <w:t xml:space="preserve"> m and width </w:t>
+      </w:r>
+      <m:oMath>
+        <m:r>
+          <m:t xml:space="preserve">q</m:t>
+        </m:r>
+      </m:oMath>
+      <w:r>
+        <w:t xml:space="preserve"> m, and the equilateral triangle has side </w:t>
+      </w:r>
+      <m:oMath>
+        <m:r>
+          <m:t xml:space="preserve">q</m:t>
+        </m:r>
+      </m:oMath>
+      <w:r>
+        <w:t xml:space="preserve"> m.</w:t>
       </w:r>
     </w:p>
     <w:p>
@@ -2026,22 +3849,28 @@
         <w:tab/>
       </w:r>
       <w:r>
-        <w:t>Given that the perimeter of the plaque is 10 m, express p in terms of q.</w:t>
+        <w:t xml:space="preserve">Given that the perimeter of the plaque is 10 m, express </w:t>
+      </w:r>
+      <m:oMath>
+        <m:r>
+          <m:t xml:space="preserve">p</m:t>
+        </m:r>
+      </m:oMath>
+      <w:r>
+        <w:t xml:space="preserve"> in terms of </w:t>
+      </w:r>
+      <m:oMath>
+        <m:r>
+          <m:t xml:space="preserve">q</m:t>
+        </m:r>
+      </m:oMath>
+      <w:r>
+        <w:t>.</w:t>
       </w:r>
       <w:r>
         <w:tab/>
         <w:t>[2]</w:t>
       </w:r>
-    </w:p>
-    <w:p>
-      <w:pPr>
-        <w:spacing w:after="0"/>
-      </w:pPr>
-    </w:p>
-    <w:p>
-      <w:pPr>
-        <w:spacing w:after="0"/>
-      </w:pPr>
     </w:p>
     <w:p>
       <w:pPr>
@@ -2095,7 +3924,585 @@
         <w:tab/>
       </w:r>
       <w:r>
-        <w:t>Show that the area of the plaque, A m², is given by  A = 5q − (3/2)q² + (√3/4)q².</w:t>
+        <w:t xml:space="preserve">Show that the area of the plaque, </w:t>
+      </w:r>
+      <m:oMath>
+        <m:r>
+          <m:t xml:space="preserve">A</m:t>
+        </m:r>
+      </m:oMath>
+      <w:r>
+        <w:t xml:space="preserve"> m², is given by</w:t>
+      </w:r>
+      <w:r>
+        <w:tab/>
+        <w:t>[2]</w:t>
+      </w:r>
+    </w:p>
+    <w:p>
+      <w:pPr>
+        <w:spacing w:after="0"/>
+        <w:jc w:val="center"/>
+      </w:pPr>
+      <m:oMath>
+        <m:r>
+          <m:t xml:space="preserve">A</m:t>
+        </m:r>
+        <m:r>
+          <m:t xml:space="preserve"> = 5</m:t>
+        </m:r>
+        <m:r>
+          <m:t xml:space="preserve">q</m:t>
+        </m:r>
+        <m:r>
+          <m:t xml:space="preserve"> - </m:t>
+        </m:r>
+        <m:f>
+          <m:fPr>
+            <m:type m:val="bar"/>
+          </m:fPr>
+          <m:num>
+            <m:r>
+              <m:t xml:space="preserve">3</m:t>
+            </m:r>
+          </m:num>
+          <m:den>
+            <m:r>
+              <m:t xml:space="preserve">2</m:t>
+            </m:r>
+          </m:den>
+        </m:f>
+        <m:sSup>
+          <m:e>
+            <m:r>
+              <m:t xml:space="preserve">q</m:t>
+            </m:r>
+          </m:e>
+          <m:sup>
+            <m:r>
+              <m:t xml:space="preserve">2</m:t>
+            </m:r>
+          </m:sup>
+        </m:sSup>
+        <m:r>
+          <m:t xml:space="preserve"> + </m:t>
+        </m:r>
+        <m:f>
+          <m:fPr>
+            <m:type m:val="bar"/>
+          </m:fPr>
+          <m:num>
+            <m:rad>
+              <m:radPr>
+                <m:degHide m:val="1"/>
+              </m:radPr>
+              <m:deg/>
+              <m:e>
+                <m:r>
+                  <m:t xml:space="preserve">3</m:t>
+                </m:r>
+              </m:e>
+            </m:rad>
+          </m:num>
+          <m:den>
+            <m:r>
+              <m:t xml:space="preserve">4</m:t>
+            </m:r>
+          </m:den>
+        </m:f>
+        <m:sSup>
+          <m:e>
+            <m:r>
+              <m:t xml:space="preserve">q</m:t>
+            </m:r>
+          </m:e>
+          <m:sup>
+            <m:r>
+              <m:t xml:space="preserve">2</m:t>
+            </m:r>
+          </m:sup>
+        </m:sSup>
+      </m:oMath>
+    </w:p>
+    <w:p>
+      <w:r>
+        <w:br w:type="page"/>
+      </w:r>
+    </w:p>
+    <w:p>
+      <w:pPr>
+        <w:tabs>
+          <w:tab w:pos="850" w:val="left"/>
+          <w:tab w:pos="9071" w:val="right"/>
+        </w:tabs>
+        <w:spacing w:after="0"/>
+        <w:ind w:left="850" w:hanging="850"/>
+      </w:pPr>
+      <w:r>
+        <w:t>6</w:t>
+        <w:tab/>
+      </w:r>
+      <w:r>
+        <w:t xml:space="preserve">Show that the line </w:t>
+      </w:r>
+      <m:oMath>
+        <m:r>
+          <m:t xml:space="preserve">y</m:t>
+        </m:r>
+        <m:r>
+          <m:t xml:space="preserve"> = </m:t>
+        </m:r>
+        <m:r>
+          <m:t xml:space="preserve">x</m:t>
+        </m:r>
+        <m:r>
+          <m:t xml:space="preserve"> - 1</m:t>
+        </m:r>
+      </m:oMath>
+      <w:r>
+        <w:t xml:space="preserve"> intersects the curve </w:t>
+      </w:r>
+      <m:oMath>
+        <m:r>
+          <m:t xml:space="preserve">y</m:t>
+        </m:r>
+        <m:r>
+          <m:t xml:space="preserve"> = </m:t>
+        </m:r>
+        <m:r>
+          <m:t xml:space="preserve">n</m:t>
+        </m:r>
+        <m:sSup>
+          <m:e>
+            <m:r>
+              <m:t xml:space="preserve">x</m:t>
+            </m:r>
+          </m:e>
+          <m:sup>
+            <m:r>
+              <m:t xml:space="preserve">2</m:t>
+            </m:r>
+          </m:sup>
+        </m:sSup>
+        <m:r>
+          <m:t xml:space="preserve"> + 3</m:t>
+        </m:r>
+        <m:r>
+          <m:t xml:space="preserve">x</m:t>
+        </m:r>
+        <m:r>
+          <m:t xml:space="preserve"> - </m:t>
+        </m:r>
+        <m:r>
+          <m:t xml:space="preserve">n</m:t>
+        </m:r>
+      </m:oMath>
+      <w:r>
+        <w:t xml:space="preserve"> at two distinct points for all real values of </w:t>
+      </w:r>
+      <m:oMath>
+        <m:r>
+          <m:t xml:space="preserve">n</m:t>
+        </m:r>
+      </m:oMath>
+      <w:r>
+        <w:t>.</w:t>
+      </w:r>
+      <w:r>
+        <w:tab/>
+        <w:t>[5]</w:t>
+      </w:r>
+    </w:p>
+    <w:p>
+      <w:r>
+        <w:br w:type="page"/>
+      </w:r>
+    </w:p>
+    <w:p>
+      <w:pPr>
+        <w:tabs>
+          <w:tab w:pos="850" w:val="left"/>
+          <w:tab w:pos="9071" w:val="right"/>
+        </w:tabs>
+        <w:spacing w:after="0"/>
+        <w:ind w:left="850" w:hanging="850"/>
+      </w:pPr>
+      <w:r>
+        <w:t>7</w:t>
+        <w:tab/>
+      </w:r>
+      <w:r>
+        <w:t xml:space="preserve">Solve the equation </w:t>
+      </w:r>
+      <m:oMath>
+        <m:sSub>
+          <m:e>
+            <m:r>
+              <m:rPr>
+                <m:nor/>
+                <m:sty m:val="p"/>
+              </m:rPr>
+              <m:t xml:space="preserve">log</m:t>
+            </m:r>
+          </m:e>
+          <m:sub>
+            <m:r>
+              <m:t xml:space="preserve">2</m:t>
+            </m:r>
+          </m:sub>
+        </m:sSub>
+        <m:r>
+          <m:t xml:space="preserve">(</m:t>
+        </m:r>
+        <m:r>
+          <m:t xml:space="preserve">x</m:t>
+        </m:r>
+        <m:r>
+          <m:t xml:space="preserve"> - 2) + 2</m:t>
+        </m:r>
+        <m:sSub>
+          <m:e>
+            <m:r>
+              <m:rPr>
+                <m:nor/>
+                <m:sty m:val="p"/>
+              </m:rPr>
+              <m:t xml:space="preserve">log</m:t>
+            </m:r>
+          </m:e>
+          <m:sub>
+            <m:r>
+              <m:t xml:space="preserve">4</m:t>
+            </m:r>
+          </m:sub>
+        </m:sSub>
+        <m:r>
+          <m:t xml:space="preserve">(</m:t>
+        </m:r>
+        <m:r>
+          <m:t xml:space="preserve">x</m:t>
+        </m:r>
+        <m:r>
+          <m:t xml:space="preserve"> - 3) = </m:t>
+        </m:r>
+        <m:f>
+          <m:fPr>
+            <m:type m:val="bar"/>
+          </m:fPr>
+          <m:num>
+            <m:r>
+              <m:t xml:space="preserve">1</m:t>
+            </m:r>
+          </m:num>
+          <m:den>
+            <m:r>
+              <m:t xml:space="preserve">2</m:t>
+            </m:r>
+          </m:den>
+        </m:f>
+        <m:sSub>
+          <m:e>
+            <m:r>
+              <m:rPr>
+                <m:nor/>
+                <m:sty m:val="p"/>
+              </m:rPr>
+              <m:t xml:space="preserve">log</m:t>
+            </m:r>
+          </m:e>
+          <m:sub>
+            <m:r>
+              <m:t xml:space="preserve">3</m:t>
+            </m:r>
+          </m:sub>
+        </m:sSub>
+        <m:r>
+          <m:t xml:space="preserve"> 9</m:t>
+        </m:r>
+      </m:oMath>
+      <w:r>
+        <w:t>.</w:t>
+      </w:r>
+      <w:r>
+        <w:tab/>
+        <w:t>[5]</w:t>
+      </w:r>
+    </w:p>
+    <w:p>
+      <w:r>
+        <w:br w:type="page"/>
+      </w:r>
+    </w:p>
+    <w:p>
+      <w:pPr>
+        <w:tabs>
+          <w:tab w:pos="850" w:val="left"/>
+          <w:tab w:pos="9071" w:val="right"/>
+        </w:tabs>
+        <w:spacing w:after="0"/>
+        <w:ind w:left="850" w:hanging="850"/>
+      </w:pPr>
+      <w:r>
+        <w:t>8</w:t>
+        <w:tab/>
+      </w:r>
+      <w:r>
+        <w:t xml:space="preserve">The coordinates of the points </w:t>
+      </w:r>
+      <m:oMath>
+        <m:r>
+          <m:t xml:space="preserve">A</m:t>
+        </m:r>
+      </m:oMath>
+      <w:r>
+        <w:t xml:space="preserve">, </w:t>
+      </w:r>
+      <m:oMath>
+        <m:r>
+          <m:t xml:space="preserve">B</m:t>
+        </m:r>
+      </m:oMath>
+      <w:r>
+        <w:t xml:space="preserve"> and </w:t>
+      </w:r>
+      <m:oMath>
+        <m:r>
+          <m:t xml:space="preserve">C</m:t>
+        </m:r>
+      </m:oMath>
+      <w:r>
+        <w:t xml:space="preserve"> are </w:t>
+      </w:r>
+      <m:oMath>
+        <m:r>
+          <m:t xml:space="preserve">(2, 3)</m:t>
+        </m:r>
+      </m:oMath>
+      <w:r>
+        <w:t xml:space="preserve">, </w:t>
+      </w:r>
+      <m:oMath>
+        <m:r>
+          <m:t xml:space="preserve">(-1, -1)</m:t>
+        </m:r>
+      </m:oMath>
+      <w:r>
+        <w:t xml:space="preserve"> and </w:t>
+      </w:r>
+      <m:oMath>
+        <m:r>
+          <m:t xml:space="preserve">(3, 1)</m:t>
+        </m:r>
+      </m:oMath>
+      <w:r>
+        <w:t xml:space="preserve"> respectively.</w:t>
+      </w:r>
+    </w:p>
+    <w:p>
+      <w:pPr>
+        <w:spacing w:after="0"/>
+      </w:pPr>
+    </w:p>
+    <w:p>
+      <w:pPr>
+        <w:tabs>
+          <w:tab w:pos="1474" w:val="left"/>
+          <w:tab w:pos="9071" w:val="right"/>
+        </w:tabs>
+        <w:spacing w:after="0"/>
+        <w:ind w:left="1474" w:hanging="624"/>
+      </w:pPr>
+      <w:r>
+        <w:rPr>
+          <w:b/>
+        </w:rPr>
+        <w:t>(i)</w:t>
+        <w:tab/>
+      </w:r>
+      <w:r>
+        <w:t xml:space="preserve">Show that </w:t>
+      </w:r>
+      <m:oMath>
+        <m:r>
+          <m:t xml:space="preserve">A</m:t>
+        </m:r>
+        <m:r>
+          <m:t xml:space="preserve">C</m:t>
+        </m:r>
+      </m:oMath>
+      <w:r>
+        <w:t xml:space="preserve"> is perpendicular to </w:t>
+      </w:r>
+      <m:oMath>
+        <m:r>
+          <m:t xml:space="preserve">B</m:t>
+        </m:r>
+        <m:r>
+          <m:t xml:space="preserve">C</m:t>
+        </m:r>
+      </m:oMath>
+      <w:r>
+        <w:t>.</w:t>
+      </w:r>
+      <w:r>
+        <w:tab/>
+        <w:t>[3]</w:t>
+      </w:r>
+    </w:p>
+    <w:p>
+      <w:pPr>
+        <w:spacing w:after="0"/>
+      </w:pPr>
+    </w:p>
+    <w:p>
+      <w:pPr>
+        <w:spacing w:after="0"/>
+      </w:pPr>
+    </w:p>
+    <w:p>
+      <w:pPr>
+        <w:spacing w:after="0"/>
+      </w:pPr>
+    </w:p>
+    <w:p>
+      <w:pPr>
+        <w:spacing w:after="0"/>
+      </w:pPr>
+    </w:p>
+    <w:p>
+      <w:pPr>
+        <w:spacing w:after="0"/>
+      </w:pPr>
+    </w:p>
+    <w:p>
+      <w:pPr>
+        <w:spacing w:after="0"/>
+      </w:pPr>
+    </w:p>
+    <w:p>
+      <w:pPr>
+        <w:spacing w:after="0"/>
+      </w:pPr>
+    </w:p>
+    <w:p>
+      <w:pPr>
+        <w:spacing w:after="0"/>
+      </w:pPr>
+    </w:p>
+    <w:p>
+      <w:pPr>
+        <w:tabs>
+          <w:tab w:pos="1474" w:val="left"/>
+          <w:tab w:pos="9071" w:val="right"/>
+        </w:tabs>
+        <w:spacing w:after="0"/>
+        <w:ind w:left="1474" w:hanging="624"/>
+      </w:pPr>
+      <w:r>
+        <w:rPr>
+          <w:b/>
+        </w:rPr>
+        <w:t>(ii)</w:t>
+        <w:tab/>
+      </w:r>
+      <w:r>
+        <w:t xml:space="preserve">Given that </w:t>
+      </w:r>
+      <m:oMath>
+        <m:r>
+          <m:t xml:space="preserve">A</m:t>
+        </m:r>
+        <m:r>
+          <m:t xml:space="preserve">B</m:t>
+        </m:r>
+        <m:r>
+          <m:t xml:space="preserve">C</m:t>
+        </m:r>
+        <m:r>
+          <m:t xml:space="preserve">D</m:t>
+        </m:r>
+      </m:oMath>
+      <w:r>
+        <w:t xml:space="preserve"> is a parallelogram, find the coordinates of the point </w:t>
+      </w:r>
+      <m:oMath>
+        <m:r>
+          <m:t xml:space="preserve">D</m:t>
+        </m:r>
+      </m:oMath>
+      <w:r>
+        <w:t>.</w:t>
+      </w:r>
+      <w:r>
+        <w:tab/>
+        <w:t>[2]</w:t>
+      </w:r>
+    </w:p>
+    <w:p>
+      <w:pPr>
+        <w:spacing w:after="0"/>
+      </w:pPr>
+    </w:p>
+    <w:p>
+      <w:pPr>
+        <w:spacing w:after="0"/>
+      </w:pPr>
+    </w:p>
+    <w:p>
+      <w:pPr>
+        <w:spacing w:after="0"/>
+      </w:pPr>
+    </w:p>
+    <w:p>
+      <w:pPr>
+        <w:spacing w:after="0"/>
+      </w:pPr>
+    </w:p>
+    <w:p>
+      <w:pPr>
+        <w:spacing w:after="0"/>
+      </w:pPr>
+    </w:p>
+    <w:p>
+      <w:pPr>
+        <w:spacing w:after="0"/>
+      </w:pPr>
+    </w:p>
+    <w:p>
+      <w:pPr>
+        <w:tabs>
+          <w:tab w:pos="1474" w:val="left"/>
+          <w:tab w:pos="9071" w:val="right"/>
+        </w:tabs>
+        <w:spacing w:after="0"/>
+        <w:ind w:left="1474" w:hanging="624"/>
+      </w:pPr>
+      <w:r>
+        <w:rPr>
+          <w:b/>
+        </w:rPr>
+        <w:t>(iii)</w:t>
+        <w:tab/>
+      </w:r>
+      <w:r>
+        <w:t xml:space="preserve">Find the area of the parallelogram </w:t>
+      </w:r>
+      <m:oMath>
+        <m:r>
+          <m:t xml:space="preserve">A</m:t>
+        </m:r>
+        <m:r>
+          <m:t xml:space="preserve">B</m:t>
+        </m:r>
+        <m:r>
+          <m:t xml:space="preserve">C</m:t>
+        </m:r>
+        <m:r>
+          <m:t xml:space="preserve">D</m:t>
+        </m:r>
+      </m:oMath>
+      <w:r>
+        <w:t>.</w:t>
       </w:r>
       <w:r>
         <w:tab/>
@@ -2117,63 +4524,92 @@
         <w:ind w:left="850" w:hanging="850"/>
       </w:pPr>
       <w:r>
-        <w:t>6</w:t>
+        <w:t>9</w:t>
         <w:tab/>
       </w:r>
       <w:r>
-        <w:t>Show that the line  y = x − 1  intersects the curve  y = nx² + 3x − n  at two distinct points for all real values of n.</w:t>
+        <w:t xml:space="preserve">The curve </w:t>
       </w:r>
+      <m:oMath>
+        <m:r>
+          <m:t xml:space="preserve">y</m:t>
+        </m:r>
+        <m:r>
+          <m:t xml:space="preserve"> = </m:t>
+        </m:r>
+        <m:r>
+          <m:t xml:space="preserve">a</m:t>
+        </m:r>
+        <m:r>
+          <m:rPr>
+            <m:nor/>
+            <m:sty m:val="p"/>
+          </m:rPr>
+          <m:t xml:space="preserve">cos</m:t>
+        </m:r>
+        <m:r>
+          <m:t xml:space="preserve"> 2</m:t>
+        </m:r>
+        <m:r>
+          <m:t xml:space="preserve">x</m:t>
+        </m:r>
+        <m:r>
+          <m:t xml:space="preserve"> + </m:t>
+        </m:r>
+        <m:r>
+          <m:t xml:space="preserve">b</m:t>
+        </m:r>
+      </m:oMath>
       <w:r>
-        <w:tab/>
-        <w:t>[5]</w:t>
+        <w:t xml:space="preserve">, where </w:t>
       </w:r>
-    </w:p>
-    <w:p>
+      <m:oMath>
+        <m:r>
+          <m:t xml:space="preserve">a</m:t>
+        </m:r>
+        <m:r>
+          <m:t xml:space="preserve"> &gt; 0</m:t>
+        </m:r>
+      </m:oMath>
       <w:r>
-        <w:br w:type="page"/>
+        <w:t xml:space="preserve">, has a maximum value of 4 and a minimum value of </w:t>
       </w:r>
-    </w:p>
-    <w:p>
-      <w:pPr>
-        <w:tabs>
-          <w:tab w:pos="850" w:val="left"/>
-          <w:tab w:pos="9071" w:val="right"/>
-        </w:tabs>
-        <w:spacing w:after="0"/>
-        <w:ind w:left="850" w:hanging="850"/>
-      </w:pPr>
+      <m:oMath>
+        <m:r>
+          <m:t xml:space="preserve">-10</m:t>
+        </m:r>
+      </m:oMath>
       <w:r>
-        <w:t>7</w:t>
-        <w:tab/>
+        <w:t xml:space="preserve">, for </w:t>
       </w:r>
+      <m:oMath>
+        <m:r>
+          <m:t xml:space="preserve">0 </m:t>
+        </m:r>
+        <m:r>
+          <m:t xml:space="preserve">≤</m:t>
+        </m:r>
+        <m:r>
+          <m:t xml:space="preserve"> </m:t>
+        </m:r>
+        <m:r>
+          <m:t xml:space="preserve">x</m:t>
+        </m:r>
+        <m:r>
+          <m:t xml:space="preserve"> </m:t>
+        </m:r>
+        <m:r>
+          <m:t xml:space="preserve">≤</m:t>
+        </m:r>
+        <m:r>
+          <m:t xml:space="preserve"> 2</m:t>
+        </m:r>
+        <m:r>
+          <m:t xml:space="preserve">π</m:t>
+        </m:r>
+      </m:oMath>
       <w:r>
-        <w:t>Solve the equation   log₂(x − 2) + 2 log₄(x − 3) = ½ log₃ 9 .</w:t>
-      </w:r>
-      <w:r>
-        <w:tab/>
-        <w:t>[5]</w:t>
-      </w:r>
-    </w:p>
-    <w:p>
-      <w:r>
-        <w:br w:type="page"/>
-      </w:r>
-    </w:p>
-    <w:p>
-      <w:pPr>
-        <w:tabs>
-          <w:tab w:pos="850" w:val="left"/>
-          <w:tab w:pos="9071" w:val="right"/>
-        </w:tabs>
-        <w:spacing w:after="0"/>
-        <w:ind w:left="850" w:hanging="850"/>
-      </w:pPr>
-      <w:r>
-        <w:t>8</w:t>
-        <w:tab/>
-      </w:r>
-      <w:r>
-        <w:t>The coordinates of the points A, B and C are (2, 3), (−1, −1) and (3, 1) respectively.</w:t>
+        <w:t>.</w:t>
       </w:r>
     </w:p>
     <w:p>
@@ -2198,17 +4634,28 @@
         <w:tab/>
       </w:r>
       <w:r>
-        <w:t>Show that AC is perpendicular to BC.</w:t>
+        <w:t xml:space="preserve">Find the value of </w:t>
+      </w:r>
+      <m:oMath>
+        <m:r>
+          <m:t xml:space="preserve">a</m:t>
+        </m:r>
+      </m:oMath>
+      <w:r>
+        <w:t xml:space="preserve"> and of </w:t>
+      </w:r>
+      <m:oMath>
+        <m:r>
+          <m:t xml:space="preserve">b</m:t>
+        </m:r>
+      </m:oMath>
+      <w:r>
+        <w:t>.</w:t>
       </w:r>
       <w:r>
         <w:tab/>
         <w:t>[3]</w:t>
       </w:r>
-    </w:p>
-    <w:p>
-      <w:pPr>
-        <w:spacing w:after="0"/>
-      </w:pPr>
     </w:p>
     <w:p>
       <w:pPr>
@@ -2262,17 +4709,45 @@
         <w:tab/>
       </w:r>
       <w:r>
-        <w:t>Given that ABCD is a parallelogram, find the coordinates of the point D.</w:t>
+        <w:t xml:space="preserve">State the period and the amplitude of the curve </w:t>
+      </w:r>
+      <m:oMath>
+        <m:r>
+          <m:t xml:space="preserve">y</m:t>
+        </m:r>
+        <m:r>
+          <m:t xml:space="preserve"> = </m:t>
+        </m:r>
+        <m:r>
+          <m:t xml:space="preserve">a</m:t>
+        </m:r>
+        <m:r>
+          <m:rPr>
+            <m:nor/>
+            <m:sty m:val="p"/>
+          </m:rPr>
+          <m:t xml:space="preserve">cos</m:t>
+        </m:r>
+        <m:r>
+          <m:t xml:space="preserve"> 2</m:t>
+        </m:r>
+        <m:r>
+          <m:t xml:space="preserve">x</m:t>
+        </m:r>
+        <m:r>
+          <m:t xml:space="preserve"> + </m:t>
+        </m:r>
+        <m:r>
+          <m:t xml:space="preserve">b</m:t>
+        </m:r>
+      </m:oMath>
+      <w:r>
+        <w:t>.</w:t>
       </w:r>
       <w:r>
         <w:tab/>
         <w:t>[2]</w:t>
       </w:r>
-    </w:p>
-    <w:p>
-      <w:pPr>
-        <w:spacing w:after="0"/>
-      </w:pPr>
     </w:p>
     <w:p>
       <w:pPr>
@@ -2316,166 +4791,69 @@
         <w:tab/>
       </w:r>
       <w:r>
-        <w:t>Find the area of the parallelogram ABCD.</w:t>
+        <w:t xml:space="preserve">Sketch the curve of </w:t>
       </w:r>
+      <m:oMath>
+        <m:r>
+          <m:t xml:space="preserve">y</m:t>
+        </m:r>
+        <m:r>
+          <m:t xml:space="preserve"> = </m:t>
+        </m:r>
+        <m:r>
+          <m:t xml:space="preserve">a</m:t>
+        </m:r>
+        <m:r>
+          <m:rPr>
+            <m:nor/>
+            <m:sty m:val="p"/>
+          </m:rPr>
+          <m:t xml:space="preserve">cos</m:t>
+        </m:r>
+        <m:r>
+          <m:t xml:space="preserve"> 2</m:t>
+        </m:r>
+        <m:r>
+          <m:t xml:space="preserve">x</m:t>
+        </m:r>
+        <m:r>
+          <m:t xml:space="preserve"> + </m:t>
+        </m:r>
+        <m:r>
+          <m:t xml:space="preserve">b</m:t>
+        </m:r>
+      </m:oMath>
       <w:r>
-        <w:tab/>
-        <w:t>[2]</w:t>
+        <w:t xml:space="preserve"> for </w:t>
       </w:r>
-    </w:p>
-    <w:p>
+      <m:oMath>
+        <m:r>
+          <m:t xml:space="preserve">0 </m:t>
+        </m:r>
+        <m:r>
+          <m:t xml:space="preserve">≤</m:t>
+        </m:r>
+        <m:r>
+          <m:t xml:space="preserve"> </m:t>
+        </m:r>
+        <m:r>
+          <m:t xml:space="preserve">x</m:t>
+        </m:r>
+        <m:r>
+          <m:t xml:space="preserve"> </m:t>
+        </m:r>
+        <m:r>
+          <m:t xml:space="preserve">≤</m:t>
+        </m:r>
+        <m:r>
+          <m:t xml:space="preserve"> 2</m:t>
+        </m:r>
+        <m:r>
+          <m:t xml:space="preserve">π</m:t>
+        </m:r>
+      </m:oMath>
       <w:r>
-        <w:br w:type="page"/>
-      </w:r>
-    </w:p>
-    <w:p>
-      <w:pPr>
-        <w:tabs>
-          <w:tab w:pos="850" w:val="left"/>
-          <w:tab w:pos="9071" w:val="right"/>
-        </w:tabs>
-        <w:spacing w:after="0"/>
-        <w:ind w:left="850" w:hanging="850"/>
-      </w:pPr>
-      <w:r>
-        <w:t>9</w:t>
-        <w:tab/>
-      </w:r>
-      <w:r>
-        <w:t>The curve  y = a cos 2x + b, where a &gt; 0, has a maximum value of 4 and a minimum value of −10, for 0 ≤ x ≤ 2π.</w:t>
-      </w:r>
-    </w:p>
-    <w:p>
-      <w:pPr>
-        <w:spacing w:after="0"/>
-      </w:pPr>
-    </w:p>
-    <w:p>
-      <w:pPr>
-        <w:tabs>
-          <w:tab w:pos="1474" w:val="left"/>
-          <w:tab w:pos="9071" w:val="right"/>
-        </w:tabs>
-        <w:spacing w:after="0"/>
-        <w:ind w:left="1474" w:hanging="624"/>
-      </w:pPr>
-      <w:r>
-        <w:rPr>
-          <w:b/>
-        </w:rPr>
-        <w:t>(i)</w:t>
-        <w:tab/>
-      </w:r>
-      <w:r>
-        <w:t>Find the value of a and of b.</w:t>
-      </w:r>
-      <w:r>
-        <w:tab/>
-        <w:t>[3]</w:t>
-      </w:r>
-    </w:p>
-    <w:p>
-      <w:pPr>
-        <w:spacing w:after="0"/>
-      </w:pPr>
-    </w:p>
-    <w:p>
-      <w:pPr>
-        <w:spacing w:after="0"/>
-      </w:pPr>
-    </w:p>
-    <w:p>
-      <w:pPr>
-        <w:spacing w:after="0"/>
-      </w:pPr>
-    </w:p>
-    <w:p>
-      <w:pPr>
-        <w:spacing w:after="0"/>
-      </w:pPr>
-    </w:p>
-    <w:p>
-      <w:pPr>
-        <w:spacing w:after="0"/>
-      </w:pPr>
-    </w:p>
-    <w:p>
-      <w:pPr>
-        <w:spacing w:after="0"/>
-      </w:pPr>
-    </w:p>
-    <w:p>
-      <w:pPr>
-        <w:spacing w:after="0"/>
-      </w:pPr>
-    </w:p>
-    <w:p>
-      <w:pPr>
-        <w:tabs>
-          <w:tab w:pos="1474" w:val="left"/>
-          <w:tab w:pos="9071" w:val="right"/>
-        </w:tabs>
-        <w:spacing w:after="0"/>
-        <w:ind w:left="1474" w:hanging="624"/>
-      </w:pPr>
-      <w:r>
-        <w:rPr>
-          <w:b/>
-        </w:rPr>
-        <w:t>(ii)</w:t>
-        <w:tab/>
-      </w:r>
-      <w:r>
-        <w:t>State the period and the amplitude of the curve  y = a cos 2x + b.</w:t>
-      </w:r>
-      <w:r>
-        <w:tab/>
-        <w:t>[2]</w:t>
-      </w:r>
-    </w:p>
-    <w:p>
-      <w:pPr>
-        <w:spacing w:after="0"/>
-      </w:pPr>
-    </w:p>
-    <w:p>
-      <w:pPr>
-        <w:spacing w:after="0"/>
-      </w:pPr>
-    </w:p>
-    <w:p>
-      <w:pPr>
-        <w:spacing w:after="0"/>
-      </w:pPr>
-    </w:p>
-    <w:p>
-      <w:pPr>
-        <w:spacing w:after="0"/>
-      </w:pPr>
-    </w:p>
-    <w:p>
-      <w:pPr>
-        <w:spacing w:after="0"/>
-      </w:pPr>
-    </w:p>
-    <w:p>
-      <w:pPr>
-        <w:tabs>
-          <w:tab w:pos="1474" w:val="left"/>
-          <w:tab w:pos="9071" w:val="right"/>
-        </w:tabs>
-        <w:spacing w:after="0"/>
-        <w:ind w:left="1474" w:hanging="624"/>
-      </w:pPr>
-      <w:r>
-        <w:rPr>
-          <w:b/>
-        </w:rPr>
-        <w:t>(iii)</w:t>
-        <w:tab/>
-      </w:r>
-      <w:r>
-        <w:t>Sketch the curve of  y = a cos 2x + b  for 0 ≤ x ≤ 2π on the axes provided below.</w:t>
+        <w:t xml:space="preserve"> on the axes below.</w:t>
       </w:r>
       <w:r>
         <w:tab/>
@@ -2546,7 +4924,63 @@
         <w:tab/>
       </w:r>
       <w:r>
-        <w:t>Mr Goh bought an antique vase at the beginning of 2015 as an investment. According to the seller, the vase's value, $P, increases over time, t years, after purchase. The value of the vase is given by  P = 45 000eᵏᵗ, where k is a constant. An evaluation at the beginning of 2016 valued the vase at $50 000.</w:t>
+        <w:t>Mr Goh bought an antique vase at the beginning of 2015 as an investment. According to the seller, the vase's value, $</w:t>
+      </w:r>
+      <m:oMath>
+        <m:r>
+          <m:t xml:space="preserve">P</m:t>
+        </m:r>
+      </m:oMath>
+      <w:r>
+        <w:t xml:space="preserve">, increases over time, </w:t>
+      </w:r>
+      <m:oMath>
+        <m:r>
+          <m:t xml:space="preserve">t</m:t>
+        </m:r>
+      </m:oMath>
+      <w:r>
+        <w:t xml:space="preserve"> years, after purchase. The value of the vase is given by </w:t>
+      </w:r>
+      <m:oMath>
+        <m:r>
+          <m:t xml:space="preserve">P</m:t>
+        </m:r>
+        <m:r>
+          <m:t xml:space="preserve"> = 45</m:t>
+        </m:r>
+        <m:r>
+          <m:t xml:space="preserve"> </m:t>
+        </m:r>
+        <m:r>
+          <m:t xml:space="preserve">000</m:t>
+        </m:r>
+        <m:sSup>
+          <m:e>
+            <m:r>
+              <m:t xml:space="preserve">e</m:t>
+            </m:r>
+          </m:e>
+          <m:sup>
+            <m:r>
+              <m:t xml:space="preserve">k</m:t>
+            </m:r>
+            <m:r>
+              <m:t xml:space="preserve">t</m:t>
+            </m:r>
+          </m:sup>
+        </m:sSup>
+      </m:oMath>
+      <w:r>
+        <w:t xml:space="preserve">, where </w:t>
+      </w:r>
+      <m:oMath>
+        <m:r>
+          <m:t xml:space="preserve">k</m:t>
+        </m:r>
+      </m:oMath>
+      <w:r>
+        <w:t xml:space="preserve"> is a constant. An evaluation at the beginning of 2016 valued the vase at $50 000.</w:t>
       </w:r>
     </w:p>
     <w:p>
@@ -2571,7 +5005,18 @@
         <w:tab/>
       </w:r>
       <w:r>
-        <w:t>Show that  k = 0.10536, correct to 5 significant figures.</w:t>
+        <w:t xml:space="preserve">Show that </w:t>
+      </w:r>
+      <m:oMath>
+        <m:r>
+          <m:t xml:space="preserve">k</m:t>
+        </m:r>
+        <m:r>
+          <m:t xml:space="preserve"> = 0.10536</m:t>
+        </m:r>
+      </m:oMath>
+      <w:r>
+        <w:t>, correct to 5 significant figures.</w:t>
       </w:r>
       <w:r>
         <w:tab/>
@@ -2660,7 +5105,6 @@
         <w:t>11</w:t>
         <w:tab/>
       </w:r>
-      <w:r/>
     </w:p>
     <w:p>
       <w:pPr>
@@ -2679,7 +5123,86 @@
         <w:tab/>
       </w:r>
       <w:r>
-        <w:t>Find the term independent of x in the expansion of  3x³(2x − 1/(4x²))¹².</w:t>
+        <w:t xml:space="preserve">Find the term independent of </w:t>
+      </w:r>
+      <m:oMath>
+        <m:r>
+          <m:t xml:space="preserve">x</m:t>
+        </m:r>
+      </m:oMath>
+      <w:r>
+        <w:t xml:space="preserve"> in the expansion of </w:t>
+      </w:r>
+      <m:oMath>
+        <m:r>
+          <m:t xml:space="preserve">3</m:t>
+        </m:r>
+        <m:sSup>
+          <m:e>
+            <m:r>
+              <m:t xml:space="preserve">x</m:t>
+            </m:r>
+          </m:e>
+          <m:sup>
+            <m:r>
+              <m:t xml:space="preserve">3</m:t>
+            </m:r>
+          </m:sup>
+        </m:sSup>
+        <m:r>
+          <m:t xml:space="preserve">(</m:t>
+        </m:r>
+        <m:r>
+          <m:t xml:space="preserve">2</m:t>
+        </m:r>
+        <m:r>
+          <m:t xml:space="preserve">x</m:t>
+        </m:r>
+        <m:r>
+          <m:t xml:space="preserve"> - </m:t>
+        </m:r>
+        <m:f>
+          <m:fPr>
+            <m:type m:val="bar"/>
+          </m:fPr>
+          <m:num>
+            <m:r>
+              <m:t xml:space="preserve">1</m:t>
+            </m:r>
+          </m:num>
+          <m:den>
+            <m:r>
+              <m:t xml:space="preserve">4</m:t>
+            </m:r>
+            <m:sSup>
+              <m:e>
+                <m:r>
+                  <m:t xml:space="preserve">x</m:t>
+                </m:r>
+              </m:e>
+              <m:sup>
+                <m:r>
+                  <m:t xml:space="preserve">2</m:t>
+                </m:r>
+              </m:sup>
+            </m:sSup>
+          </m:den>
+        </m:f>
+        <m:sSup>
+          <m:e>
+            <m:r>
+              <m:t xml:space="preserve">)</m:t>
+            </m:r>
+          </m:e>
+          <m:sup>
+            <m:r>
+              <m:t xml:space="preserve">12</m:t>
+            </m:r>
+          </m:sup>
+        </m:sSup>
+      </m:oMath>
+      <w:r>
+        <w:t>.</w:t>
       </w:r>
       <w:r>
         <w:tab/>
@@ -2758,7 +5281,103 @@
         <w:tab/>
       </w:r>
       <w:r>
-        <w:t>In the expansion of  (2 + mx)¹⁵, where m is a constant, the ratio of the coefficient of x⁷ to the coefficient of x⁹ is 4/7. Find the possible values of m.</w:t>
+        <w:t xml:space="preserve">In the expansion of </w:t>
+      </w:r>
+      <m:oMath>
+        <m:r>
+          <m:t xml:space="preserve">(2 + </m:t>
+        </m:r>
+        <m:r>
+          <m:t xml:space="preserve">m</m:t>
+        </m:r>
+        <m:r>
+          <m:t xml:space="preserve">x</m:t>
+        </m:r>
+        <m:sSup>
+          <m:e>
+            <m:r>
+              <m:t xml:space="preserve">)</m:t>
+            </m:r>
+          </m:e>
+          <m:sup>
+            <m:r>
+              <m:t xml:space="preserve">15</m:t>
+            </m:r>
+          </m:sup>
+        </m:sSup>
+      </m:oMath>
+      <w:r>
+        <w:t xml:space="preserve">, where </w:t>
+      </w:r>
+      <m:oMath>
+        <m:r>
+          <m:t xml:space="preserve">m</m:t>
+        </m:r>
+      </m:oMath>
+      <w:r>
+        <w:t xml:space="preserve"> is a constant, the ratio of the coefficient of </w:t>
+      </w:r>
+      <m:oMath>
+        <m:sSup>
+          <m:e>
+            <m:r>
+              <m:t xml:space="preserve">x</m:t>
+            </m:r>
+          </m:e>
+          <m:sup>
+            <m:r>
+              <m:t xml:space="preserve">7</m:t>
+            </m:r>
+          </m:sup>
+        </m:sSup>
+      </m:oMath>
+      <w:r>
+        <w:t xml:space="preserve"> to the coefficient of </w:t>
+      </w:r>
+      <m:oMath>
+        <m:sSup>
+          <m:e>
+            <m:r>
+              <m:t xml:space="preserve">x</m:t>
+            </m:r>
+          </m:e>
+          <m:sup>
+            <m:r>
+              <m:t xml:space="preserve">9</m:t>
+            </m:r>
+          </m:sup>
+        </m:sSup>
+      </m:oMath>
+      <w:r>
+        <w:t xml:space="preserve"> is </w:t>
+      </w:r>
+      <m:oMath>
+        <m:f>
+          <m:fPr>
+            <m:type m:val="bar"/>
+          </m:fPr>
+          <m:num>
+            <m:r>
+              <m:t xml:space="preserve">4</m:t>
+            </m:r>
+          </m:num>
+          <m:den>
+            <m:r>
+              <m:t xml:space="preserve">7</m:t>
+            </m:r>
+          </m:den>
+        </m:f>
+      </m:oMath>
+      <w:r>
+        <w:t xml:space="preserve">. Find the possible values of </w:t>
+      </w:r>
+      <m:oMath>
+        <m:r>
+          <m:t xml:space="preserve">m</m:t>
+        </m:r>
+      </m:oMath>
+      <w:r>
+        <w:t>.</w:t>
       </w:r>
       <w:r>
         <w:tab/>
@@ -2783,7 +5402,6 @@
         <w:t>12</w:t>
         <w:tab/>
       </w:r>
-      <w:r/>
     </w:p>
     <w:p>
       <w:pPr>
@@ -2802,7 +5420,141 @@
         <w:tab/>
       </w:r>
       <w:r>
-        <w:t>It is given that  f(x) = x³ + x² + ax + 2b  and  g(x) = x³ − 4x² − ax − b, where a and b are constants.</w:t>
+        <w:t xml:space="preserve">It is given that </w:t>
+      </w:r>
+      <m:oMath>
+        <m:r>
+          <m:t xml:space="preserve">f</m:t>
+        </m:r>
+        <m:r>
+          <m:t xml:space="preserve">(</m:t>
+        </m:r>
+        <m:r>
+          <m:t xml:space="preserve">x</m:t>
+        </m:r>
+        <m:r>
+          <m:t xml:space="preserve">) = </m:t>
+        </m:r>
+        <m:sSup>
+          <m:e>
+            <m:r>
+              <m:t xml:space="preserve">x</m:t>
+            </m:r>
+          </m:e>
+          <m:sup>
+            <m:r>
+              <m:t xml:space="preserve">3</m:t>
+            </m:r>
+          </m:sup>
+        </m:sSup>
+        <m:r>
+          <m:t xml:space="preserve"> + </m:t>
+        </m:r>
+        <m:sSup>
+          <m:e>
+            <m:r>
+              <m:t xml:space="preserve">x</m:t>
+            </m:r>
+          </m:e>
+          <m:sup>
+            <m:r>
+              <m:t xml:space="preserve">2</m:t>
+            </m:r>
+          </m:sup>
+        </m:sSup>
+        <m:r>
+          <m:t xml:space="preserve"> + </m:t>
+        </m:r>
+        <m:r>
+          <m:t xml:space="preserve">a</m:t>
+        </m:r>
+        <m:r>
+          <m:t xml:space="preserve">x</m:t>
+        </m:r>
+        <m:r>
+          <m:t xml:space="preserve"> + 2</m:t>
+        </m:r>
+        <m:r>
+          <m:t xml:space="preserve">b</m:t>
+        </m:r>
+      </m:oMath>
+      <w:r>
+        <w:t xml:space="preserve"> and </w:t>
+      </w:r>
+      <m:oMath>
+        <m:r>
+          <m:t xml:space="preserve">g</m:t>
+        </m:r>
+        <m:r>
+          <m:t xml:space="preserve">(</m:t>
+        </m:r>
+        <m:r>
+          <m:t xml:space="preserve">x</m:t>
+        </m:r>
+        <m:r>
+          <m:t xml:space="preserve">) = </m:t>
+        </m:r>
+        <m:sSup>
+          <m:e>
+            <m:r>
+              <m:t xml:space="preserve">x</m:t>
+            </m:r>
+          </m:e>
+          <m:sup>
+            <m:r>
+              <m:t xml:space="preserve">3</m:t>
+            </m:r>
+          </m:sup>
+        </m:sSup>
+        <m:r>
+          <m:t xml:space="preserve"> - 4</m:t>
+        </m:r>
+        <m:sSup>
+          <m:e>
+            <m:r>
+              <m:t xml:space="preserve">x</m:t>
+            </m:r>
+          </m:e>
+          <m:sup>
+            <m:r>
+              <m:t xml:space="preserve">2</m:t>
+            </m:r>
+          </m:sup>
+        </m:sSup>
+        <m:r>
+          <m:t xml:space="preserve"> - </m:t>
+        </m:r>
+        <m:r>
+          <m:t xml:space="preserve">a</m:t>
+        </m:r>
+        <m:r>
+          <m:t xml:space="preserve">x</m:t>
+        </m:r>
+        <m:r>
+          <m:t xml:space="preserve"> - </m:t>
+        </m:r>
+        <m:r>
+          <m:t xml:space="preserve">b</m:t>
+        </m:r>
+      </m:oMath>
+      <w:r>
+        <w:t xml:space="preserve">, where </w:t>
+      </w:r>
+      <m:oMath>
+        <m:r>
+          <m:t xml:space="preserve">a</m:t>
+        </m:r>
+      </m:oMath>
+      <w:r>
+        <w:t xml:space="preserve"> and </w:t>
+      </w:r>
+      <m:oMath>
+        <m:r>
+          <m:t xml:space="preserve">b</m:t>
+        </m:r>
+      </m:oMath>
+      <w:r>
+        <w:t xml:space="preserve"> are constants.</w:t>
       </w:r>
     </w:p>
     <w:p>
@@ -2810,27 +5562,93 @@
         <w:spacing w:after="0"/>
         <w:ind w:left="2098"/>
       </w:pPr>
+      <m:oMath>
+        <m:r>
+          <m:t xml:space="preserve">(</m:t>
+        </m:r>
+        <m:r>
+          <m:t xml:space="preserve">x</m:t>
+        </m:r>
+        <m:r>
+          <m:t xml:space="preserve"> + 3)</m:t>
+        </m:r>
+      </m:oMath>
       <w:r>
         <w:rPr>
           <w:b w:val="0"/>
           <w:i w:val="0"/>
           <w:sz w:val="24"/>
         </w:rPr>
-        <w:t>(x + 3) is a factor of f(x).</w:t>
+        <w:t xml:space="preserve"> is a factor of </w:t>
       </w:r>
-    </w:p>
-    <w:p>
-      <w:pPr>
-        <w:spacing w:after="0"/>
-        <w:ind w:left="2098"/>
-      </w:pPr>
+      <m:oMath>
+        <m:r>
+          <m:t xml:space="preserve">f</m:t>
+        </m:r>
+        <m:r>
+          <m:t xml:space="preserve">(</m:t>
+        </m:r>
+        <m:r>
+          <m:t xml:space="preserve">x</m:t>
+        </m:r>
+        <m:r>
+          <m:t xml:space="preserve">)</m:t>
+        </m:r>
+      </m:oMath>
       <w:r>
         <w:rPr>
           <w:b w:val="0"/>
           <w:i w:val="0"/>
           <w:sz w:val="24"/>
         </w:rPr>
-        <w:t>g(x) leaves a remainder of 42 when divided by (x − 5).</w:t>
+        <w:t>.</w:t>
+      </w:r>
+    </w:p>
+    <w:p>
+      <w:pPr>
+        <w:spacing w:after="0"/>
+        <w:ind w:left="2098"/>
+      </w:pPr>
+      <m:oMath>
+        <m:r>
+          <m:t xml:space="preserve">g</m:t>
+        </m:r>
+        <m:r>
+          <m:t xml:space="preserve">(</m:t>
+        </m:r>
+        <m:r>
+          <m:t xml:space="preserve">x</m:t>
+        </m:r>
+        <m:r>
+          <m:t xml:space="preserve">)</m:t>
+        </m:r>
+      </m:oMath>
+      <w:r>
+        <w:rPr>
+          <w:b w:val="0"/>
+          <w:i w:val="0"/>
+          <w:sz w:val="24"/>
+        </w:rPr>
+        <w:t xml:space="preserve"> leaves a remainder of 42 when divided by </w:t>
+      </w:r>
+      <m:oMath>
+        <m:r>
+          <m:t xml:space="preserve">(</m:t>
+        </m:r>
+        <m:r>
+          <m:t xml:space="preserve">x</m:t>
+        </m:r>
+        <m:r>
+          <m:t xml:space="preserve"> - 5)</m:t>
+        </m:r>
+      </m:oMath>
+      <w:r>
+        <w:rPr>
+          <w:b w:val="0"/>
+          <w:i w:val="0"/>
+          <w:sz w:val="24"/>
+        </w:rPr>
+        <w:t>.</w:t>
       </w:r>
     </w:p>
     <w:p>
@@ -2842,7 +5660,23 @@
         <w:ind w:left="2098"/>
       </w:pPr>
       <w:r>
-        <w:t>Find the values of a and of b.</w:t>
+        <w:t xml:space="preserve">Find the values of </w:t>
+      </w:r>
+      <m:oMath>
+        <m:r>
+          <m:t xml:space="preserve">a</m:t>
+        </m:r>
+      </m:oMath>
+      <w:r>
+        <w:t xml:space="preserve"> and of </w:t>
+      </w:r>
+      <m:oMath>
+        <m:r>
+          <m:t xml:space="preserve">b</m:t>
+        </m:r>
+      </m:oMath>
+      <w:r>
+        <w:t>.</w:t>
       </w:r>
       <w:r>
         <w:tab/>
@@ -2921,7 +5755,48 @@
         <w:tab/>
       </w:r>
       <w:r>
-        <w:t>Solve the equation  x³ − x² − 7x + 7 = 0, expressing the roots in an exact form.</w:t>
+        <w:t xml:space="preserve">Solve the equation </w:t>
+      </w:r>
+      <m:oMath>
+        <m:sSup>
+          <m:e>
+            <m:r>
+              <m:t xml:space="preserve">x</m:t>
+            </m:r>
+          </m:e>
+          <m:sup>
+            <m:r>
+              <m:t xml:space="preserve">3</m:t>
+            </m:r>
+          </m:sup>
+        </m:sSup>
+        <m:r>
+          <m:t xml:space="preserve"> - </m:t>
+        </m:r>
+        <m:sSup>
+          <m:e>
+            <m:r>
+              <m:t xml:space="preserve">x</m:t>
+            </m:r>
+          </m:e>
+          <m:sup>
+            <m:r>
+              <m:t xml:space="preserve">2</m:t>
+            </m:r>
+          </m:sup>
+        </m:sSup>
+        <m:r>
+          <m:t xml:space="preserve"> - 7</m:t>
+        </m:r>
+        <m:r>
+          <m:t xml:space="preserve">x</m:t>
+        </m:r>
+        <m:r>
+          <m:t xml:space="preserve"> + 7 = 0</m:t>
+        </m:r>
+      </m:oMath>
+      <w:r>
+        <w:t>, expressing the roots in exact form.</w:t>
       </w:r>
       <w:r>
         <w:tab/>
@@ -2947,7 +5822,65 @@
         <w:tab/>
       </w:r>
       <w:r>
-        <w:t>A marine monitoring buoy transmits data via Wi-Fi to a receiving station on shore. As the signal travels over the sea, it experiences a loss in strength. The signal loss, L (in dB), depends on the distance, d m, from the buoy and can be modelled by the formula  L = Adᵏ, where A and k are constants.</w:t>
+        <w:t xml:space="preserve">A marine monitoring buoy transmits data via Wi-Fi to a receiving station on shore. As the signal travels over the sea, it experiences a loss in strength. The signal loss, </w:t>
+      </w:r>
+      <m:oMath>
+        <m:r>
+          <m:t xml:space="preserve">L</m:t>
+        </m:r>
+      </m:oMath>
+      <w:r>
+        <w:t xml:space="preserve"> (in dB), depends on the distance, </w:t>
+      </w:r>
+      <m:oMath>
+        <m:r>
+          <m:t xml:space="preserve">d</m:t>
+        </m:r>
+      </m:oMath>
+      <w:r>
+        <w:t xml:space="preserve"> m, from the buoy and can be modelled by the formula </w:t>
+      </w:r>
+      <m:oMath>
+        <m:r>
+          <m:t xml:space="preserve">L</m:t>
+        </m:r>
+        <m:r>
+          <m:t xml:space="preserve"> = </m:t>
+        </m:r>
+        <m:r>
+          <m:t xml:space="preserve">A</m:t>
+        </m:r>
+        <m:sSup>
+          <m:e>
+            <m:r>
+              <m:t xml:space="preserve">d</m:t>
+            </m:r>
+          </m:e>
+          <m:sup>
+            <m:r>
+              <m:t xml:space="preserve">k</m:t>
+            </m:r>
+          </m:sup>
+        </m:sSup>
+      </m:oMath>
+      <w:r>
+        <w:t xml:space="preserve">, where </w:t>
+      </w:r>
+      <m:oMath>
+        <m:r>
+          <m:t xml:space="preserve">A</m:t>
+        </m:r>
+      </m:oMath>
+      <w:r>
+        <w:t xml:space="preserve"> and </w:t>
+      </w:r>
+      <m:oMath>
+        <m:r>
+          <m:t xml:space="preserve">k</m:t>
+        </m:r>
+      </m:oMath>
+      <w:r>
+        <w:t xml:space="preserve"> are constants.</w:t>
       </w:r>
     </w:p>
     <w:p>
@@ -2966,7 +5899,33 @@
           <w:i w:val="0"/>
           <w:sz w:val="24"/>
         </w:rPr>
-        <w:t>The table below shows corresponding values of d and L.</w:t>
+        <w:t xml:space="preserve">The table below shows corresponding values of </w:t>
+      </w:r>
+      <m:oMath>
+        <m:r>
+          <m:t xml:space="preserve">d</m:t>
+        </m:r>
+      </m:oMath>
+      <w:r>
+        <w:rPr>
+          <w:b w:val="0"/>
+          <w:i w:val="0"/>
+          <w:sz w:val="24"/>
+        </w:rPr>
+        <w:t xml:space="preserve"> and </w:t>
+      </w:r>
+      <m:oMath>
+        <m:r>
+          <m:t xml:space="preserve">L</m:t>
+        </m:r>
+      </m:oMath>
+      <w:r>
+        <w:rPr>
+          <w:b w:val="0"/>
+          <w:i w:val="0"/>
+          <w:sz w:val="24"/>
+        </w:rPr>
+        <w:t>.</w:t>
       </w:r>
     </w:p>
     <w:p>
@@ -2996,6 +5955,7 @@
           </w:tcPr>
           <w:p>
             <w:pPr>
+              <w:spacing w:after="0"/>
               <w:jc w:val="center"/>
             </w:pPr>
             <w:r>
@@ -3012,6 +5972,7 @@
           </w:tcPr>
           <w:p>
             <w:pPr>
+              <w:spacing w:after="0"/>
               <w:jc w:val="center"/>
             </w:pPr>
             <w:r>
@@ -3028,6 +5989,7 @@
           </w:tcPr>
           <w:p>
             <w:pPr>
+              <w:spacing w:after="0"/>
               <w:jc w:val="center"/>
             </w:pPr>
             <w:r>
@@ -3044,6 +6006,7 @@
           </w:tcPr>
           <w:p>
             <w:pPr>
+              <w:spacing w:after="0"/>
               <w:jc w:val="center"/>
             </w:pPr>
             <w:r>
@@ -3060,6 +6023,7 @@
           </w:tcPr>
           <w:p>
             <w:pPr>
+              <w:spacing w:after="0"/>
               <w:jc w:val="center"/>
             </w:pPr>
             <w:r>
@@ -3076,6 +6040,7 @@
           </w:tcPr>
           <w:p>
             <w:pPr>
+              <w:spacing w:after="0"/>
               <w:jc w:val="center"/>
             </w:pPr>
             <w:r>
@@ -3094,6 +6059,7 @@
           </w:tcPr>
           <w:p>
             <w:pPr>
+              <w:spacing w:after="0"/>
               <w:jc w:val="center"/>
             </w:pPr>
             <w:r>
@@ -3110,6 +6076,7 @@
           </w:tcPr>
           <w:p>
             <w:pPr>
+              <w:spacing w:after="0"/>
               <w:jc w:val="center"/>
             </w:pPr>
             <w:r>
@@ -3126,6 +6093,7 @@
           </w:tcPr>
           <w:p>
             <w:pPr>
+              <w:spacing w:after="0"/>
               <w:jc w:val="center"/>
             </w:pPr>
             <w:r>
@@ -3142,6 +6110,7 @@
           </w:tcPr>
           <w:p>
             <w:pPr>
+              <w:spacing w:after="0"/>
               <w:jc w:val="center"/>
             </w:pPr>
             <w:r>
@@ -3158,6 +6127,7 @@
           </w:tcPr>
           <w:p>
             <w:pPr>
+              <w:spacing w:after="0"/>
               <w:jc w:val="center"/>
             </w:pPr>
             <w:r>
@@ -3174,6 +6144,7 @@
           </w:tcPr>
           <w:p>
             <w:pPr>
+              <w:spacing w:after="0"/>
               <w:jc w:val="center"/>
             </w:pPr>
             <w:r>
@@ -3214,26 +6185,6 @@
         <w:tab/>
         <w:t>[4]</w:t>
       </w:r>
-    </w:p>
-    <w:p>
-      <w:pPr>
-        <w:spacing w:after="0"/>
-      </w:pPr>
-    </w:p>
-    <w:p>
-      <w:pPr>
-        <w:spacing w:after="0"/>
-      </w:pPr>
-    </w:p>
-    <w:p>
-      <w:pPr>
-        <w:spacing w:after="0"/>
-      </w:pPr>
-    </w:p>
-    <w:p>
-      <w:pPr>
-        <w:spacing w:after="0"/>
-      </w:pPr>
     </w:p>
     <w:p>
       <w:pPr>
@@ -3302,7 +6253,23 @@
         <w:tab/>
       </w:r>
       <w:r>
-        <w:t>Use your graph to estimate the value of A and of k.</w:t>
+        <w:t xml:space="preserve">Use your graph to estimate the value of </w:t>
+      </w:r>
+      <m:oMath>
+        <m:r>
+          <m:t xml:space="preserve">A</m:t>
+        </m:r>
+      </m:oMath>
+      <w:r>
+        <w:t xml:space="preserve"> and of </w:t>
+      </w:r>
+      <m:oMath>
+        <m:r>
+          <m:t xml:space="preserve">k</m:t>
+        </m:r>
+      </m:oMath>
+      <w:r>
+        <w:t>.</w:t>
       </w:r>
       <w:r>
         <w:tab/>
@@ -3391,7 +6358,6 @@
         <w:t>14</w:t>
         <w:tab/>
       </w:r>
-      <w:r/>
     </w:p>
     <w:p>
       <w:pPr>
@@ -3410,7 +6376,7 @@
         <w:tab/>
       </w:r>
       <w:r>
-        <w:t>Prove the identity   cos θ / (1 − sin θ)  −  (1 − sin θ) / cos θ  =  2 tan θ .</w:t>
+        <w:t>Prove the identity</w:t>
       </w:r>
       <w:r>
         <w:tab/>
@@ -3420,7 +6386,90 @@
     <w:p>
       <w:pPr>
         <w:spacing w:after="0"/>
-      </w:pPr>
+        <w:jc w:val="center"/>
+      </w:pPr>
+      <m:oMath>
+        <m:f>
+          <m:fPr>
+            <m:type m:val="bar"/>
+          </m:fPr>
+          <m:num>
+            <m:r>
+              <m:rPr>
+                <m:nor/>
+                <m:sty m:val="p"/>
+              </m:rPr>
+              <m:t xml:space="preserve">cos</m:t>
+            </m:r>
+            <m:r>
+              <m:t xml:space="preserve">θ</m:t>
+            </m:r>
+          </m:num>
+          <m:den>
+            <m:r>
+              <m:t xml:space="preserve">1 - </m:t>
+            </m:r>
+            <m:r>
+              <m:rPr>
+                <m:nor/>
+                <m:sty m:val="p"/>
+              </m:rPr>
+              <m:t xml:space="preserve">sin</m:t>
+            </m:r>
+            <m:r>
+              <m:t xml:space="preserve">θ</m:t>
+            </m:r>
+          </m:den>
+        </m:f>
+        <m:r>
+          <m:t xml:space="preserve"> - </m:t>
+        </m:r>
+        <m:f>
+          <m:fPr>
+            <m:type m:val="bar"/>
+          </m:fPr>
+          <m:num>
+            <m:r>
+              <m:t xml:space="preserve">1 - </m:t>
+            </m:r>
+            <m:r>
+              <m:rPr>
+                <m:nor/>
+                <m:sty m:val="p"/>
+              </m:rPr>
+              <m:t xml:space="preserve">sin</m:t>
+            </m:r>
+            <m:r>
+              <m:t xml:space="preserve">θ</m:t>
+            </m:r>
+          </m:num>
+          <m:den>
+            <m:r>
+              <m:rPr>
+                <m:nor/>
+                <m:sty m:val="p"/>
+              </m:rPr>
+              <m:t xml:space="preserve">cos</m:t>
+            </m:r>
+            <m:r>
+              <m:t xml:space="preserve">θ</m:t>
+            </m:r>
+          </m:den>
+        </m:f>
+        <m:r>
+          <m:t xml:space="preserve"> = 2</m:t>
+        </m:r>
+        <m:r>
+          <m:rPr>
+            <m:nor/>
+            <m:sty m:val="p"/>
+          </m:rPr>
+          <m:t xml:space="preserve">tan</m:t>
+        </m:r>
+        <m:r>
+          <m:t xml:space="preserve">θ</m:t>
+        </m:r>
+      </m:oMath>
     </w:p>
     <w:p>
       <w:pPr>
@@ -3499,12 +6548,140 @@
         <w:tab/>
       </w:r>
       <w:r>
-        <w:t>Hence, solve the equation   cos θ / (1 − sin θ)  −  (1 − sin θ) / cos θ  =  cot θ   for 0 ≤ θ ≤ 2π.</w:t>
+        <w:t>Hence, solve the equation</w:t>
       </w:r>
       <w:r>
         <w:tab/>
         <w:t>[4]</w:t>
       </w:r>
+    </w:p>
+    <w:p>
+      <w:pPr>
+        <w:spacing w:after="0"/>
+        <w:jc w:val="center"/>
+      </w:pPr>
+      <m:oMath>
+        <m:f>
+          <m:fPr>
+            <m:type m:val="bar"/>
+          </m:fPr>
+          <m:num>
+            <m:r>
+              <m:rPr>
+                <m:nor/>
+                <m:sty m:val="p"/>
+              </m:rPr>
+              <m:t xml:space="preserve">cos</m:t>
+            </m:r>
+            <m:r>
+              <m:t xml:space="preserve">θ</m:t>
+            </m:r>
+          </m:num>
+          <m:den>
+            <m:r>
+              <m:t xml:space="preserve">1 - </m:t>
+            </m:r>
+            <m:r>
+              <m:rPr>
+                <m:nor/>
+                <m:sty m:val="p"/>
+              </m:rPr>
+              <m:t xml:space="preserve">sin</m:t>
+            </m:r>
+            <m:r>
+              <m:t xml:space="preserve">θ</m:t>
+            </m:r>
+          </m:den>
+        </m:f>
+        <m:r>
+          <m:t xml:space="preserve"> - </m:t>
+        </m:r>
+        <m:f>
+          <m:fPr>
+            <m:type m:val="bar"/>
+          </m:fPr>
+          <m:num>
+            <m:r>
+              <m:t xml:space="preserve">1 - </m:t>
+            </m:r>
+            <m:r>
+              <m:rPr>
+                <m:nor/>
+                <m:sty m:val="p"/>
+              </m:rPr>
+              <m:t xml:space="preserve">sin</m:t>
+            </m:r>
+            <m:r>
+              <m:t xml:space="preserve">θ</m:t>
+            </m:r>
+          </m:num>
+          <m:den>
+            <m:r>
+              <m:rPr>
+                <m:nor/>
+                <m:sty m:val="p"/>
+              </m:rPr>
+              <m:t xml:space="preserve">cos</m:t>
+            </m:r>
+            <m:r>
+              <m:t xml:space="preserve">θ</m:t>
+            </m:r>
+          </m:den>
+        </m:f>
+        <m:r>
+          <m:t xml:space="preserve"> = </m:t>
+        </m:r>
+        <m:r>
+          <m:rPr>
+            <m:nor/>
+            <m:sty m:val="p"/>
+          </m:rPr>
+          <m:t xml:space="preserve">cot</m:t>
+        </m:r>
+        <m:r>
+          <m:t xml:space="preserve">θ</m:t>
+        </m:r>
+        <m:r>
+          <m:t xml:space="preserve"> </m:t>
+        </m:r>
+        <m:r>
+          <m:t xml:space="preserve"> </m:t>
+        </m:r>
+        <m:r>
+          <m:t xml:space="preserve"> </m:t>
+        </m:r>
+        <m:r>
+          <m:rPr>
+            <m:nor/>
+            <m:sty m:val="p"/>
+          </m:rPr>
+          <m:t xml:space="preserve">for </m:t>
+        </m:r>
+        <m:r>
+          <m:t xml:space="preserve"> 0 </m:t>
+        </m:r>
+        <m:r>
+          <m:t xml:space="preserve">≤</m:t>
+        </m:r>
+        <m:r>
+          <m:t xml:space="preserve"> </m:t>
+        </m:r>
+        <m:r>
+          <m:t xml:space="preserve">θ</m:t>
+        </m:r>
+        <m:r>
+          <m:t xml:space="preserve"> </m:t>
+        </m:r>
+        <m:r>
+          <m:t xml:space="preserve">≤</m:t>
+        </m:r>
+        <m:r>
+          <m:t xml:space="preserve"> 2</m:t>
+        </m:r>
+        <m:r>
+          <m:t xml:space="preserve">π</m:t>
+        </m:r>
+      </m:oMath>
     </w:p>
     <w:p>
       <w:r>
@@ -3528,7 +6705,15 @@
         <w:tab/>
       </w:r>
       <w:r>
-        <w:t>Use the result in part (a) to find the set of values of the constant k for which there are no solutions to the equation   cos θ / (1 − sin θ)  −  (1 − sin θ) / cos θ  =  k(1 + tan²θ).</w:t>
+        <w:t xml:space="preserve">Use the result in part (a) to find the set of values of the constant </w:t>
+      </w:r>
+      <m:oMath>
+        <m:r>
+          <m:t xml:space="preserve">k</m:t>
+        </m:r>
+      </m:oMath>
+      <w:r>
+        <w:t xml:space="preserve"> for which there are no solutions to the equation</w:t>
       </w:r>
       <w:r>
         <w:tab/>
@@ -3538,12 +6723,108 @@
     <w:p>
       <w:pPr>
         <w:spacing w:after="0"/>
-      </w:pPr>
-    </w:p>
-    <w:p>
-      <w:pPr>
-        <w:spacing w:after="0"/>
-      </w:pPr>
+        <w:jc w:val="center"/>
+      </w:pPr>
+      <m:oMath>
+        <m:f>
+          <m:fPr>
+            <m:type m:val="bar"/>
+          </m:fPr>
+          <m:num>
+            <m:r>
+              <m:rPr>
+                <m:nor/>
+                <m:sty m:val="p"/>
+              </m:rPr>
+              <m:t xml:space="preserve">cos</m:t>
+            </m:r>
+            <m:r>
+              <m:t xml:space="preserve">θ</m:t>
+            </m:r>
+          </m:num>
+          <m:den>
+            <m:r>
+              <m:t xml:space="preserve">1 - </m:t>
+            </m:r>
+            <m:r>
+              <m:rPr>
+                <m:nor/>
+                <m:sty m:val="p"/>
+              </m:rPr>
+              <m:t xml:space="preserve">sin</m:t>
+            </m:r>
+            <m:r>
+              <m:t xml:space="preserve">θ</m:t>
+            </m:r>
+          </m:den>
+        </m:f>
+        <m:r>
+          <m:t xml:space="preserve"> - </m:t>
+        </m:r>
+        <m:f>
+          <m:fPr>
+            <m:type m:val="bar"/>
+          </m:fPr>
+          <m:num>
+            <m:r>
+              <m:t xml:space="preserve">1 - </m:t>
+            </m:r>
+            <m:r>
+              <m:rPr>
+                <m:nor/>
+                <m:sty m:val="p"/>
+              </m:rPr>
+              <m:t xml:space="preserve">sin</m:t>
+            </m:r>
+            <m:r>
+              <m:t xml:space="preserve">θ</m:t>
+            </m:r>
+          </m:num>
+          <m:den>
+            <m:r>
+              <m:rPr>
+                <m:nor/>
+                <m:sty m:val="p"/>
+              </m:rPr>
+              <m:t xml:space="preserve">cos</m:t>
+            </m:r>
+            <m:r>
+              <m:t xml:space="preserve">θ</m:t>
+            </m:r>
+          </m:den>
+        </m:f>
+        <m:r>
+          <m:t xml:space="preserve"> = </m:t>
+        </m:r>
+        <m:r>
+          <m:t xml:space="preserve">k</m:t>
+        </m:r>
+        <m:r>
+          <m:t xml:space="preserve">(1 + </m:t>
+        </m:r>
+        <m:sSup>
+          <m:e>
+            <m:r>
+              <m:rPr>
+                <m:nor/>
+                <m:sty m:val="p"/>
+              </m:rPr>
+              <m:t xml:space="preserve">tan</m:t>
+            </m:r>
+          </m:e>
+          <m:sup>
+            <m:r>
+              <m:t xml:space="preserve">2</m:t>
+            </m:r>
+          </m:sup>
+        </m:sSup>
+        <m:r>
+          <m:t xml:space="preserve">θ</m:t>
+        </m:r>
+        <m:r>
+          <m:t xml:space="preserve">)</m:t>
+        </m:r>
+      </m:oMath>
     </w:p>
     <w:p>
       <w:pPr>

--- a/Sec3_EOY_AMath_Paper.docx
+++ b/Sec3_EOY_AMath_Paper.docx
@@ -808,7 +808,7 @@
                 <w:b w:val="0"/>
                 <w:sz w:val="20"/>
               </w:rPr>
-              <w:t>4</w:t>
+              <w:t>5</w:t>
             </w:r>
           </w:p>
         </w:tc>
@@ -969,7 +969,7 @@
                 <w:b w:val="0"/>
                 <w:sz w:val="20"/>
               </w:rPr>
-              <w:t>10</w:t>
+              <w:t>8</w:t>
             </w:r>
           </w:p>
         </w:tc>
@@ -1024,7 +1024,7 @@
                 <w:b w:val="0"/>
                 <w:sz w:val="20"/>
               </w:rPr>
-              <w:t>5</w:t>
+              <w:t>6</w:t>
             </w:r>
           </w:p>
         </w:tc>
@@ -3755,294 +3755,6 @@
         <w:tab/>
       </w:r>
       <w:r>
-        <w:t xml:space="preserve">The diagram below shows a plaque designed in the shape of an equilateral triangle sitting on top of a rectangle. The rectangle has height </w:t>
-      </w:r>
-      <m:oMath>
-        <m:r>
-          <m:t xml:space="preserve">p</m:t>
-        </m:r>
-      </m:oMath>
-      <w:r>
-        <w:t xml:space="preserve"> m and width </w:t>
-      </w:r>
-      <m:oMath>
-        <m:r>
-          <m:t xml:space="preserve">q</m:t>
-        </m:r>
-      </m:oMath>
-      <w:r>
-        <w:t xml:space="preserve"> m, and the equilateral triangle has side </w:t>
-      </w:r>
-      <m:oMath>
-        <m:r>
-          <m:t xml:space="preserve">q</m:t>
-        </m:r>
-      </m:oMath>
-      <w:r>
-        <w:t xml:space="preserve"> m.</w:t>
-      </w:r>
-    </w:p>
-    <w:p>
-      <w:pPr>
-        <w:spacing w:after="0"/>
-      </w:pPr>
-    </w:p>
-    <w:p>
-      <w:pPr>
-        <w:spacing w:after="0"/>
-        <w:jc w:val="center"/>
-      </w:pPr>
-      <w:r>
-        <w:drawing>
-          <wp:inline xmlns:a="http://schemas.openxmlformats.org/drawingml/2006/main" xmlns:pic="http://schemas.openxmlformats.org/drawingml/2006/picture">
-            <wp:extent cx="2015999" cy="2992045"/>
-            <wp:docPr id="1" name="Picture 1"/>
-            <wp:cNvGraphicFramePr>
-              <a:graphicFrameLocks noChangeAspect="1"/>
-            </wp:cNvGraphicFramePr>
-            <a:graphic>
-              <a:graphicData uri="http://schemas.openxmlformats.org/drawingml/2006/picture">
-                <pic:pic>
-                  <pic:nvPicPr>
-                    <pic:cNvPr id="0" name="plaque.png"/>
-                    <pic:cNvPicPr/>
-                  </pic:nvPicPr>
-                  <pic:blipFill>
-                    <a:blip r:embed="rId9"/>
-                    <a:stretch>
-                      <a:fillRect/>
-                    </a:stretch>
-                  </pic:blipFill>
-                  <pic:spPr>
-                    <a:xfrm>
-                      <a:off x="0" y="0"/>
-                      <a:ext cx="2015999" cy="2992045"/>
-                    </a:xfrm>
-                    <a:prstGeom prst="rect"/>
-                  </pic:spPr>
-                </pic:pic>
-              </a:graphicData>
-            </a:graphic>
-          </wp:inline>
-        </w:drawing>
-      </w:r>
-    </w:p>
-    <w:p>
-      <w:pPr>
-        <w:spacing w:after="0"/>
-      </w:pPr>
-    </w:p>
-    <w:p>
-      <w:pPr>
-        <w:tabs>
-          <w:tab w:pos="1474" w:val="left"/>
-          <w:tab w:pos="9071" w:val="right"/>
-        </w:tabs>
-        <w:spacing w:after="0"/>
-        <w:ind w:left="1474" w:hanging="624"/>
-      </w:pPr>
-      <w:r>
-        <w:rPr>
-          <w:b/>
-        </w:rPr>
-        <w:t>(i)</w:t>
-        <w:tab/>
-      </w:r>
-      <w:r>
-        <w:t xml:space="preserve">Given that the perimeter of the plaque is 10 m, express </w:t>
-      </w:r>
-      <m:oMath>
-        <m:r>
-          <m:t xml:space="preserve">p</m:t>
-        </m:r>
-      </m:oMath>
-      <w:r>
-        <w:t xml:space="preserve"> in terms of </w:t>
-      </w:r>
-      <m:oMath>
-        <m:r>
-          <m:t xml:space="preserve">q</m:t>
-        </m:r>
-      </m:oMath>
-      <w:r>
-        <w:t>.</w:t>
-      </w:r>
-      <w:r>
-        <w:tab/>
-        <w:t>[2]</w:t>
-      </w:r>
-    </w:p>
-    <w:p>
-      <w:pPr>
-        <w:spacing w:after="0"/>
-      </w:pPr>
-    </w:p>
-    <w:p>
-      <w:pPr>
-        <w:spacing w:after="0"/>
-      </w:pPr>
-    </w:p>
-    <w:p>
-      <w:pPr>
-        <w:spacing w:after="0"/>
-      </w:pPr>
-    </w:p>
-    <w:p>
-      <w:pPr>
-        <w:spacing w:after="0"/>
-      </w:pPr>
-    </w:p>
-    <w:p>
-      <w:pPr>
-        <w:spacing w:after="0"/>
-      </w:pPr>
-    </w:p>
-    <w:p>
-      <w:pPr>
-        <w:spacing w:after="0"/>
-      </w:pPr>
-    </w:p>
-    <w:p>
-      <w:pPr>
-        <w:spacing w:after="0"/>
-      </w:pPr>
-    </w:p>
-    <w:p>
-      <w:pPr>
-        <w:tabs>
-          <w:tab w:pos="1474" w:val="left"/>
-          <w:tab w:pos="9071" w:val="right"/>
-        </w:tabs>
-        <w:spacing w:after="0"/>
-        <w:ind w:left="1474" w:hanging="624"/>
-      </w:pPr>
-      <w:r>
-        <w:rPr>
-          <w:b/>
-        </w:rPr>
-        <w:t>(ii)</w:t>
-        <w:tab/>
-      </w:r>
-      <w:r>
-        <w:t xml:space="preserve">Show that the area of the plaque, </w:t>
-      </w:r>
-      <m:oMath>
-        <m:r>
-          <m:t xml:space="preserve">A</m:t>
-        </m:r>
-      </m:oMath>
-      <w:r>
-        <w:t xml:space="preserve"> m², is given by</w:t>
-      </w:r>
-      <w:r>
-        <w:tab/>
-        <w:t>[2]</w:t>
-      </w:r>
-    </w:p>
-    <w:p>
-      <w:pPr>
-        <w:spacing w:after="0"/>
-        <w:jc w:val="center"/>
-      </w:pPr>
-      <m:oMath>
-        <m:r>
-          <m:t xml:space="preserve">A</m:t>
-        </m:r>
-        <m:r>
-          <m:t xml:space="preserve"> = 5</m:t>
-        </m:r>
-        <m:r>
-          <m:t xml:space="preserve">q</m:t>
-        </m:r>
-        <m:r>
-          <m:t xml:space="preserve"> - </m:t>
-        </m:r>
-        <m:f>
-          <m:fPr>
-            <m:type m:val="bar"/>
-          </m:fPr>
-          <m:num>
-            <m:r>
-              <m:t xml:space="preserve">3</m:t>
-            </m:r>
-          </m:num>
-          <m:den>
-            <m:r>
-              <m:t xml:space="preserve">2</m:t>
-            </m:r>
-          </m:den>
-        </m:f>
-        <m:sSup>
-          <m:e>
-            <m:r>
-              <m:t xml:space="preserve">q</m:t>
-            </m:r>
-          </m:e>
-          <m:sup>
-            <m:r>
-              <m:t xml:space="preserve">2</m:t>
-            </m:r>
-          </m:sup>
-        </m:sSup>
-        <m:r>
-          <m:t xml:space="preserve"> + </m:t>
-        </m:r>
-        <m:f>
-          <m:fPr>
-            <m:type m:val="bar"/>
-          </m:fPr>
-          <m:num>
-            <m:rad>
-              <m:radPr>
-                <m:degHide m:val="1"/>
-              </m:radPr>
-              <m:deg/>
-              <m:e>
-                <m:r>
-                  <m:t xml:space="preserve">3</m:t>
-                </m:r>
-              </m:e>
-            </m:rad>
-          </m:num>
-          <m:den>
-            <m:r>
-              <m:t xml:space="preserve">4</m:t>
-            </m:r>
-          </m:den>
-        </m:f>
-        <m:sSup>
-          <m:e>
-            <m:r>
-              <m:t xml:space="preserve">q</m:t>
-            </m:r>
-          </m:e>
-          <m:sup>
-            <m:r>
-              <m:t xml:space="preserve">2</m:t>
-            </m:r>
-          </m:sup>
-        </m:sSup>
-      </m:oMath>
-    </w:p>
-    <w:p>
-      <w:r>
-        <w:br w:type="page"/>
-      </w:r>
-    </w:p>
-    <w:p>
-      <w:pPr>
-        <w:tabs>
-          <w:tab w:pos="850" w:val="left"/>
-          <w:tab w:pos="9071" w:val="right"/>
-        </w:tabs>
-        <w:spacing w:after="0"/>
-        <w:ind w:left="850" w:hanging="850"/>
-      </w:pPr>
-      <w:r>
-        <w:t>6</w:t>
-        <w:tab/>
-      </w:r>
-      <w:r>
         <w:t xml:space="preserve">Show that the line </w:t>
       </w:r>
       <m:oMath>
@@ -4128,7 +3840,7 @@
         <w:ind w:left="850" w:hanging="850"/>
       </w:pPr>
       <w:r>
-        <w:t>7</w:t>
+        <w:t>6</w:t>
         <w:tab/>
       </w:r>
       <w:r>
@@ -4243,6 +3955,340 @@
         <w:ind w:left="850" w:hanging="850"/>
       </w:pPr>
       <w:r>
+        <w:t>7</w:t>
+        <w:tab/>
+      </w:r>
+    </w:p>
+    <w:p>
+      <w:pPr>
+        <w:tabs>
+          <w:tab w:pos="1474" w:val="left"/>
+          <w:tab w:pos="9071" w:val="right"/>
+        </w:tabs>
+        <w:spacing w:after="0"/>
+        <w:ind w:left="1474" w:hanging="624"/>
+      </w:pPr>
+      <w:r>
+        <w:rPr>
+          <w:b/>
+        </w:rPr>
+        <w:t>(i)</w:t>
+        <w:tab/>
+      </w:r>
+      <w:r>
+        <w:t xml:space="preserve">Explain why </w:t>
+      </w:r>
+      <m:oMath>
+        <m:f>
+          <m:fPr>
+            <m:type m:val="bar"/>
+          </m:fPr>
+          <m:num>
+            <m:r>
+              <m:t xml:space="preserve">3</m:t>
+            </m:r>
+            <m:sSup>
+              <m:e>
+                <m:r>
+                  <m:t xml:space="preserve">x</m:t>
+                </m:r>
+              </m:e>
+              <m:sup>
+                <m:r>
+                  <m:t xml:space="preserve">2</m:t>
+                </m:r>
+              </m:sup>
+            </m:sSup>
+            <m:r>
+              <m:t xml:space="preserve"> + 3</m:t>
+            </m:r>
+            <m:r>
+              <m:t xml:space="preserve">x</m:t>
+            </m:r>
+            <m:r>
+              <m:t xml:space="preserve"> + 10</m:t>
+            </m:r>
+          </m:num>
+          <m:den>
+            <m:r>
+              <m:t xml:space="preserve">(</m:t>
+            </m:r>
+            <m:r>
+              <m:t xml:space="preserve">x</m:t>
+            </m:r>
+            <m:r>
+              <m:t xml:space="preserve"> + 1)(</m:t>
+            </m:r>
+            <m:sSup>
+              <m:e>
+                <m:r>
+                  <m:t xml:space="preserve">x</m:t>
+                </m:r>
+              </m:e>
+              <m:sup>
+                <m:r>
+                  <m:t xml:space="preserve">2</m:t>
+                </m:r>
+              </m:sup>
+            </m:sSup>
+            <m:r>
+              <m:t xml:space="preserve"> + 4)</m:t>
+            </m:r>
+          </m:den>
+        </m:f>
+      </m:oMath>
+      <w:r>
+        <w:t xml:space="preserve"> cannot be expressed in the form</w:t>
+      </w:r>
+      <w:r>
+        <w:tab/>
+        <w:t>[2]</w:t>
+      </w:r>
+    </w:p>
+    <w:p>
+      <w:pPr>
+        <w:spacing w:after="0"/>
+        <w:jc w:val="center"/>
+      </w:pPr>
+      <m:oMath>
+        <m:f>
+          <m:fPr>
+            <m:type m:val="bar"/>
+          </m:fPr>
+          <m:num>
+            <m:r>
+              <m:t xml:space="preserve">A</m:t>
+            </m:r>
+          </m:num>
+          <m:den>
+            <m:r>
+              <m:t xml:space="preserve">x</m:t>
+            </m:r>
+            <m:r>
+              <m:t xml:space="preserve"> + 1</m:t>
+            </m:r>
+          </m:den>
+        </m:f>
+        <m:r>
+          <m:t xml:space="preserve"> + </m:t>
+        </m:r>
+        <m:f>
+          <m:fPr>
+            <m:type m:val="bar"/>
+          </m:fPr>
+          <m:num>
+            <m:r>
+              <m:t xml:space="preserve">B</m:t>
+            </m:r>
+          </m:num>
+          <m:den>
+            <m:sSup>
+              <m:e>
+                <m:r>
+                  <m:t xml:space="preserve">x</m:t>
+                </m:r>
+              </m:e>
+              <m:sup>
+                <m:r>
+                  <m:t xml:space="preserve">2</m:t>
+                </m:r>
+              </m:sup>
+            </m:sSup>
+            <m:r>
+              <m:t xml:space="preserve"> + 4</m:t>
+            </m:r>
+          </m:den>
+        </m:f>
+        <m:r>
+          <m:t xml:space="preserve"> </m:t>
+        </m:r>
+        <m:r>
+          <m:rPr>
+            <m:nor/>
+            <m:sty m:val="p"/>
+          </m:rPr>
+          <m:t xml:space="preserve">, where </m:t>
+        </m:r>
+        <m:r>
+          <m:t xml:space="preserve"> </m:t>
+        </m:r>
+        <m:r>
+          <m:t xml:space="preserve">A</m:t>
+        </m:r>
+        <m:r>
+          <m:t xml:space="preserve"> </m:t>
+        </m:r>
+        <m:r>
+          <m:rPr>
+            <m:nor/>
+            <m:sty m:val="p"/>
+          </m:rPr>
+          <m:t xml:space="preserve"> and </m:t>
+        </m:r>
+        <m:r>
+          <m:t xml:space="preserve"> </m:t>
+        </m:r>
+        <m:r>
+          <m:t xml:space="preserve">B</m:t>
+        </m:r>
+        <m:r>
+          <m:t xml:space="preserve"> </m:t>
+        </m:r>
+        <m:r>
+          <m:rPr>
+            <m:nor/>
+            <m:sty m:val="p"/>
+          </m:rPr>
+          <m:t xml:space="preserve"> are constants.</m:t>
+        </m:r>
+      </m:oMath>
+    </w:p>
+    <w:p>
+      <w:pPr>
+        <w:spacing w:after="0"/>
+      </w:pPr>
+    </w:p>
+    <w:p>
+      <w:pPr>
+        <w:spacing w:after="0"/>
+      </w:pPr>
+    </w:p>
+    <w:p>
+      <w:pPr>
+        <w:spacing w:after="0"/>
+      </w:pPr>
+    </w:p>
+    <w:p>
+      <w:pPr>
+        <w:spacing w:after="0"/>
+      </w:pPr>
+    </w:p>
+    <w:p>
+      <w:pPr>
+        <w:spacing w:after="0"/>
+      </w:pPr>
+    </w:p>
+    <w:p>
+      <w:pPr>
+        <w:spacing w:after="0"/>
+      </w:pPr>
+    </w:p>
+    <w:p>
+      <w:pPr>
+        <w:spacing w:after="0"/>
+      </w:pPr>
+    </w:p>
+    <w:p>
+      <w:pPr>
+        <w:spacing w:after="0"/>
+      </w:pPr>
+    </w:p>
+    <w:p>
+      <w:pPr>
+        <w:spacing w:after="0"/>
+      </w:pPr>
+    </w:p>
+    <w:p>
+      <w:pPr>
+        <w:tabs>
+          <w:tab w:pos="1474" w:val="left"/>
+          <w:tab w:pos="9071" w:val="right"/>
+        </w:tabs>
+        <w:spacing w:after="0"/>
+        <w:ind w:left="1474" w:hanging="624"/>
+      </w:pPr>
+      <w:r>
+        <w:rPr>
+          <w:b/>
+        </w:rPr>
+        <w:t>(ii)</w:t>
+        <w:tab/>
+      </w:r>
+      <w:r>
+        <w:t xml:space="preserve">Express </w:t>
+      </w:r>
+      <m:oMath>
+        <m:f>
+          <m:fPr>
+            <m:type m:val="bar"/>
+          </m:fPr>
+          <m:num>
+            <m:r>
+              <m:t xml:space="preserve">3</m:t>
+            </m:r>
+            <m:sSup>
+              <m:e>
+                <m:r>
+                  <m:t xml:space="preserve">x</m:t>
+                </m:r>
+              </m:e>
+              <m:sup>
+                <m:r>
+                  <m:t xml:space="preserve">2</m:t>
+                </m:r>
+              </m:sup>
+            </m:sSup>
+            <m:r>
+              <m:t xml:space="preserve"> + 3</m:t>
+            </m:r>
+            <m:r>
+              <m:t xml:space="preserve">x</m:t>
+            </m:r>
+            <m:r>
+              <m:t xml:space="preserve"> + 10</m:t>
+            </m:r>
+          </m:num>
+          <m:den>
+            <m:r>
+              <m:t xml:space="preserve">(</m:t>
+            </m:r>
+            <m:r>
+              <m:t xml:space="preserve">x</m:t>
+            </m:r>
+            <m:r>
+              <m:t xml:space="preserve"> + 1)(</m:t>
+            </m:r>
+            <m:sSup>
+              <m:e>
+                <m:r>
+                  <m:t xml:space="preserve">x</m:t>
+                </m:r>
+              </m:e>
+              <m:sup>
+                <m:r>
+                  <m:t xml:space="preserve">2</m:t>
+                </m:r>
+              </m:sup>
+            </m:sSup>
+            <m:r>
+              <m:t xml:space="preserve"> + 4)</m:t>
+            </m:r>
+          </m:den>
+        </m:f>
+      </m:oMath>
+      <w:r>
+        <w:t xml:space="preserve"> in partial fractions.</w:t>
+      </w:r>
+      <w:r>
+        <w:tab/>
+        <w:t>[4]</w:t>
+      </w:r>
+    </w:p>
+    <w:p>
+      <w:r>
+        <w:br w:type="page"/>
+      </w:r>
+    </w:p>
+    <w:p>
+      <w:pPr>
+        <w:tabs>
+          <w:tab w:pos="850" w:val="left"/>
+          <w:tab w:pos="9071" w:val="right"/>
+        </w:tabs>
+        <w:spacing w:after="0"/>
+        <w:ind w:left="850" w:hanging="850"/>
+      </w:pPr>
+      <w:r>
         <w:t>8</w:t>
         <w:tab/>
       </w:r>
@@ -4874,7 +4920,7 @@
         <w:drawing>
           <wp:inline xmlns:a="http://schemas.openxmlformats.org/drawingml/2006/main" xmlns:pic="http://schemas.openxmlformats.org/drawingml/2006/picture">
             <wp:extent cx="4860000" cy="3181665"/>
-            <wp:docPr id="2" name="Picture 2"/>
+            <wp:docPr id="1" name="Picture 1"/>
             <wp:cNvGraphicFramePr>
               <a:graphicFrameLocks noChangeAspect="1"/>
             </wp:cNvGraphicFramePr>
@@ -4886,7 +4932,7 @@
                     <pic:cNvPicPr/>
                   </pic:nvPicPr>
                   <pic:blipFill>
-                    <a:blip r:embed="rId10"/>
+                    <a:blip r:embed="rId9"/>
                     <a:stretch>
                       <a:fillRect/>
                     </a:stretch>
@@ -6200,7 +6246,7 @@
         <w:drawing>
           <wp:inline xmlns:a="http://schemas.openxmlformats.org/drawingml/2006/main" xmlns:pic="http://schemas.openxmlformats.org/drawingml/2006/picture">
             <wp:extent cx="5220000" cy="6763851"/>
-            <wp:docPr id="3" name="Picture 3"/>
+            <wp:docPr id="2" name="Picture 2"/>
             <wp:cNvGraphicFramePr>
               <a:graphicFrameLocks noChangeAspect="1"/>
             </wp:cNvGraphicFramePr>
@@ -6212,7 +6258,7 @@
                     <pic:cNvPicPr/>
                   </pic:nvPicPr>
                   <pic:blipFill>
-                    <a:blip r:embed="rId11"/>
+                    <a:blip r:embed="rId10"/>
                     <a:stretch>
                       <a:fillRect/>
                     </a:stretch>
@@ -6274,70 +6320,6 @@
       <w:r>
         <w:tab/>
         <w:t>[4]</w:t>
-      </w:r>
-    </w:p>
-    <w:p>
-      <w:pPr>
-        <w:spacing w:after="0"/>
-      </w:pPr>
-    </w:p>
-    <w:p>
-      <w:pPr>
-        <w:spacing w:after="0"/>
-      </w:pPr>
-    </w:p>
-    <w:p>
-      <w:pPr>
-        <w:spacing w:after="0"/>
-      </w:pPr>
-    </w:p>
-    <w:p>
-      <w:pPr>
-        <w:spacing w:after="0"/>
-      </w:pPr>
-    </w:p>
-    <w:p>
-      <w:pPr>
-        <w:spacing w:after="0"/>
-      </w:pPr>
-    </w:p>
-    <w:p>
-      <w:pPr>
-        <w:spacing w:after="0"/>
-      </w:pPr>
-    </w:p>
-    <w:p>
-      <w:pPr>
-        <w:spacing w:after="0"/>
-      </w:pPr>
-    </w:p>
-    <w:p>
-      <w:pPr>
-        <w:spacing w:after="0"/>
-      </w:pPr>
-    </w:p>
-    <w:p>
-      <w:pPr>
-        <w:tabs>
-          <w:tab w:pos="1474" w:val="left"/>
-          <w:tab w:pos="9071" w:val="right"/>
-        </w:tabs>
-        <w:spacing w:after="0"/>
-        <w:ind w:left="1474" w:hanging="624"/>
-      </w:pPr>
-      <w:r>
-        <w:rPr>
-          <w:b/>
-        </w:rPr>
-        <w:t>(c)</w:t>
-        <w:tab/>
-      </w:r>
-      <w:r>
-        <w:t>Use your graph to estimate the distance from the buoy when the signal loss is 30 dB. Leave your answer to the nearest metre.</w:t>
-      </w:r>
-      <w:r>
-        <w:tab/>
-        <w:t>[2]</w:t>
       </w:r>
     </w:p>
     <w:p>

--- a/Sec3_EOY_AMath_Paper.docx
+++ b/Sec3_EOY_AMath_Paper.docx
@@ -317,12 +317,12 @@
         <w:tblLook w:firstColumn="1" w:firstRow="1" w:lastColumn="0" w:lastRow="0" w:noHBand="0" w:noVBand="1" w:val="04A0"/>
       </w:tblPr>
       <w:tblGrid>
-        <w:gridCol w:w="1624"/>
-        <w:gridCol w:w="1624"/>
-        <w:gridCol w:w="1624"/>
-        <w:gridCol w:w="1624"/>
-        <w:gridCol w:w="1624"/>
-        <w:gridCol w:w="1624"/>
+        <w:gridCol w:w="1569"/>
+        <w:gridCol w:w="1569"/>
+        <w:gridCol w:w="1569"/>
+        <w:gridCol w:w="1569"/>
+        <w:gridCol w:w="1569"/>
+        <w:gridCol w:w="1569"/>
       </w:tblGrid>
       <w:tr>
         <w:tc>
@@ -5987,17 +5987,17 @@
         <w:tblLook w:firstColumn="1" w:firstRow="1" w:lastColumn="0" w:lastRow="0" w:noHBand="0" w:noVBand="1" w:val="04A0"/>
       </w:tblPr>
       <w:tblGrid>
-        <w:gridCol w:w="1624"/>
-        <w:gridCol w:w="1624"/>
-        <w:gridCol w:w="1624"/>
-        <w:gridCol w:w="1624"/>
-        <w:gridCol w:w="1624"/>
-        <w:gridCol w:w="1624"/>
+        <w:gridCol w:w="1569"/>
+        <w:gridCol w:w="1569"/>
+        <w:gridCol w:w="1569"/>
+        <w:gridCol w:w="1569"/>
+        <w:gridCol w:w="1569"/>
+        <w:gridCol w:w="1569"/>
       </w:tblGrid>
       <w:tr>
         <w:tc>
           <w:tcPr>
-            <w:tcW w:type="dxa" w:w="1624"/>
+            <w:tcW w:type="dxa" w:w="1569"/>
           </w:tcPr>
           <w:p>
             <w:pPr>
@@ -6014,7 +6014,7 @@
         </w:tc>
         <w:tc>
           <w:tcPr>
-            <w:tcW w:type="dxa" w:w="1624"/>
+            <w:tcW w:type="dxa" w:w="1569"/>
           </w:tcPr>
           <w:p>
             <w:pPr>
@@ -6031,7 +6031,7 @@
         </w:tc>
         <w:tc>
           <w:tcPr>
-            <w:tcW w:type="dxa" w:w="1624"/>
+            <w:tcW w:type="dxa" w:w="1569"/>
           </w:tcPr>
           <w:p>
             <w:pPr>
@@ -6048,7 +6048,7 @@
         </w:tc>
         <w:tc>
           <w:tcPr>
-            <w:tcW w:type="dxa" w:w="1624"/>
+            <w:tcW w:type="dxa" w:w="1569"/>
           </w:tcPr>
           <w:p>
             <w:pPr>
@@ -6065,7 +6065,7 @@
         </w:tc>
         <w:tc>
           <w:tcPr>
-            <w:tcW w:type="dxa" w:w="1624"/>
+            <w:tcW w:type="dxa" w:w="1569"/>
           </w:tcPr>
           <w:p>
             <w:pPr>
@@ -6082,7 +6082,7 @@
         </w:tc>
         <w:tc>
           <w:tcPr>
-            <w:tcW w:type="dxa" w:w="1624"/>
+            <w:tcW w:type="dxa" w:w="1569"/>
           </w:tcPr>
           <w:p>
             <w:pPr>
@@ -6101,7 +6101,7 @@
       <w:tr>
         <w:tc>
           <w:tcPr>
-            <w:tcW w:type="dxa" w:w="1624"/>
+            <w:tcW w:type="dxa" w:w="1569"/>
           </w:tcPr>
           <w:p>
             <w:pPr>
@@ -6118,7 +6118,7 @@
         </w:tc>
         <w:tc>
           <w:tcPr>
-            <w:tcW w:type="dxa" w:w="1624"/>
+            <w:tcW w:type="dxa" w:w="1569"/>
           </w:tcPr>
           <w:p>
             <w:pPr>
@@ -6135,7 +6135,7 @@
         </w:tc>
         <w:tc>
           <w:tcPr>
-            <w:tcW w:type="dxa" w:w="1624"/>
+            <w:tcW w:type="dxa" w:w="1569"/>
           </w:tcPr>
           <w:p>
             <w:pPr>
@@ -6152,7 +6152,7 @@
         </w:tc>
         <w:tc>
           <w:tcPr>
-            <w:tcW w:type="dxa" w:w="1624"/>
+            <w:tcW w:type="dxa" w:w="1569"/>
           </w:tcPr>
           <w:p>
             <w:pPr>
@@ -6169,7 +6169,7 @@
         </w:tc>
         <w:tc>
           <w:tcPr>
-            <w:tcW w:type="dxa" w:w="1624"/>
+            <w:tcW w:type="dxa" w:w="1569"/>
           </w:tcPr>
           <w:p>
             <w:pPr>
@@ -6186,7 +6186,7 @@
         </w:tc>
         <w:tc>
           <w:tcPr>
-            <w:tcW w:type="dxa" w:w="1624"/>
+            <w:tcW w:type="dxa" w:w="1569"/>
           </w:tcPr>
           <w:p>
             <w:pPr>
@@ -6923,7 +6923,7 @@
       </w:r>
     </w:p>
     <w:sectPr>
-      <w:pgSz w:w="12240" w:h="15840"/>
+      <w:pgSz w:w="11906" w:h="16838"/>
       <w:pgMar w:top="1134" w:right="1247" w:bottom="1134" w:left="1247" w:header="720" w:footer="720" w:gutter="0"/>
       <w:cols w:space="720"/>
       <w:docGrid w:linePitch="360"/>
